--- a/Notes/Multi-Threading.docx
+++ b/Notes/Multi-Threading.docx
@@ -569,7 +569,7 @@
       </w:pPr>
       <w:r>
         <w:pict>
-          <v:rect id="_x0000_i1026" o:spt="1" style="height:1.5pt;width:432pt;" fillcolor="#A0A0A0" filled="t" stroked="f" coordsize="21600,21600" o:hr="t" o:hrstd="t" o:hralign="center">
+          <v:rect id="_x0000_i1025" o:spt="1" style="height:1.5pt;width:432pt;" fillcolor="#A0A0A0" filled="t" stroked="f" coordsize="21600,21600" o:hr="t" o:hrstd="t" o:hralign="center">
             <v:path/>
             <v:fill on="t" focussize="0,0"/>
             <v:stroke on="f"/>
@@ -767,6 +767,7 @@
     </w:p>
     <w:tbl>
       <w:tblPr>
+        <w:tblStyle w:val="4"/>
         <w:tblW w:w="0" w:type="auto"/>
         <w:tblCellSpacing w:w="15" w:type="dxa"/>
         <w:tblInd w:w="0" w:type="dxa"/>
@@ -778,7 +779,7 @@
           <w:insideH w:val="none" w:color="auto" w:sz="0" w:space="0"/>
           <w:insideV w:val="none" w:color="auto" w:sz="0" w:space="0"/>
         </w:tblBorders>
-        <w:shd w:val="clear"/>
+        <w:shd w:val="clear" w:color="auto" w:fill="auto"/>
         <w:tblLayout w:type="autofit"/>
         <w:tblCellMar>
           <w:top w:w="15" w:type="dxa"/>
@@ -801,7 +802,7 @@
             <w:insideH w:val="none" w:color="auto" w:sz="0" w:space="0"/>
             <w:insideV w:val="none" w:color="auto" w:sz="0" w:space="0"/>
           </w:tblBorders>
-          <w:shd w:val="clear"/>
+          <w:shd w:val="clear" w:color="auto" w:fill="auto"/>
           <w:tblCellMar>
             <w:top w:w="15" w:type="dxa"/>
             <w:left w:w="15" w:type="dxa"/>
@@ -816,7 +817,7 @@
         <w:tc>
           <w:tcPr>
             <w:tcW w:w="0" w:type="auto"/>
-            <w:shd w:val="clear"/>
+            <w:shd w:val="clear" w:color="auto" w:fill="auto"/>
             <w:vAlign w:val="center"/>
           </w:tcPr>
           <w:p>
@@ -848,7 +849,7 @@
         <w:tc>
           <w:tcPr>
             <w:tcW w:w="0" w:type="auto"/>
-            <w:shd w:val="clear"/>
+            <w:shd w:val="clear" w:color="auto" w:fill="auto"/>
             <w:vAlign w:val="center"/>
           </w:tcPr>
           <w:p>
@@ -888,7 +889,7 @@
             <w:insideH w:val="none" w:color="auto" w:sz="0" w:space="0"/>
             <w:insideV w:val="none" w:color="auto" w:sz="0" w:space="0"/>
           </w:tblBorders>
-          <w:shd w:val="clear"/>
+          <w:shd w:val="clear" w:color="auto" w:fill="auto"/>
           <w:tblCellMar>
             <w:top w:w="15" w:type="dxa"/>
             <w:left w:w="15" w:type="dxa"/>
@@ -902,7 +903,7 @@
         <w:tc>
           <w:tcPr>
             <w:tcW w:w="0" w:type="auto"/>
-            <w:shd w:val="clear"/>
+            <w:shd w:val="clear" w:color="auto" w:fill="auto"/>
             <w:vAlign w:val="center"/>
           </w:tcPr>
           <w:p>
@@ -928,7 +929,7 @@
         <w:tc>
           <w:tcPr>
             <w:tcW w:w="0" w:type="auto"/>
-            <w:shd w:val="clear"/>
+            <w:shd w:val="clear" w:color="auto" w:fill="auto"/>
             <w:vAlign w:val="center"/>
           </w:tcPr>
           <w:p>
@@ -962,7 +963,6 @@
             <w:insideH w:val="none" w:color="auto" w:sz="0" w:space="0"/>
             <w:insideV w:val="none" w:color="auto" w:sz="0" w:space="0"/>
           </w:tblBorders>
-          <w:shd w:val="clear"/>
           <w:tblCellMar>
             <w:top w:w="15" w:type="dxa"/>
             <w:left w:w="15" w:type="dxa"/>
@@ -976,7 +976,7 @@
         <w:tc>
           <w:tcPr>
             <w:tcW w:w="0" w:type="auto"/>
-            <w:shd w:val="clear"/>
+            <w:shd w:val="clear" w:color="auto" w:fill="auto"/>
             <w:vAlign w:val="center"/>
           </w:tcPr>
           <w:p>
@@ -1002,7 +1002,7 @@
         <w:tc>
           <w:tcPr>
             <w:tcW w:w="0" w:type="auto"/>
-            <w:shd w:val="clear"/>
+            <w:shd w:val="clear" w:color="auto" w:fill="auto"/>
             <w:vAlign w:val="center"/>
           </w:tcPr>
           <w:p>
@@ -1036,7 +1036,6 @@
             <w:insideH w:val="none" w:color="auto" w:sz="0" w:space="0"/>
             <w:insideV w:val="none" w:color="auto" w:sz="0" w:space="0"/>
           </w:tblBorders>
-          <w:shd w:val="clear"/>
           <w:tblCellMar>
             <w:top w:w="15" w:type="dxa"/>
             <w:left w:w="15" w:type="dxa"/>
@@ -1050,7 +1049,7 @@
         <w:tc>
           <w:tcPr>
             <w:tcW w:w="0" w:type="auto"/>
-            <w:shd w:val="clear"/>
+            <w:shd w:val="clear" w:color="auto" w:fill="auto"/>
             <w:vAlign w:val="center"/>
           </w:tcPr>
           <w:p>
@@ -1076,7 +1075,7 @@
         <w:tc>
           <w:tcPr>
             <w:tcW w:w="0" w:type="auto"/>
-            <w:shd w:val="clear"/>
+            <w:shd w:val="clear" w:color="auto" w:fill="auto"/>
             <w:vAlign w:val="center"/>
           </w:tcPr>
           <w:p>
@@ -1110,7 +1109,7 @@
             <w:insideH w:val="none" w:color="auto" w:sz="0" w:space="0"/>
             <w:insideV w:val="none" w:color="auto" w:sz="0" w:space="0"/>
           </w:tblBorders>
-          <w:shd w:val="clear"/>
+          <w:shd w:val="clear" w:color="auto" w:fill="auto"/>
           <w:tblCellMar>
             <w:top w:w="15" w:type="dxa"/>
             <w:left w:w="15" w:type="dxa"/>
@@ -1124,7 +1123,7 @@
         <w:tc>
           <w:tcPr>
             <w:tcW w:w="0" w:type="auto"/>
-            <w:shd w:val="clear"/>
+            <w:shd w:val="clear" w:color="auto" w:fill="auto"/>
             <w:vAlign w:val="center"/>
           </w:tcPr>
           <w:p>
@@ -1150,7 +1149,7 @@
         <w:tc>
           <w:tcPr>
             <w:tcW w:w="0" w:type="auto"/>
-            <w:shd w:val="clear"/>
+            <w:shd w:val="clear" w:color="auto" w:fill="auto"/>
             <w:vAlign w:val="center"/>
           </w:tcPr>
           <w:p>
@@ -3075,6 +3074,7 @@
             <w:insideH w:val="none" w:color="auto" w:sz="0" w:space="0"/>
             <w:insideV w:val="none" w:color="auto" w:sz="0" w:space="0"/>
           </w:tblBorders>
+          <w:shd w:val="clear" w:color="auto" w:fill="auto"/>
           <w:tblCellMar>
             <w:top w:w="15" w:type="dxa"/>
             <w:left w:w="15" w:type="dxa"/>
@@ -3944,7 +3944,7 @@
       </w:pPr>
       <w:r>
         <w:pict>
-          <v:rect id="_x0000_i1025" o:spt="1" style="height:1.5pt;width:432pt;" fillcolor="#A0A0A0" filled="t" stroked="f" coordsize="21600,21600" o:hr="t" o:hrstd="t" o:hralign="center">
+          <v:rect id="_x0000_i1026" o:spt="1" style="height:1.5pt;width:432pt;" fillcolor="#A0A0A0" filled="t" stroked="f" coordsize="21600,21600" o:hr="t" o:hrstd="t" o:hralign="center">
             <v:path/>
             <v:fill on="t" focussize="0,0"/>
             <v:stroke on="f"/>
@@ -7371,6 +7371,862 @@
           <w:rFonts w:hint="default"/>
         </w:rPr>
       </w:pPr>
+    </w:p>
+    <w:p>
+      <w:pPr>
+        <w:pStyle w:val="7"/>
+        <w:keepNext w:val="0"/>
+        <w:keepLines w:val="0"/>
+        <w:widowControl/>
+        <w:suppressLineNumbers w:val="0"/>
+        <w:rPr>
+          <w:rFonts w:hint="default"/>
+        </w:rPr>
+      </w:pPr>
+      <w:r>
+        <w:rPr>
+          <w:rFonts w:hint="default"/>
+        </w:rPr>
+        <w:t>Note:</w:t>
+      </w:r>
+    </w:p>
+    <w:p>
+      <w:pPr>
+        <w:pStyle w:val="7"/>
+        <w:keepNext w:val="0"/>
+        <w:keepLines w:val="0"/>
+        <w:widowControl/>
+        <w:suppressLineNumbers w:val="0"/>
+        <w:rPr>
+          <w:rFonts w:hint="default"/>
+        </w:rPr>
+      </w:pPr>
+      <w:r>
+        <w:rPr>
+          <w:rFonts w:hint="default"/>
+        </w:rPr>
+        <w:t>RUNNING is NOT a separate state in Java's Thread.State.</w:t>
+      </w:r>
+    </w:p>
+    <w:p>
+      <w:pPr>
+        <w:pStyle w:val="7"/>
+        <w:keepNext w:val="0"/>
+        <w:keepLines w:val="0"/>
+        <w:widowControl/>
+        <w:suppressLineNumbers w:val="0"/>
+        <w:rPr>
+          <w:rFonts w:hint="default"/>
+        </w:rPr>
+      </w:pPr>
+      <w:r>
+        <w:rPr>
+          <w:rFonts w:hint="default"/>
+        </w:rPr>
+        <w:t>A running thread is considered part of the RUNNABLE state.</w:t>
+      </w:r>
+    </w:p>
+    <w:p>
+      <w:pPr>
+        <w:rPr>
+          <w:rFonts w:hint="default"/>
+        </w:rPr>
+      </w:pPr>
+      <w:r>
+        <w:rPr>
+          <w:rFonts w:hint="default"/>
+        </w:rPr>
+        <w:br w:type="page"/>
+      </w:r>
+    </w:p>
+    <w:p>
+      <w:pPr>
+        <w:pStyle w:val="7"/>
+        <w:keepNext w:val="0"/>
+        <w:keepLines w:val="0"/>
+        <w:widowControl/>
+        <w:suppressLineNumbers w:val="0"/>
+        <w:rPr>
+          <w:rFonts w:hint="default"/>
+        </w:rPr>
+      </w:pPr>
+      <w:r>
+        <w:rPr>
+          <w:rFonts w:hint="default"/>
+        </w:rPr>
+        <w:br w:type="textWrapping"/>
+      </w:r>
+      <w:r>
+        <w:rPr>
+          <w:rFonts w:hint="default"/>
+          <w:color w:val="0000FF"/>
+          <w:sz w:val="36"/>
+          <w:szCs w:val="36"/>
+        </w:rPr>
+        <w:t>JOIN()</w:t>
+      </w:r>
+    </w:p>
+    <w:p>
+      <w:pPr>
+        <w:pStyle w:val="7"/>
+        <w:keepNext w:val="0"/>
+        <w:keepLines w:val="0"/>
+        <w:widowControl/>
+        <w:suppressLineNumbers w:val="0"/>
+        <w:rPr>
+          <w:rFonts w:hint="default"/>
+          <w:u w:val="single"/>
+        </w:rPr>
+      </w:pPr>
+      <w:r>
+        <w:rPr>
+          <w:rFonts w:hint="default"/>
+          <w:u w:val="single"/>
+        </w:rPr>
+        <w:t>Definition:</w:t>
+      </w:r>
+    </w:p>
+    <w:p>
+      <w:pPr>
+        <w:pStyle w:val="7"/>
+        <w:keepNext w:val="0"/>
+        <w:keepLines w:val="0"/>
+        <w:widowControl/>
+        <w:suppressLineNumbers w:val="0"/>
+        <w:rPr>
+          <w:rFonts w:hint="default"/>
+        </w:rPr>
+      </w:pPr>
+      <w:r>
+        <w:rPr>
+          <w:rFonts w:hint="default"/>
+        </w:rPr>
+        <w:t>join() is used when one thread needs to WAIT for another thread to finish its execution.</w:t>
+      </w:r>
+    </w:p>
+    <w:p>
+      <w:pPr>
+        <w:pStyle w:val="7"/>
+        <w:keepNext w:val="0"/>
+        <w:keepLines w:val="0"/>
+        <w:widowControl/>
+        <w:suppressLineNumbers w:val="0"/>
+        <w:rPr>
+          <w:rFonts w:hint="default"/>
+        </w:rPr>
+      </w:pPr>
+    </w:p>
+    <w:p>
+      <w:pPr>
+        <w:pStyle w:val="7"/>
+        <w:keepNext w:val="0"/>
+        <w:keepLines w:val="0"/>
+        <w:widowControl/>
+        <w:suppressLineNumbers w:val="0"/>
+        <w:rPr>
+          <w:rFonts w:hint="default"/>
+          <w:u w:val="single"/>
+        </w:rPr>
+      </w:pPr>
+      <w:r>
+        <w:rPr>
+          <w:rFonts w:hint="default"/>
+          <w:u w:val="single"/>
+        </w:rPr>
+        <w:t>Syntax:</w:t>
+      </w:r>
+    </w:p>
+    <w:p>
+      <w:pPr>
+        <w:pStyle w:val="7"/>
+        <w:keepNext w:val="0"/>
+        <w:keepLines w:val="0"/>
+        <w:widowControl/>
+        <w:suppressLineNumbers w:val="0"/>
+        <w:rPr>
+          <w:rFonts w:hint="default"/>
+        </w:rPr>
+      </w:pPr>
+      <w:r>
+        <w:rPr>
+          <w:rFonts w:hint="default"/>
+        </w:rPr>
+        <w:t>thread.join();</w:t>
+      </w:r>
+    </w:p>
+    <w:p>
+      <w:pPr>
+        <w:pStyle w:val="7"/>
+        <w:keepNext w:val="0"/>
+        <w:keepLines w:val="0"/>
+        <w:widowControl/>
+        <w:suppressLineNumbers w:val="0"/>
+        <w:rPr>
+          <w:rFonts w:hint="default"/>
+        </w:rPr>
+      </w:pPr>
+    </w:p>
+    <w:p>
+      <w:pPr>
+        <w:pStyle w:val="7"/>
+        <w:keepNext w:val="0"/>
+        <w:keepLines w:val="0"/>
+        <w:widowControl/>
+        <w:suppressLineNumbers w:val="0"/>
+        <w:rPr>
+          <w:rFonts w:hint="default"/>
+          <w:u w:val="single"/>
+        </w:rPr>
+      </w:pPr>
+      <w:r>
+        <w:rPr>
+          <w:rFonts w:hint="default"/>
+          <w:u w:val="single"/>
+        </w:rPr>
+        <w:t>Example:</w:t>
+      </w:r>
+    </w:p>
+    <w:p>
+      <w:pPr>
+        <w:pStyle w:val="7"/>
+        <w:keepNext w:val="0"/>
+        <w:keepLines w:val="0"/>
+        <w:widowControl/>
+        <w:suppressLineNumbers w:val="0"/>
+        <w:rPr>
+          <w:rFonts w:hint="default"/>
+        </w:rPr>
+      </w:pPr>
+      <w:r>
+        <w:rPr>
+          <w:rFonts w:hint="default"/>
+        </w:rPr>
+        <w:t>Thread t1 = new Thread(() -&gt; {</w:t>
+      </w:r>
+    </w:p>
+    <w:p>
+      <w:pPr>
+        <w:pStyle w:val="7"/>
+        <w:keepNext w:val="0"/>
+        <w:keepLines w:val="0"/>
+        <w:widowControl/>
+        <w:suppressLineNumbers w:val="0"/>
+        <w:rPr>
+          <w:rFonts w:hint="default"/>
+        </w:rPr>
+      </w:pPr>
+      <w:r>
+        <w:rPr>
+          <w:rFonts w:hint="default"/>
+        </w:rPr>
+        <w:t xml:space="preserve">    // some task</w:t>
+      </w:r>
+    </w:p>
+    <w:p>
+      <w:pPr>
+        <w:pStyle w:val="7"/>
+        <w:keepNext w:val="0"/>
+        <w:keepLines w:val="0"/>
+        <w:widowControl/>
+        <w:suppressLineNumbers w:val="0"/>
+        <w:rPr>
+          <w:rFonts w:hint="default"/>
+        </w:rPr>
+      </w:pPr>
+      <w:r>
+        <w:rPr>
+          <w:rFonts w:hint="default"/>
+        </w:rPr>
+        <w:t>});</w:t>
+      </w:r>
+    </w:p>
+    <w:p>
+      <w:pPr>
+        <w:pStyle w:val="7"/>
+        <w:keepNext w:val="0"/>
+        <w:keepLines w:val="0"/>
+        <w:widowControl/>
+        <w:suppressLineNumbers w:val="0"/>
+        <w:rPr>
+          <w:rFonts w:hint="default"/>
+        </w:rPr>
+      </w:pPr>
+      <w:r>
+        <w:rPr>
+          <w:rFonts w:hint="default"/>
+        </w:rPr>
+        <w:t>t1.start();</w:t>
+      </w:r>
+    </w:p>
+    <w:p>
+      <w:pPr>
+        <w:pStyle w:val="7"/>
+        <w:keepNext w:val="0"/>
+        <w:keepLines w:val="0"/>
+        <w:widowControl/>
+        <w:suppressLineNumbers w:val="0"/>
+        <w:rPr>
+          <w:rFonts w:hint="default"/>
+        </w:rPr>
+      </w:pPr>
+      <w:r>
+        <w:rPr>
+          <w:rFonts w:hint="default"/>
+        </w:rPr>
+        <w:t>t1.join();</w:t>
+      </w:r>
+    </w:p>
+    <w:p>
+      <w:pPr>
+        <w:pStyle w:val="7"/>
+        <w:keepNext w:val="0"/>
+        <w:keepLines w:val="0"/>
+        <w:widowControl/>
+        <w:suppressLineNumbers w:val="0"/>
+        <w:rPr>
+          <w:rFonts w:hint="default"/>
+        </w:rPr>
+      </w:pPr>
+      <w:r>
+        <w:rPr>
+          <w:rFonts w:hint="default"/>
+        </w:rPr>
+        <w:t>// This code executes only after t1 finishes.</w:t>
+      </w:r>
+    </w:p>
+    <w:p>
+      <w:pPr>
+        <w:pStyle w:val="7"/>
+        <w:keepNext w:val="0"/>
+        <w:keepLines w:val="0"/>
+        <w:widowControl/>
+        <w:suppressLineNumbers w:val="0"/>
+        <w:rPr>
+          <w:rFonts w:hint="default"/>
+          <w:u w:val="single"/>
+        </w:rPr>
+      </w:pPr>
+    </w:p>
+    <w:p>
+      <w:pPr>
+        <w:pStyle w:val="7"/>
+        <w:keepNext w:val="0"/>
+        <w:keepLines w:val="0"/>
+        <w:widowControl/>
+        <w:suppressLineNumbers w:val="0"/>
+        <w:rPr>
+          <w:rFonts w:hint="default"/>
+          <w:u w:val="single"/>
+        </w:rPr>
+      </w:pPr>
+      <w:r>
+        <w:rPr>
+          <w:rFonts w:hint="default"/>
+          <w:u w:val="single"/>
+        </w:rPr>
+        <w:t>WHY DO WE USE join()?</w:t>
+      </w:r>
+    </w:p>
+    <w:p>
+      <w:pPr>
+        <w:pStyle w:val="7"/>
+        <w:keepNext w:val="0"/>
+        <w:keepLines w:val="0"/>
+        <w:widowControl/>
+        <w:suppressLineNumbers w:val="0"/>
+        <w:rPr>
+          <w:rFonts w:hint="default"/>
+          <w:u w:val="single"/>
+        </w:rPr>
+      </w:pPr>
+      <w:r>
+        <w:rPr>
+          <w:rFonts w:hint="default"/>
+          <w:u w:val="single"/>
+        </w:rPr>
+        <w:t>Without join():</w:t>
+      </w:r>
+    </w:p>
+    <w:p>
+      <w:pPr>
+        <w:pStyle w:val="7"/>
+        <w:keepNext w:val="0"/>
+        <w:keepLines w:val="0"/>
+        <w:widowControl/>
+        <w:suppressLineNumbers w:val="0"/>
+        <w:rPr>
+          <w:rFonts w:hint="default"/>
+        </w:rPr>
+      </w:pPr>
+      <w:r>
+        <w:rPr>
+          <w:rFonts w:hint="default"/>
+        </w:rPr>
+        <w:t xml:space="preserve">    Main Thread → starts t1</w:t>
+      </w:r>
+    </w:p>
+    <w:p>
+      <w:pPr>
+        <w:pStyle w:val="7"/>
+        <w:keepNext w:val="0"/>
+        <w:keepLines w:val="0"/>
+        <w:widowControl/>
+        <w:suppressLineNumbers w:val="0"/>
+        <w:rPr>
+          <w:rFonts w:hint="default"/>
+        </w:rPr>
+      </w:pPr>
+      <w:r>
+        <w:rPr>
+          <w:rFonts w:hint="default"/>
+        </w:rPr>
+        <w:t xml:space="preserve">    Main Thread → continues immediately</w:t>
+      </w:r>
+    </w:p>
+    <w:p>
+      <w:pPr>
+        <w:pStyle w:val="7"/>
+        <w:keepNext w:val="0"/>
+        <w:keepLines w:val="0"/>
+        <w:widowControl/>
+        <w:suppressLineNumbers w:val="0"/>
+        <w:rPr>
+          <w:rFonts w:hint="default"/>
+        </w:rPr>
+      </w:pPr>
+      <w:r>
+        <w:rPr>
+          <w:rFonts w:hint="default"/>
+        </w:rPr>
+        <w:t xml:space="preserve">    t1 → runs independently</w:t>
+      </w:r>
+    </w:p>
+    <w:p>
+      <w:pPr>
+        <w:pStyle w:val="7"/>
+        <w:keepNext w:val="0"/>
+        <w:keepLines w:val="0"/>
+        <w:widowControl/>
+        <w:suppressLineNumbers w:val="0"/>
+        <w:rPr>
+          <w:rFonts w:hint="default"/>
+          <w:u w:val="single"/>
+        </w:rPr>
+      </w:pPr>
+    </w:p>
+    <w:p>
+      <w:pPr>
+        <w:pStyle w:val="7"/>
+        <w:keepNext w:val="0"/>
+        <w:keepLines w:val="0"/>
+        <w:widowControl/>
+        <w:suppressLineNumbers w:val="0"/>
+        <w:rPr>
+          <w:rFonts w:hint="default"/>
+          <w:u w:val="single"/>
+        </w:rPr>
+      </w:pPr>
+      <w:r>
+        <w:rPr>
+          <w:rFonts w:hint="default"/>
+          <w:u w:val="single"/>
+        </w:rPr>
+        <w:t>With join():</w:t>
+      </w:r>
+    </w:p>
+    <w:p>
+      <w:pPr>
+        <w:pStyle w:val="7"/>
+        <w:keepNext w:val="0"/>
+        <w:keepLines w:val="0"/>
+        <w:widowControl/>
+        <w:suppressLineNumbers w:val="0"/>
+        <w:rPr>
+          <w:rFonts w:hint="default"/>
+        </w:rPr>
+      </w:pPr>
+      <w:r>
+        <w:rPr>
+          <w:rFonts w:hint="default"/>
+        </w:rPr>
+        <w:t xml:space="preserve">    Main Thread → starts t1</w:t>
+      </w:r>
+    </w:p>
+    <w:p>
+      <w:pPr>
+        <w:pStyle w:val="7"/>
+        <w:keepNext w:val="0"/>
+        <w:keepLines w:val="0"/>
+        <w:widowControl/>
+        <w:suppressLineNumbers w:val="0"/>
+        <w:rPr>
+          <w:rFonts w:hint="default"/>
+        </w:rPr>
+      </w:pPr>
+      <w:r>
+        <w:rPr>
+          <w:rFonts w:hint="default"/>
+        </w:rPr>
+        <w:t xml:space="preserve">    Main Thread → WAITS</w:t>
+      </w:r>
+    </w:p>
+    <w:p>
+      <w:pPr>
+        <w:pStyle w:val="7"/>
+        <w:keepNext w:val="0"/>
+        <w:keepLines w:val="0"/>
+        <w:widowControl/>
+        <w:suppressLineNumbers w:val="0"/>
+        <w:rPr>
+          <w:rFonts w:hint="default"/>
+        </w:rPr>
+      </w:pPr>
+      <w:r>
+        <w:rPr>
+          <w:rFonts w:hint="default"/>
+        </w:rPr>
+        <w:t xml:space="preserve">    t1 → finishes</w:t>
+      </w:r>
+    </w:p>
+    <w:p>
+      <w:pPr>
+        <w:pStyle w:val="7"/>
+        <w:keepNext w:val="0"/>
+        <w:keepLines w:val="0"/>
+        <w:widowControl/>
+        <w:suppressLineNumbers w:val="0"/>
+        <w:rPr>
+          <w:rFonts w:hint="default"/>
+        </w:rPr>
+      </w:pPr>
+      <w:r>
+        <w:rPr>
+          <w:rFonts w:hint="default"/>
+        </w:rPr>
+        <w:t xml:space="preserve">    Main Thread → continues</w:t>
+      </w:r>
+    </w:p>
+    <w:p>
+      <w:pPr>
+        <w:pStyle w:val="7"/>
+        <w:keepNext w:val="0"/>
+        <w:keepLines w:val="0"/>
+        <w:widowControl/>
+        <w:suppressLineNumbers w:val="0"/>
+        <w:rPr>
+          <w:rFonts w:hint="default"/>
+        </w:rPr>
+      </w:pPr>
+    </w:p>
+    <w:p>
+      <w:pPr>
+        <w:pStyle w:val="7"/>
+        <w:keepNext w:val="0"/>
+        <w:keepLines w:val="0"/>
+        <w:widowControl/>
+        <w:suppressLineNumbers w:val="0"/>
+        <w:rPr>
+          <w:rFonts w:hint="default"/>
+        </w:rPr>
+      </w:pPr>
+    </w:p>
+    <w:p>
+      <w:pPr>
+        <w:pStyle w:val="7"/>
+        <w:keepNext w:val="0"/>
+        <w:keepLines w:val="0"/>
+        <w:widowControl/>
+        <w:suppressLineNumbers w:val="0"/>
+        <w:rPr>
+          <w:rFonts w:hint="default"/>
+          <w:u w:val="single"/>
+        </w:rPr>
+      </w:pPr>
+      <w:r>
+        <w:rPr>
+          <w:rFonts w:hint="default"/>
+          <w:u w:val="single"/>
+        </w:rPr>
+        <w:t>IMPORTANT:</w:t>
+      </w:r>
+    </w:p>
+    <w:p>
+      <w:pPr>
+        <w:pStyle w:val="7"/>
+        <w:keepNext w:val="0"/>
+        <w:keepLines w:val="0"/>
+        <w:widowControl/>
+        <w:suppressLineNumbers w:val="0"/>
+        <w:rPr>
+          <w:rFonts w:hint="default"/>
+        </w:rPr>
+      </w:pPr>
+      <w:r>
+        <w:rPr>
+          <w:rFonts w:hint="default"/>
+        </w:rPr>
+        <w:t>join() makes the CURRENT thread wait.</w:t>
+      </w:r>
+    </w:p>
+    <w:p>
+      <w:pPr>
+        <w:pStyle w:val="7"/>
+        <w:keepNext w:val="0"/>
+        <w:keepLines w:val="0"/>
+        <w:widowControl/>
+        <w:suppressLineNumbers w:val="0"/>
+        <w:rPr>
+          <w:rFonts w:hint="default"/>
+        </w:rPr>
+      </w:pPr>
+      <w:r>
+        <w:rPr>
+          <w:rFonts w:hint="default"/>
+        </w:rPr>
+        <w:t>If main() calls:</w:t>
+      </w:r>
+    </w:p>
+    <w:p>
+      <w:pPr>
+        <w:pStyle w:val="7"/>
+        <w:keepNext w:val="0"/>
+        <w:keepLines w:val="0"/>
+        <w:widowControl/>
+        <w:suppressLineNumbers w:val="0"/>
+        <w:rPr>
+          <w:rFonts w:hint="default"/>
+        </w:rPr>
+      </w:pPr>
+      <w:r>
+        <w:rPr>
+          <w:rFonts w:hint="default"/>
+        </w:rPr>
+        <w:t>t1.join();</w:t>
+      </w:r>
+    </w:p>
+    <w:p>
+      <w:pPr>
+        <w:pStyle w:val="7"/>
+        <w:keepNext w:val="0"/>
+        <w:keepLines w:val="0"/>
+        <w:widowControl/>
+        <w:suppressLineNumbers w:val="0"/>
+        <w:rPr>
+          <w:rFonts w:hint="default"/>
+        </w:rPr>
+      </w:pPr>
+      <w:r>
+        <w:rPr>
+          <w:rFonts w:hint="default"/>
+        </w:rPr>
+        <w:t>then the main thread waits for t1 to finish.</w:t>
+      </w:r>
+    </w:p>
+    <w:p>
+      <w:pPr>
+        <w:pStyle w:val="7"/>
+        <w:keepNext w:val="0"/>
+        <w:keepLines w:val="0"/>
+        <w:widowControl/>
+        <w:suppressLineNumbers w:val="0"/>
+        <w:rPr>
+          <w:rFonts w:hint="default"/>
+        </w:rPr>
+      </w:pPr>
+    </w:p>
+    <w:p>
+      <w:pPr>
+        <w:pStyle w:val="7"/>
+        <w:keepNext w:val="0"/>
+        <w:keepLines w:val="0"/>
+        <w:widowControl/>
+        <w:suppressLineNumbers w:val="0"/>
+        <w:rPr>
+          <w:rFonts w:hint="default"/>
+        </w:rPr>
+      </w:pPr>
+      <w:r>
+        <w:rPr>
+          <w:rFonts w:hint="default"/>
+        </w:rPr>
+        <w:t>WHERE IS IT USED IN DEVELOPMENT?</w:t>
+      </w:r>
+    </w:p>
+    <w:p>
+      <w:pPr>
+        <w:pStyle w:val="7"/>
+        <w:keepNext w:val="0"/>
+        <w:keepLines w:val="0"/>
+        <w:widowControl/>
+        <w:suppressLineNumbers w:val="0"/>
+        <w:rPr>
+          <w:rFonts w:hint="default"/>
+        </w:rPr>
+      </w:pPr>
+      <w:r>
+        <w:rPr>
+          <w:rFonts w:hint="default"/>
+        </w:rPr>
+        <w:t>Used when one task depends on another thread completing first.</w:t>
+      </w:r>
+    </w:p>
+    <w:p>
+      <w:pPr>
+        <w:pStyle w:val="7"/>
+        <w:keepNext w:val="0"/>
+        <w:keepLines w:val="0"/>
+        <w:widowControl/>
+        <w:suppressLineNumbers w:val="0"/>
+        <w:rPr>
+          <w:rFonts w:hint="default"/>
+        </w:rPr>
+      </w:pPr>
+    </w:p>
+    <w:p>
+      <w:pPr>
+        <w:pStyle w:val="7"/>
+        <w:keepNext w:val="0"/>
+        <w:keepLines w:val="0"/>
+        <w:widowControl/>
+        <w:suppressLineNumbers w:val="0"/>
+        <w:rPr>
+          <w:rFonts w:hint="default"/>
+        </w:rPr>
+      </w:pPr>
+      <w:r>
+        <w:rPr>
+          <w:rFonts w:hint="default"/>
+        </w:rPr>
+        <w:t>Example:</w:t>
+      </w:r>
+    </w:p>
+    <w:p>
+      <w:pPr>
+        <w:pStyle w:val="7"/>
+        <w:keepNext w:val="0"/>
+        <w:keepLines w:val="0"/>
+        <w:widowControl/>
+        <w:suppressLineNumbers w:val="0"/>
+        <w:rPr>
+          <w:rFonts w:hint="default"/>
+        </w:rPr>
+      </w:pPr>
+      <w:r>
+        <w:rPr>
+          <w:rFonts w:hint="default"/>
+        </w:rPr>
+        <w:t>- Start a background calculation</w:t>
+      </w:r>
+    </w:p>
+    <w:p>
+      <w:pPr>
+        <w:pStyle w:val="7"/>
+        <w:keepNext w:val="0"/>
+        <w:keepLines w:val="0"/>
+        <w:widowControl/>
+        <w:suppressLineNumbers w:val="0"/>
+        <w:rPr>
+          <w:rFonts w:hint="default"/>
+        </w:rPr>
+      </w:pPr>
+      <w:r>
+        <w:rPr>
+          <w:rFonts w:hint="default"/>
+        </w:rPr>
+        <w:t>- Wait for it to finish</w:t>
+      </w:r>
+    </w:p>
+    <w:p>
+      <w:pPr>
+        <w:pStyle w:val="7"/>
+        <w:keepNext w:val="0"/>
+        <w:keepLines w:val="0"/>
+        <w:widowControl/>
+        <w:suppressLineNumbers w:val="0"/>
+        <w:rPr>
+          <w:rFonts w:hint="default"/>
+        </w:rPr>
+      </w:pPr>
+      <w:r>
+        <w:rPr>
+          <w:rFonts w:hint="default"/>
+        </w:rPr>
+        <w:t>- Use its result in the next step</w:t>
+      </w:r>
+    </w:p>
+    <w:p>
+      <w:pPr>
+        <w:pStyle w:val="7"/>
+        <w:keepNext w:val="0"/>
+        <w:keepLines w:val="0"/>
+        <w:widowControl/>
+        <w:suppressLineNumbers w:val="0"/>
+        <w:rPr>
+          <w:rFonts w:hint="default"/>
+        </w:rPr>
+      </w:pPr>
+    </w:p>
+    <w:p>
+      <w:pPr>
+        <w:pStyle w:val="7"/>
+        <w:keepNext w:val="0"/>
+        <w:keepLines w:val="0"/>
+        <w:widowControl/>
+        <w:suppressLineNumbers w:val="0"/>
+        <w:rPr>
+          <w:rFonts w:hint="default"/>
+        </w:rPr>
+      </w:pPr>
+      <w:r>
+        <w:rPr>
+          <w:rFonts w:hint="default"/>
+        </w:rPr>
+        <w:t>It is useful when you need a specific execution order between threads.</w:t>
+      </w:r>
+    </w:p>
+    <w:p>
+      <w:pPr>
+        <w:pStyle w:val="7"/>
+        <w:keepNext w:val="0"/>
+        <w:keepLines w:val="0"/>
+        <w:widowControl/>
+        <w:suppressLineNumbers w:val="0"/>
+        <w:rPr>
+          <w:rFonts w:hint="default"/>
+          <w:u w:val="single"/>
+        </w:rPr>
+      </w:pPr>
+      <w:r>
+        <w:rPr>
+          <w:rFonts w:hint="default"/>
+          <w:u w:val="single"/>
+        </w:rPr>
+        <w:t>In modern production code, ExecutorService, Future, and CompletableFuture are often preferred for coordinating tasks, but join() is still important for basic thread coordination and interviews.</w:t>
+      </w:r>
+    </w:p>
+    <w:p>
+      <w:pPr>
+        <w:pStyle w:val="7"/>
+        <w:keepNext w:val="0"/>
+        <w:keepLines w:val="0"/>
+        <w:widowControl/>
+        <w:suppressLineNumbers w:val="0"/>
+        <w:rPr>
+          <w:rFonts w:hint="default"/>
+        </w:rPr>
+      </w:pPr>
+    </w:p>
+    <w:p>
+      <w:pPr>
+        <w:pStyle w:val="7"/>
+        <w:keepNext w:val="0"/>
+        <w:keepLines w:val="0"/>
+        <w:widowControl/>
+        <w:suppressLineNumbers w:val="0"/>
+        <w:rPr>
+          <w:rFonts w:hint="default"/>
+        </w:rPr>
+      </w:pPr>
       <w:bookmarkStart w:id="0" w:name="_GoBack"/>
       <w:bookmarkEnd w:id="0"/>
     </w:p>
@@ -7383,46 +8239,33 @@
         <w:suppressLineNumbers w:val="0"/>
         <w:rPr>
           <w:rFonts w:hint="default"/>
-        </w:rPr>
-      </w:pPr>
-      <w:r>
-        <w:rPr>
-          <w:rFonts w:hint="default"/>
-        </w:rPr>
-        <w:t>Note:</w:t>
-      </w:r>
-    </w:p>
-    <w:p>
-      <w:pPr>
-        <w:pStyle w:val="7"/>
-        <w:keepNext w:val="0"/>
-        <w:keepLines w:val="0"/>
-        <w:widowControl/>
-        <w:suppressLineNumbers w:val="0"/>
-        <w:rPr>
-          <w:rFonts w:hint="default"/>
-        </w:rPr>
-      </w:pPr>
-      <w:r>
-        <w:rPr>
-          <w:rFonts w:hint="default"/>
-        </w:rPr>
-        <w:t>RUNNING is NOT a separate state in Java's Thread.State.</w:t>
-      </w:r>
-    </w:p>
-    <w:p>
-      <w:pPr>
-        <w:pStyle w:val="7"/>
-        <w:keepNext w:val="0"/>
-        <w:keepLines w:val="0"/>
-        <w:widowControl/>
-        <w:suppressLineNumbers w:val="0"/>
-      </w:pPr>
-      <w:r>
-        <w:rPr>
-          <w:rFonts w:hint="default"/>
-        </w:rPr>
-        <w:t>A running thread is considered part of the RUNNABLE state.</w:t>
+          <w:u w:val="single"/>
+        </w:rPr>
+      </w:pPr>
+      <w:r>
+        <w:rPr>
+          <w:rFonts w:hint="default"/>
+          <w:u w:val="single"/>
+        </w:rPr>
+        <w:t>INTERVIEW POINT:</w:t>
+      </w:r>
+    </w:p>
+    <w:p>
+      <w:pPr>
+        <w:pStyle w:val="7"/>
+        <w:keepNext w:val="0"/>
+        <w:keepLines w:val="0"/>
+        <w:widowControl/>
+        <w:suppressLineNumbers w:val="0"/>
+        <w:rPr>
+          <w:rFonts w:hint="default"/>
+        </w:rPr>
+      </w:pPr>
+      <w:r>
+        <w:rPr>
+          <w:rFonts w:hint="default"/>
+        </w:rPr>
+        <w:t>join() causes the calling thread to wait until the specified thread terminates.</w:t>
       </w:r>
     </w:p>
     <w:p>
@@ -7436,7 +8279,6 @@
     <w:sectPr>
       <w:pgSz w:w="11906" w:h="16838"/>
       <w:pgMar w:top="720" w:right="720" w:bottom="720" w:left="720" w:header="720" w:footer="720" w:gutter="0"/>
-      <w:paperSrc/>
       <w:cols w:space="0" w:num="1"/>
       <w:rtlGutter w:val="0"/>
       <w:docGrid w:linePitch="360" w:charSpace="0"/>

--- a/Notes/Multi-Threading.docx
+++ b/Notes/Multi-Threading.docx
@@ -802,7 +802,6 @@
             <w:insideH w:val="none" w:color="auto" w:sz="0" w:space="0"/>
             <w:insideV w:val="none" w:color="auto" w:sz="0" w:space="0"/>
           </w:tblBorders>
-          <w:shd w:val="clear" w:color="auto" w:fill="auto"/>
           <w:tblCellMar>
             <w:top w:w="15" w:type="dxa"/>
             <w:left w:w="15" w:type="dxa"/>
@@ -963,6 +962,7 @@
             <w:insideH w:val="none" w:color="auto" w:sz="0" w:space="0"/>
             <w:insideV w:val="none" w:color="auto" w:sz="0" w:space="0"/>
           </w:tblBorders>
+          <w:shd w:val="clear" w:color="auto" w:fill="auto"/>
           <w:tblCellMar>
             <w:top w:w="15" w:type="dxa"/>
             <w:left w:w="15" w:type="dxa"/>
@@ -1036,6 +1036,7 @@
             <w:insideH w:val="none" w:color="auto" w:sz="0" w:space="0"/>
             <w:insideV w:val="none" w:color="auto" w:sz="0" w:space="0"/>
           </w:tblBorders>
+          <w:shd w:val="clear" w:color="auto" w:fill="auto"/>
           <w:tblCellMar>
             <w:top w:w="15" w:type="dxa"/>
             <w:left w:w="15" w:type="dxa"/>
@@ -2018,7 +2019,6 @@
             <w:insideH w:val="none" w:color="auto" w:sz="0" w:space="0"/>
             <w:insideV w:val="none" w:color="auto" w:sz="0" w:space="0"/>
           </w:tblBorders>
-          <w:shd w:val="clear" w:color="auto" w:fill="auto"/>
           <w:tblCellMar>
             <w:top w:w="15" w:type="dxa"/>
             <w:left w:w="15" w:type="dxa"/>
@@ -2100,7 +2100,6 @@
             <w:insideH w:val="none" w:color="auto" w:sz="0" w:space="0"/>
             <w:insideV w:val="none" w:color="auto" w:sz="0" w:space="0"/>
           </w:tblBorders>
-          <w:shd w:val="clear" w:color="auto" w:fill="auto"/>
           <w:tblCellMar>
             <w:top w:w="15" w:type="dxa"/>
             <w:left w:w="15" w:type="dxa"/>
@@ -2182,7 +2181,6 @@
             <w:insideH w:val="none" w:color="auto" w:sz="0" w:space="0"/>
             <w:insideV w:val="none" w:color="auto" w:sz="0" w:space="0"/>
           </w:tblBorders>
-          <w:shd w:val="clear" w:color="auto" w:fill="auto"/>
           <w:tblCellMar>
             <w:top w:w="15" w:type="dxa"/>
             <w:left w:w="15" w:type="dxa"/>
@@ -2264,7 +2262,6 @@
             <w:insideH w:val="none" w:color="auto" w:sz="0" w:space="0"/>
             <w:insideV w:val="none" w:color="auto" w:sz="0" w:space="0"/>
           </w:tblBorders>
-          <w:shd w:val="clear" w:color="auto" w:fill="auto"/>
           <w:tblCellMar>
             <w:top w:w="15" w:type="dxa"/>
             <w:left w:w="15" w:type="dxa"/>
@@ -2346,7 +2343,6 @@
             <w:insideH w:val="none" w:color="auto" w:sz="0" w:space="0"/>
             <w:insideV w:val="none" w:color="auto" w:sz="0" w:space="0"/>
           </w:tblBorders>
-          <w:shd w:val="clear" w:color="auto" w:fill="auto"/>
           <w:tblCellMar>
             <w:top w:w="15" w:type="dxa"/>
             <w:left w:w="15" w:type="dxa"/>
@@ -3074,7 +3070,6 @@
             <w:insideH w:val="none" w:color="auto" w:sz="0" w:space="0"/>
             <w:insideV w:val="none" w:color="auto" w:sz="0" w:space="0"/>
           </w:tblBorders>
-          <w:shd w:val="clear" w:color="auto" w:fill="auto"/>
           <w:tblCellMar>
             <w:top w:w="15" w:type="dxa"/>
             <w:left w:w="15" w:type="dxa"/>
@@ -3161,7 +3156,6 @@
             <w:insideH w:val="none" w:color="auto" w:sz="0" w:space="0"/>
             <w:insideV w:val="none" w:color="auto" w:sz="0" w:space="0"/>
           </w:tblBorders>
-          <w:shd w:val="clear" w:color="auto" w:fill="auto"/>
           <w:tblCellMar>
             <w:top w:w="15" w:type="dxa"/>
             <w:left w:w="15" w:type="dxa"/>
@@ -3235,7 +3229,6 @@
             <w:insideH w:val="none" w:color="auto" w:sz="0" w:space="0"/>
             <w:insideV w:val="none" w:color="auto" w:sz="0" w:space="0"/>
           </w:tblBorders>
-          <w:shd w:val="clear" w:color="auto" w:fill="auto"/>
           <w:tblCellMar>
             <w:top w:w="15" w:type="dxa"/>
             <w:left w:w="15" w:type="dxa"/>
@@ -4356,7 +4349,6 @@
             <w:insideH w:val="none" w:color="auto" w:sz="0" w:space="0"/>
             <w:insideV w:val="none" w:color="auto" w:sz="0" w:space="0"/>
           </w:tblBorders>
-          <w:shd w:val="clear" w:color="auto" w:fill="auto"/>
           <w:tblCellMar>
             <w:top w:w="15" w:type="dxa"/>
             <w:left w:w="15" w:type="dxa"/>
@@ -4430,7 +4422,6 @@
             <w:insideH w:val="none" w:color="auto" w:sz="0" w:space="0"/>
             <w:insideV w:val="none" w:color="auto" w:sz="0" w:space="0"/>
           </w:tblBorders>
-          <w:shd w:val="clear" w:color="auto" w:fill="auto"/>
           <w:tblCellMar>
             <w:top w:w="15" w:type="dxa"/>
             <w:left w:w="15" w:type="dxa"/>
@@ -6465,6 +6456,11 @@
         <w:keepLines w:val="0"/>
         <w:widowControl/>
         <w:suppressLineNumbers w:val="0"/>
+        <w:rPr>
+          <w:rFonts w:hint="eastAsia" w:ascii="SimSun" w:hAnsi="SimSun" w:eastAsia="SimSun" w:cs="SimSun"/>
+          <w:sz w:val="24"/>
+          <w:szCs w:val="24"/>
+        </w:rPr>
       </w:pPr>
       <w:r>
         <w:rPr>
@@ -6486,6 +6482,809 @@
         </w:rPr>
         <w:t>A daemon thread is a background thread that provides services to user threads. The JVM can terminate without waiting for daemon threads to complete.</w:t>
       </w:r>
+    </w:p>
+    <w:p>
+      <w:pPr>
+        <w:rPr>
+          <w:rFonts w:hint="default" w:ascii="SimSun" w:hAnsi="SimSun" w:eastAsia="SimSun" w:cs="SimSun"/>
+          <w:sz w:val="24"/>
+          <w:szCs w:val="24"/>
+          <w:lang w:val="en-US"/>
+        </w:rPr>
+      </w:pPr>
+      <w:r>
+        <w:rPr>
+          <w:rFonts w:hint="eastAsia" w:ascii="SimSun" w:hAnsi="SimSun" w:eastAsia="SimSun" w:cs="SimSun"/>
+          <w:sz w:val="24"/>
+          <w:szCs w:val="24"/>
+        </w:rPr>
+        <w:br w:type="page"/>
+      </w:r>
+      <w:r>
+        <w:rPr>
+          <w:rFonts w:hint="eastAsia" w:ascii="SimSun" w:hAnsi="SimSun" w:eastAsia="SimSun" w:cs="SimSun"/>
+          <w:b/>
+          <w:bCs/>
+          <w:color w:val="0000FF"/>
+          <w:sz w:val="36"/>
+          <w:szCs w:val="36"/>
+          <w:u w:val="none"/>
+        </w:rPr>
+        <w:t>T</w:t>
+      </w:r>
+      <w:r>
+        <w:rPr>
+          <w:rFonts w:hint="default" w:ascii="SimSun" w:hAnsi="SimSun" w:eastAsia="SimSun" w:cs="SimSun"/>
+          <w:b/>
+          <w:bCs/>
+          <w:color w:val="0000FF"/>
+          <w:sz w:val="36"/>
+          <w:szCs w:val="36"/>
+          <w:u w:val="none"/>
+          <w:lang w:val="en-US"/>
+        </w:rPr>
+        <w:t>hread</w:t>
+      </w:r>
+      <w:r>
+        <w:rPr>
+          <w:rFonts w:hint="eastAsia" w:ascii="SimSun" w:hAnsi="SimSun" w:eastAsia="SimSun" w:cs="SimSun"/>
+          <w:b/>
+          <w:bCs/>
+          <w:color w:val="0000FF"/>
+          <w:sz w:val="36"/>
+          <w:szCs w:val="36"/>
+          <w:u w:val="none"/>
+        </w:rPr>
+        <w:t xml:space="preserve"> P</w:t>
+      </w:r>
+      <w:r>
+        <w:rPr>
+          <w:rFonts w:hint="default" w:ascii="SimSun" w:hAnsi="SimSun" w:eastAsia="SimSun" w:cs="SimSun"/>
+          <w:b/>
+          <w:bCs/>
+          <w:color w:val="0000FF"/>
+          <w:sz w:val="36"/>
+          <w:szCs w:val="36"/>
+          <w:u w:val="none"/>
+          <w:lang w:val="en-US"/>
+        </w:rPr>
+        <w:t>riority</w:t>
+      </w:r>
+    </w:p>
+    <w:p>
+      <w:pPr>
+        <w:rPr>
+          <w:rFonts w:hint="eastAsia" w:ascii="SimSun" w:hAnsi="SimSun" w:eastAsia="SimSun" w:cs="SimSun"/>
+          <w:sz w:val="24"/>
+          <w:szCs w:val="24"/>
+        </w:rPr>
+      </w:pPr>
+    </w:p>
+    <w:p>
+      <w:pPr>
+        <w:rPr>
+          <w:rFonts w:hint="eastAsia" w:ascii="SimSun" w:hAnsi="SimSun" w:eastAsia="SimSun" w:cs="SimSun"/>
+          <w:sz w:val="24"/>
+          <w:szCs w:val="24"/>
+          <w:u w:val="single"/>
+        </w:rPr>
+      </w:pPr>
+      <w:r>
+        <w:rPr>
+          <w:rFonts w:hint="eastAsia" w:ascii="SimSun" w:hAnsi="SimSun" w:eastAsia="SimSun" w:cs="SimSun"/>
+          <w:sz w:val="24"/>
+          <w:szCs w:val="24"/>
+          <w:u w:val="single"/>
+        </w:rPr>
+        <w:t>Definition:</w:t>
+      </w:r>
+    </w:p>
+    <w:p>
+      <w:pPr>
+        <w:rPr>
+          <w:rFonts w:hint="eastAsia" w:ascii="SimSun" w:hAnsi="SimSun" w:eastAsia="SimSun" w:cs="SimSun"/>
+          <w:sz w:val="24"/>
+          <w:szCs w:val="24"/>
+        </w:rPr>
+      </w:pPr>
+      <w:r>
+        <w:rPr>
+          <w:rFonts w:hint="eastAsia" w:ascii="SimSun" w:hAnsi="SimSun" w:eastAsia="SimSun" w:cs="SimSun"/>
+          <w:sz w:val="24"/>
+          <w:szCs w:val="24"/>
+        </w:rPr>
+        <w:t>Thread priority is a value that indicates the relative importance of a thread to the thread scheduler.</w:t>
+      </w:r>
+    </w:p>
+    <w:p>
+      <w:pPr>
+        <w:rPr>
+          <w:rFonts w:hint="eastAsia" w:ascii="SimSun" w:hAnsi="SimSun" w:eastAsia="SimSun" w:cs="SimSun"/>
+          <w:sz w:val="24"/>
+          <w:szCs w:val="24"/>
+        </w:rPr>
+      </w:pPr>
+    </w:p>
+    <w:p>
+      <w:pPr>
+        <w:rPr>
+          <w:rFonts w:hint="eastAsia" w:ascii="SimSun" w:hAnsi="SimSun" w:eastAsia="SimSun" w:cs="SimSun"/>
+          <w:sz w:val="24"/>
+          <w:szCs w:val="24"/>
+        </w:rPr>
+      </w:pPr>
+      <w:r>
+        <w:rPr>
+          <w:rFonts w:hint="eastAsia" w:ascii="SimSun" w:hAnsi="SimSun" w:eastAsia="SimSun" w:cs="SimSun"/>
+          <w:sz w:val="24"/>
+          <w:szCs w:val="24"/>
+        </w:rPr>
+        <w:t>Java provides priorities from 1 to 10:</w:t>
+      </w:r>
+    </w:p>
+    <w:p>
+      <w:pPr>
+        <w:rPr>
+          <w:rFonts w:hint="eastAsia" w:ascii="SimSun" w:hAnsi="SimSun" w:eastAsia="SimSun" w:cs="SimSun"/>
+          <w:sz w:val="24"/>
+          <w:szCs w:val="24"/>
+        </w:rPr>
+      </w:pPr>
+      <w:r>
+        <w:rPr>
+          <w:rFonts w:hint="eastAsia" w:ascii="SimSun" w:hAnsi="SimSun" w:eastAsia="SimSun" w:cs="SimSun"/>
+          <w:sz w:val="24"/>
+          <w:szCs w:val="24"/>
+        </w:rPr>
+        <w:t>MIN_PRIORITY    = 1</w:t>
+      </w:r>
+    </w:p>
+    <w:p>
+      <w:pPr>
+        <w:rPr>
+          <w:rFonts w:hint="eastAsia" w:ascii="SimSun" w:hAnsi="SimSun" w:eastAsia="SimSun" w:cs="SimSun"/>
+          <w:sz w:val="24"/>
+          <w:szCs w:val="24"/>
+        </w:rPr>
+      </w:pPr>
+      <w:r>
+        <w:rPr>
+          <w:rFonts w:hint="eastAsia" w:ascii="SimSun" w:hAnsi="SimSun" w:eastAsia="SimSun" w:cs="SimSun"/>
+          <w:sz w:val="24"/>
+          <w:szCs w:val="24"/>
+        </w:rPr>
+        <w:t>NORM_PRIORITY   = 5</w:t>
+      </w:r>
+    </w:p>
+    <w:p>
+      <w:pPr>
+        <w:rPr>
+          <w:rFonts w:hint="eastAsia" w:ascii="SimSun" w:hAnsi="SimSun" w:eastAsia="SimSun" w:cs="SimSun"/>
+          <w:sz w:val="24"/>
+          <w:szCs w:val="24"/>
+        </w:rPr>
+      </w:pPr>
+      <w:r>
+        <w:rPr>
+          <w:rFonts w:hint="eastAsia" w:ascii="SimSun" w:hAnsi="SimSun" w:eastAsia="SimSun" w:cs="SimSun"/>
+          <w:sz w:val="24"/>
+          <w:szCs w:val="24"/>
+        </w:rPr>
+        <w:t>MAX_PRIORITY    = 10</w:t>
+      </w:r>
+    </w:p>
+    <w:p>
+      <w:pPr>
+        <w:rPr>
+          <w:rFonts w:hint="eastAsia" w:ascii="SimSun" w:hAnsi="SimSun" w:eastAsia="SimSun" w:cs="SimSun"/>
+          <w:sz w:val="24"/>
+          <w:szCs w:val="24"/>
+        </w:rPr>
+      </w:pPr>
+    </w:p>
+    <w:p>
+      <w:pPr>
+        <w:rPr>
+          <w:rFonts w:hint="eastAsia" w:ascii="SimSun" w:hAnsi="SimSun" w:eastAsia="SimSun" w:cs="SimSun"/>
+          <w:sz w:val="24"/>
+          <w:szCs w:val="24"/>
+        </w:rPr>
+      </w:pPr>
+      <w:r>
+        <w:rPr>
+          <w:rFonts w:hint="eastAsia" w:ascii="SimSun" w:hAnsi="SimSun" w:eastAsia="SimSun" w:cs="SimSun"/>
+          <w:sz w:val="24"/>
+          <w:szCs w:val="24"/>
+        </w:rPr>
+        <w:t>Default priority:</w:t>
+      </w:r>
+    </w:p>
+    <w:p>
+      <w:pPr>
+        <w:rPr>
+          <w:rFonts w:hint="eastAsia" w:ascii="SimSun" w:hAnsi="SimSun" w:eastAsia="SimSun" w:cs="SimSun"/>
+          <w:sz w:val="24"/>
+          <w:szCs w:val="24"/>
+        </w:rPr>
+      </w:pPr>
+      <w:r>
+        <w:rPr>
+          <w:rFonts w:hint="eastAsia" w:ascii="SimSun" w:hAnsi="SimSun" w:eastAsia="SimSun" w:cs="SimSun"/>
+          <w:sz w:val="24"/>
+          <w:szCs w:val="24"/>
+        </w:rPr>
+        <w:t>Every new thread normally inherits the priority of the thread that created it.</w:t>
+      </w:r>
+    </w:p>
+    <w:p>
+      <w:pPr>
+        <w:rPr>
+          <w:rFonts w:hint="eastAsia" w:ascii="SimSun" w:hAnsi="SimSun" w:eastAsia="SimSun" w:cs="SimSun"/>
+          <w:sz w:val="24"/>
+          <w:szCs w:val="24"/>
+        </w:rPr>
+      </w:pPr>
+      <w:r>
+        <w:rPr>
+          <w:rFonts w:hint="eastAsia" w:ascii="SimSun" w:hAnsi="SimSun" w:eastAsia="SimSun" w:cs="SimSun"/>
+          <w:sz w:val="24"/>
+          <w:szCs w:val="24"/>
+        </w:rPr>
+        <w:t>The default priority is usually 5.</w:t>
+      </w:r>
+    </w:p>
+    <w:p>
+      <w:pPr>
+        <w:rPr>
+          <w:rFonts w:hint="eastAsia" w:ascii="SimSun" w:hAnsi="SimSun" w:eastAsia="SimSun" w:cs="SimSun"/>
+          <w:sz w:val="24"/>
+          <w:szCs w:val="24"/>
+        </w:rPr>
+      </w:pPr>
+    </w:p>
+    <w:p>
+      <w:pPr>
+        <w:rPr>
+          <w:rFonts w:hint="eastAsia" w:ascii="SimSun" w:hAnsi="SimSun" w:eastAsia="SimSun" w:cs="SimSun"/>
+          <w:sz w:val="24"/>
+          <w:szCs w:val="24"/>
+        </w:rPr>
+      </w:pPr>
+      <w:r>
+        <w:rPr>
+          <w:rFonts w:hint="eastAsia" w:ascii="SimSun" w:hAnsi="SimSun" w:eastAsia="SimSun" w:cs="SimSun"/>
+          <w:sz w:val="24"/>
+          <w:szCs w:val="24"/>
+        </w:rPr>
+        <w:t>Setting priority:</w:t>
+      </w:r>
+    </w:p>
+    <w:p>
+      <w:pPr>
+        <w:rPr>
+          <w:rFonts w:hint="eastAsia" w:ascii="SimSun" w:hAnsi="SimSun" w:eastAsia="SimSun" w:cs="SimSun"/>
+          <w:sz w:val="24"/>
+          <w:szCs w:val="24"/>
+        </w:rPr>
+      </w:pPr>
+      <w:r>
+        <w:rPr>
+          <w:rFonts w:hint="eastAsia" w:ascii="SimSun" w:hAnsi="SimSun" w:eastAsia="SimSun" w:cs="SimSun"/>
+          <w:sz w:val="24"/>
+          <w:szCs w:val="24"/>
+        </w:rPr>
+        <w:t>Thread t = new Thread(() -&gt; {</w:t>
+      </w:r>
+    </w:p>
+    <w:p>
+      <w:pPr>
+        <w:rPr>
+          <w:rFonts w:hint="eastAsia" w:ascii="SimSun" w:hAnsi="SimSun" w:eastAsia="SimSun" w:cs="SimSun"/>
+          <w:sz w:val="24"/>
+          <w:szCs w:val="24"/>
+        </w:rPr>
+      </w:pPr>
+      <w:r>
+        <w:rPr>
+          <w:rFonts w:hint="eastAsia" w:ascii="SimSun" w:hAnsi="SimSun" w:eastAsia="SimSun" w:cs="SimSun"/>
+          <w:sz w:val="24"/>
+          <w:szCs w:val="24"/>
+        </w:rPr>
+        <w:t xml:space="preserve">    // task</w:t>
+      </w:r>
+    </w:p>
+    <w:p>
+      <w:pPr>
+        <w:rPr>
+          <w:rFonts w:hint="eastAsia" w:ascii="SimSun" w:hAnsi="SimSun" w:eastAsia="SimSun" w:cs="SimSun"/>
+          <w:sz w:val="24"/>
+          <w:szCs w:val="24"/>
+        </w:rPr>
+      </w:pPr>
+      <w:r>
+        <w:rPr>
+          <w:rFonts w:hint="eastAsia" w:ascii="SimSun" w:hAnsi="SimSun" w:eastAsia="SimSun" w:cs="SimSun"/>
+          <w:sz w:val="24"/>
+          <w:szCs w:val="24"/>
+        </w:rPr>
+        <w:t>});</w:t>
+      </w:r>
+    </w:p>
+    <w:p>
+      <w:pPr>
+        <w:rPr>
+          <w:rFonts w:hint="eastAsia" w:ascii="SimSun" w:hAnsi="SimSun" w:eastAsia="SimSun" w:cs="SimSun"/>
+          <w:sz w:val="24"/>
+          <w:szCs w:val="24"/>
+        </w:rPr>
+      </w:pPr>
+      <w:r>
+        <w:rPr>
+          <w:rFonts w:hint="eastAsia" w:ascii="SimSun" w:hAnsi="SimSun" w:eastAsia="SimSun" w:cs="SimSun"/>
+          <w:sz w:val="24"/>
+          <w:szCs w:val="24"/>
+        </w:rPr>
+        <w:t>t.setPriority(Thread.MAX_PRIORITY);</w:t>
+      </w:r>
+    </w:p>
+    <w:p>
+      <w:pPr>
+        <w:rPr>
+          <w:rFonts w:hint="eastAsia" w:ascii="SimSun" w:hAnsi="SimSun" w:eastAsia="SimSun" w:cs="SimSun"/>
+          <w:sz w:val="24"/>
+          <w:szCs w:val="24"/>
+        </w:rPr>
+      </w:pPr>
+      <w:r>
+        <w:rPr>
+          <w:rFonts w:hint="eastAsia" w:ascii="SimSun" w:hAnsi="SimSun" w:eastAsia="SimSun" w:cs="SimSun"/>
+          <w:sz w:val="24"/>
+          <w:szCs w:val="24"/>
+        </w:rPr>
+        <w:t>Getting priority:</w:t>
+      </w:r>
+    </w:p>
+    <w:p>
+      <w:pPr>
+        <w:rPr>
+          <w:rFonts w:hint="eastAsia" w:ascii="SimSun" w:hAnsi="SimSun" w:eastAsia="SimSun" w:cs="SimSun"/>
+          <w:sz w:val="24"/>
+          <w:szCs w:val="24"/>
+        </w:rPr>
+      </w:pPr>
+      <w:r>
+        <w:rPr>
+          <w:rFonts w:hint="eastAsia" w:ascii="SimSun" w:hAnsi="SimSun" w:eastAsia="SimSun" w:cs="SimSun"/>
+          <w:sz w:val="24"/>
+          <w:szCs w:val="24"/>
+        </w:rPr>
+        <w:t>int p = t.getPriority();</w:t>
+      </w:r>
+    </w:p>
+    <w:p>
+      <w:pPr>
+        <w:rPr>
+          <w:rFonts w:hint="eastAsia" w:ascii="SimSun" w:hAnsi="SimSun" w:eastAsia="SimSun" w:cs="SimSun"/>
+          <w:sz w:val="24"/>
+          <w:szCs w:val="24"/>
+        </w:rPr>
+      </w:pPr>
+      <w:bookmarkStart w:id="0" w:name="_GoBack"/>
+      <w:bookmarkEnd w:id="0"/>
+    </w:p>
+    <w:p>
+      <w:pPr>
+        <w:rPr>
+          <w:rFonts w:hint="eastAsia" w:ascii="SimSun" w:hAnsi="SimSun" w:eastAsia="SimSun" w:cs="SimSun"/>
+          <w:sz w:val="24"/>
+          <w:szCs w:val="24"/>
+        </w:rPr>
+      </w:pPr>
+      <w:r>
+        <w:rPr>
+          <w:rFonts w:hint="eastAsia" w:ascii="SimSun" w:hAnsi="SimSun" w:eastAsia="SimSun" w:cs="SimSun"/>
+          <w:sz w:val="24"/>
+          <w:szCs w:val="24"/>
+          <w:u w:val="single"/>
+        </w:rPr>
+        <w:t>IMPORTANT:</w:t>
+      </w:r>
+    </w:p>
+    <w:p>
+      <w:pPr>
+        <w:rPr>
+          <w:rFonts w:hint="eastAsia" w:ascii="SimSun" w:hAnsi="SimSun" w:eastAsia="SimSun" w:cs="SimSun"/>
+          <w:sz w:val="24"/>
+          <w:szCs w:val="24"/>
+        </w:rPr>
+      </w:pPr>
+      <w:r>
+        <w:rPr>
+          <w:rFonts w:hint="eastAsia" w:ascii="SimSun" w:hAnsi="SimSun" w:eastAsia="SimSun" w:cs="SimSun"/>
+          <w:sz w:val="24"/>
+          <w:szCs w:val="24"/>
+        </w:rPr>
+        <w:t>Higher priority does NOT guarantee that a thread will execute first.</w:t>
+      </w:r>
+    </w:p>
+    <w:p>
+      <w:pPr>
+        <w:rPr>
+          <w:rFonts w:hint="eastAsia" w:ascii="SimSun" w:hAnsi="SimSun" w:eastAsia="SimSun" w:cs="SimSun"/>
+          <w:sz w:val="24"/>
+          <w:szCs w:val="24"/>
+        </w:rPr>
+      </w:pPr>
+      <w:r>
+        <w:rPr>
+          <w:rFonts w:hint="eastAsia" w:ascii="SimSun" w:hAnsi="SimSun" w:eastAsia="SimSun" w:cs="SimSun"/>
+          <w:sz w:val="24"/>
+          <w:szCs w:val="24"/>
+        </w:rPr>
+        <w:t>It is only a hint to the OS/JVM scheduler about which thread should get preference.</w:t>
+      </w:r>
+    </w:p>
+    <w:p>
+      <w:pPr>
+        <w:rPr>
+          <w:rFonts w:hint="eastAsia" w:ascii="SimSun" w:hAnsi="SimSun" w:eastAsia="SimSun" w:cs="SimSun"/>
+          <w:sz w:val="24"/>
+          <w:szCs w:val="24"/>
+        </w:rPr>
+      </w:pPr>
+    </w:p>
+    <w:p>
+      <w:pPr>
+        <w:rPr>
+          <w:rFonts w:hint="eastAsia" w:ascii="SimSun" w:hAnsi="SimSun" w:eastAsia="SimSun" w:cs="SimSun"/>
+          <w:sz w:val="24"/>
+          <w:szCs w:val="24"/>
+          <w:u w:val="single"/>
+        </w:rPr>
+      </w:pPr>
+      <w:r>
+        <w:rPr>
+          <w:rFonts w:hint="eastAsia" w:ascii="SimSun" w:hAnsi="SimSun" w:eastAsia="SimSun" w:cs="SimSun"/>
+          <w:sz w:val="24"/>
+          <w:szCs w:val="24"/>
+          <w:u w:val="single"/>
+        </w:rPr>
+        <w:t>Example:</w:t>
+      </w:r>
+    </w:p>
+    <w:p>
+      <w:pPr>
+        <w:rPr>
+          <w:rFonts w:hint="eastAsia" w:ascii="SimSun" w:hAnsi="SimSun" w:eastAsia="SimSun" w:cs="SimSun"/>
+          <w:sz w:val="24"/>
+          <w:szCs w:val="24"/>
+        </w:rPr>
+      </w:pPr>
+    </w:p>
+    <w:p>
+      <w:pPr>
+        <w:rPr>
+          <w:rFonts w:hint="eastAsia" w:ascii="SimSun" w:hAnsi="SimSun" w:eastAsia="SimSun" w:cs="SimSun"/>
+          <w:sz w:val="24"/>
+          <w:szCs w:val="24"/>
+        </w:rPr>
+      </w:pPr>
+      <w:r>
+        <w:rPr>
+          <w:rFonts w:hint="eastAsia" w:ascii="SimSun" w:hAnsi="SimSun" w:eastAsia="SimSun" w:cs="SimSun"/>
+          <w:sz w:val="24"/>
+          <w:szCs w:val="24"/>
+        </w:rPr>
+        <w:t>Thread t1 = new Thread(task1);</w:t>
+      </w:r>
+    </w:p>
+    <w:p>
+      <w:pPr>
+        <w:rPr>
+          <w:rFonts w:hint="eastAsia" w:ascii="SimSun" w:hAnsi="SimSun" w:eastAsia="SimSun" w:cs="SimSun"/>
+          <w:sz w:val="24"/>
+          <w:szCs w:val="24"/>
+        </w:rPr>
+      </w:pPr>
+      <w:r>
+        <w:rPr>
+          <w:rFonts w:hint="eastAsia" w:ascii="SimSun" w:hAnsi="SimSun" w:eastAsia="SimSun" w:cs="SimSun"/>
+          <w:sz w:val="24"/>
+          <w:szCs w:val="24"/>
+        </w:rPr>
+        <w:t>Thread t2 = new Thread(task2);</w:t>
+      </w:r>
+    </w:p>
+    <w:p>
+      <w:pPr>
+        <w:rPr>
+          <w:rFonts w:hint="default" w:ascii="SimSun" w:hAnsi="SimSun" w:eastAsia="SimSun" w:cs="SimSun"/>
+          <w:sz w:val="24"/>
+          <w:szCs w:val="24"/>
+          <w:lang w:val="en-US"/>
+        </w:rPr>
+      </w:pPr>
+      <w:r>
+        <w:rPr>
+          <w:rFonts w:hint="eastAsia" w:ascii="SimSun" w:hAnsi="SimSun" w:eastAsia="SimSun" w:cs="SimSun"/>
+          <w:sz w:val="24"/>
+          <w:szCs w:val="24"/>
+        </w:rPr>
+        <w:t>t1.setPriority(10);</w:t>
+      </w:r>
+      <w:r>
+        <w:rPr>
+          <w:rFonts w:hint="default" w:ascii="SimSun" w:hAnsi="SimSun" w:eastAsia="SimSun" w:cs="SimSun"/>
+          <w:sz w:val="24"/>
+          <w:szCs w:val="24"/>
+          <w:lang w:val="en-US"/>
+        </w:rPr>
+        <w:t xml:space="preserve"> //setting priority value</w:t>
+      </w:r>
+    </w:p>
+    <w:p>
+      <w:pPr>
+        <w:rPr>
+          <w:rFonts w:hint="default" w:ascii="SimSun" w:hAnsi="SimSun" w:eastAsia="SimSun" w:cs="SimSun"/>
+          <w:sz w:val="24"/>
+          <w:szCs w:val="24"/>
+          <w:lang w:val="en-US"/>
+        </w:rPr>
+      </w:pPr>
+      <w:r>
+        <w:rPr>
+          <w:rFonts w:hint="eastAsia" w:ascii="SimSun" w:hAnsi="SimSun" w:eastAsia="SimSun" w:cs="SimSun"/>
+          <w:sz w:val="24"/>
+          <w:szCs w:val="24"/>
+        </w:rPr>
+        <w:t>t2.setPriority(1);</w:t>
+      </w:r>
+      <w:r>
+        <w:rPr>
+          <w:rFonts w:hint="default" w:ascii="SimSun" w:hAnsi="SimSun" w:eastAsia="SimSun" w:cs="SimSun"/>
+          <w:sz w:val="24"/>
+          <w:szCs w:val="24"/>
+          <w:lang w:val="en-US"/>
+        </w:rPr>
+        <w:t xml:space="preserve"> //setting priority value</w:t>
+      </w:r>
+    </w:p>
+    <w:p>
+      <w:pPr>
+        <w:rPr>
+          <w:rFonts w:hint="default" w:ascii="SimSun" w:hAnsi="SimSun" w:eastAsia="SimSun" w:cs="SimSun"/>
+          <w:sz w:val="24"/>
+          <w:szCs w:val="24"/>
+          <w:lang w:val="en-US"/>
+        </w:rPr>
+      </w:pPr>
+      <w:r>
+        <w:rPr>
+          <w:rFonts w:hint="eastAsia" w:ascii="SimSun" w:hAnsi="SimSun" w:eastAsia="SimSun" w:cs="SimSun"/>
+          <w:sz w:val="24"/>
+          <w:szCs w:val="24"/>
+        </w:rPr>
+        <w:t>t1.start();</w:t>
+      </w:r>
+      <w:r>
+        <w:rPr>
+          <w:rFonts w:hint="default" w:ascii="SimSun" w:hAnsi="SimSun" w:eastAsia="SimSun" w:cs="SimSun"/>
+          <w:sz w:val="24"/>
+          <w:szCs w:val="24"/>
+          <w:lang w:val="en-US"/>
+        </w:rPr>
+        <w:t xml:space="preserve">  //start t1 task</w:t>
+      </w:r>
+    </w:p>
+    <w:p>
+      <w:pPr>
+        <w:rPr>
+          <w:rFonts w:hint="default" w:ascii="SimSun" w:hAnsi="SimSun" w:eastAsia="SimSun" w:cs="SimSun"/>
+          <w:sz w:val="24"/>
+          <w:szCs w:val="24"/>
+          <w:lang w:val="en-US"/>
+        </w:rPr>
+      </w:pPr>
+      <w:r>
+        <w:rPr>
+          <w:rFonts w:hint="eastAsia" w:ascii="SimSun" w:hAnsi="SimSun" w:eastAsia="SimSun" w:cs="SimSun"/>
+          <w:sz w:val="24"/>
+          <w:szCs w:val="24"/>
+        </w:rPr>
+        <w:t>t2.start();</w:t>
+      </w:r>
+      <w:r>
+        <w:rPr>
+          <w:rFonts w:hint="default" w:ascii="SimSun" w:hAnsi="SimSun" w:eastAsia="SimSun" w:cs="SimSun"/>
+          <w:sz w:val="24"/>
+          <w:szCs w:val="24"/>
+          <w:lang w:val="en-US"/>
+        </w:rPr>
+        <w:t xml:space="preserve">  //start t2 task</w:t>
+      </w:r>
+    </w:p>
+    <w:p>
+      <w:pPr>
+        <w:rPr>
+          <w:rFonts w:hint="eastAsia" w:ascii="SimSun" w:hAnsi="SimSun" w:eastAsia="SimSun" w:cs="SimSun"/>
+          <w:sz w:val="24"/>
+          <w:szCs w:val="24"/>
+        </w:rPr>
+      </w:pPr>
+    </w:p>
+    <w:p>
+      <w:pPr>
+        <w:rPr>
+          <w:rFonts w:hint="eastAsia" w:ascii="SimSun" w:hAnsi="SimSun" w:eastAsia="SimSun" w:cs="SimSun"/>
+          <w:sz w:val="24"/>
+          <w:szCs w:val="24"/>
+        </w:rPr>
+      </w:pPr>
+      <w:r>
+        <w:rPr>
+          <w:rFonts w:hint="eastAsia" w:ascii="SimSun" w:hAnsi="SimSun" w:eastAsia="SimSun" w:cs="SimSun"/>
+          <w:sz w:val="24"/>
+          <w:szCs w:val="24"/>
+        </w:rPr>
+        <w:t>You CANNOT assume that t1 will definitely execute before t2.</w:t>
+      </w:r>
+    </w:p>
+    <w:p>
+      <w:pPr>
+        <w:rPr>
+          <w:rFonts w:hint="eastAsia" w:ascii="SimSun" w:hAnsi="SimSun" w:eastAsia="SimSun" w:cs="SimSun"/>
+          <w:sz w:val="24"/>
+          <w:szCs w:val="24"/>
+        </w:rPr>
+      </w:pPr>
+    </w:p>
+    <w:p>
+      <w:pPr>
+        <w:rPr>
+          <w:rFonts w:hint="eastAsia" w:ascii="SimSun" w:hAnsi="SimSun" w:eastAsia="SimSun" w:cs="SimSun"/>
+          <w:sz w:val="24"/>
+          <w:szCs w:val="24"/>
+        </w:rPr>
+      </w:pPr>
+    </w:p>
+    <w:p>
+      <w:pPr>
+        <w:rPr>
+          <w:rFonts w:hint="eastAsia" w:ascii="SimSun" w:hAnsi="SimSun" w:eastAsia="SimSun" w:cs="SimSun"/>
+          <w:sz w:val="24"/>
+          <w:szCs w:val="24"/>
+        </w:rPr>
+      </w:pPr>
+      <w:r>
+        <w:rPr>
+          <w:rFonts w:hint="eastAsia" w:ascii="SimSun" w:hAnsi="SimSun" w:eastAsia="SimSun" w:cs="SimSun"/>
+          <w:sz w:val="24"/>
+          <w:szCs w:val="24"/>
+          <w:u w:val="single"/>
+        </w:rPr>
+        <w:t>WHY DO WE USE IT?</w:t>
+      </w:r>
+    </w:p>
+    <w:p>
+      <w:pPr>
+        <w:rPr>
+          <w:rFonts w:hint="eastAsia" w:ascii="SimSun" w:hAnsi="SimSun" w:eastAsia="SimSun" w:cs="SimSun"/>
+          <w:sz w:val="24"/>
+          <w:szCs w:val="24"/>
+        </w:rPr>
+      </w:pPr>
+      <w:r>
+        <w:rPr>
+          <w:rFonts w:hint="eastAsia" w:ascii="SimSun" w:hAnsi="SimSun" w:eastAsia="SimSun" w:cs="SimSun"/>
+          <w:sz w:val="24"/>
+          <w:szCs w:val="24"/>
+        </w:rPr>
+        <w:t>To indicate relative importance between threads when scheduling CPU time.</w:t>
+      </w:r>
+    </w:p>
+    <w:p>
+      <w:pPr>
+        <w:rPr>
+          <w:rFonts w:hint="eastAsia" w:ascii="SimSun" w:hAnsi="SimSun" w:eastAsia="SimSun" w:cs="SimSun"/>
+          <w:sz w:val="24"/>
+          <w:szCs w:val="24"/>
+        </w:rPr>
+      </w:pPr>
+      <w:r>
+        <w:rPr>
+          <w:rFonts w:hint="eastAsia" w:ascii="SimSun" w:hAnsi="SimSun" w:eastAsia="SimSun" w:cs="SimSun"/>
+          <w:sz w:val="24"/>
+          <w:szCs w:val="24"/>
+        </w:rPr>
+        <w:t>However, in modern production applications, thread priority is rarely relied upon because its actual behavior depends on the JVM and operating system.</w:t>
+      </w:r>
+    </w:p>
+    <w:p>
+      <w:pPr>
+        <w:rPr>
+          <w:rFonts w:hint="eastAsia" w:ascii="SimSun" w:hAnsi="SimSun" w:eastAsia="SimSun" w:cs="SimSun"/>
+          <w:sz w:val="24"/>
+          <w:szCs w:val="24"/>
+        </w:rPr>
+      </w:pPr>
+    </w:p>
+    <w:p>
+      <w:pPr>
+        <w:rPr>
+          <w:rFonts w:hint="eastAsia" w:ascii="SimSun" w:hAnsi="SimSun" w:eastAsia="SimSun" w:cs="SimSun"/>
+          <w:sz w:val="24"/>
+          <w:szCs w:val="24"/>
+        </w:rPr>
+      </w:pPr>
+    </w:p>
+    <w:p>
+      <w:pPr>
+        <w:rPr>
+          <w:rFonts w:hint="eastAsia" w:ascii="SimSun" w:hAnsi="SimSun" w:eastAsia="SimSun" w:cs="SimSun"/>
+          <w:sz w:val="24"/>
+          <w:szCs w:val="24"/>
+        </w:rPr>
+      </w:pPr>
+      <w:r>
+        <w:rPr>
+          <w:rFonts w:hint="eastAsia" w:ascii="SimSun" w:hAnsi="SimSun" w:eastAsia="SimSun" w:cs="SimSun"/>
+          <w:sz w:val="24"/>
+          <w:szCs w:val="24"/>
+          <w:u w:val="single"/>
+        </w:rPr>
+        <w:t>INTERVIEW POINT:</w:t>
+      </w:r>
+    </w:p>
+    <w:p>
+      <w:pPr>
+        <w:rPr>
+          <w:rFonts w:hint="eastAsia" w:ascii="SimSun" w:hAnsi="SimSun" w:eastAsia="SimSun" w:cs="SimSun"/>
+          <w:sz w:val="24"/>
+          <w:szCs w:val="24"/>
+        </w:rPr>
+      </w:pPr>
+      <w:r>
+        <w:rPr>
+          <w:rFonts w:hint="eastAsia" w:ascii="SimSun" w:hAnsi="SimSun" w:eastAsia="SimSun" w:cs="SimSun"/>
+          <w:sz w:val="24"/>
+          <w:szCs w:val="24"/>
+        </w:rPr>
+        <w:t>Thread priority ranges from 1 to 10, with 5 as the default.</w:t>
+      </w:r>
+    </w:p>
+    <w:p>
+      <w:pPr>
+        <w:rPr>
+          <w:rFonts w:hint="eastAsia" w:ascii="SimSun" w:hAnsi="SimSun" w:eastAsia="SimSun" w:cs="SimSun"/>
+          <w:sz w:val="24"/>
+          <w:szCs w:val="24"/>
+        </w:rPr>
+      </w:pPr>
+      <w:r>
+        <w:rPr>
+          <w:rFonts w:hint="eastAsia" w:ascii="SimSun" w:hAnsi="SimSun" w:eastAsia="SimSun" w:cs="SimSun"/>
+          <w:sz w:val="24"/>
+          <w:szCs w:val="24"/>
+        </w:rPr>
+        <w:t>Higher priority is only a scheduling hint and does NOT guarantee execution order.</w:t>
+      </w:r>
+      <w:r>
+        <w:rPr>
+          <w:rFonts w:hint="eastAsia" w:ascii="SimSun" w:hAnsi="SimSun" w:eastAsia="SimSun" w:cs="SimSun"/>
+          <w:sz w:val="24"/>
+          <w:szCs w:val="24"/>
+        </w:rPr>
+        <w:br w:type="page"/>
+      </w:r>
+    </w:p>
+    <w:p>
+      <w:pPr>
+        <w:rPr>
+          <w:rFonts w:hint="eastAsia" w:ascii="SimSun" w:hAnsi="SimSun" w:eastAsia="SimSun" w:cs="SimSun"/>
+          <w:sz w:val="24"/>
+          <w:szCs w:val="24"/>
+        </w:rPr>
+      </w:pPr>
     </w:p>
     <w:p>
       <w:pPr>
@@ -8227,8 +9026,6 @@
           <w:rFonts w:hint="default"/>
         </w:rPr>
       </w:pPr>
-      <w:bookmarkStart w:id="0" w:name="_GoBack"/>
-      <w:bookmarkEnd w:id="0"/>
     </w:p>
     <w:p>
       <w:pPr>

--- a/Notes/Multi-Threading.docx
+++ b/Notes/Multi-Threading.docx
@@ -793,22 +793,6 @@
         <w:gridCol w:w="6692"/>
       </w:tblGrid>
       <w:tr>
-        <w:tblPrEx>
-          <w:tblBorders>
-            <w:top w:val="none" w:color="auto" w:sz="0" w:space="0"/>
-            <w:left w:val="none" w:color="auto" w:sz="0" w:space="0"/>
-            <w:bottom w:val="none" w:color="auto" w:sz="0" w:space="0"/>
-            <w:right w:val="none" w:color="auto" w:sz="0" w:space="0"/>
-            <w:insideH w:val="none" w:color="auto" w:sz="0" w:space="0"/>
-            <w:insideV w:val="none" w:color="auto" w:sz="0" w:space="0"/>
-          </w:tblBorders>
-          <w:tblCellMar>
-            <w:top w:w="15" w:type="dxa"/>
-            <w:left w:w="15" w:type="dxa"/>
-            <w:bottom w:w="15" w:type="dxa"/>
-            <w:right w:w="15" w:type="dxa"/>
-          </w:tblCellMar>
-        </w:tblPrEx>
         <w:trPr>
           <w:tblHeader/>
           <w:tblCellSpacing w:w="15" w:type="dxa"/>
@@ -1838,15 +1822,6 @@
       </w:tblGrid>
       <w:tr>
         <w:tblPrEx>
-          <w:tblBorders>
-            <w:top w:val="none" w:color="auto" w:sz="0" w:space="0"/>
-            <w:left w:val="none" w:color="auto" w:sz="0" w:space="0"/>
-            <w:bottom w:val="none" w:color="auto" w:sz="0" w:space="0"/>
-            <w:right w:val="none" w:color="auto" w:sz="0" w:space="0"/>
-            <w:insideH w:val="none" w:color="auto" w:sz="0" w:space="0"/>
-            <w:insideV w:val="none" w:color="auto" w:sz="0" w:space="0"/>
-          </w:tblBorders>
-          <w:shd w:val="clear" w:color="auto" w:fill="auto"/>
           <w:tblCellMar>
             <w:top w:w="15" w:type="dxa"/>
             <w:left w:w="15" w:type="dxa"/>
@@ -1937,7 +1912,6 @@
             <w:insideH w:val="none" w:color="auto" w:sz="0" w:space="0"/>
             <w:insideV w:val="none" w:color="auto" w:sz="0" w:space="0"/>
           </w:tblBorders>
-          <w:shd w:val="clear" w:color="auto" w:fill="auto"/>
           <w:tblCellMar>
             <w:top w:w="15" w:type="dxa"/>
             <w:left w:w="15" w:type="dxa"/>
@@ -2011,14 +1985,7 @@
       </w:tr>
       <w:tr>
         <w:tblPrEx>
-          <w:tblBorders>
-            <w:top w:val="none" w:color="auto" w:sz="0" w:space="0"/>
-            <w:left w:val="none" w:color="auto" w:sz="0" w:space="0"/>
-            <w:bottom w:val="none" w:color="auto" w:sz="0" w:space="0"/>
-            <w:right w:val="none" w:color="auto" w:sz="0" w:space="0"/>
-            <w:insideH w:val="none" w:color="auto" w:sz="0" w:space="0"/>
-            <w:insideV w:val="none" w:color="auto" w:sz="0" w:space="0"/>
-          </w:tblBorders>
+          <w:shd w:val="clear" w:color="auto" w:fill="auto"/>
           <w:tblCellMar>
             <w:top w:w="15" w:type="dxa"/>
             <w:left w:w="15" w:type="dxa"/>
@@ -2100,6 +2067,7 @@
             <w:insideH w:val="none" w:color="auto" w:sz="0" w:space="0"/>
             <w:insideV w:val="none" w:color="auto" w:sz="0" w:space="0"/>
           </w:tblBorders>
+          <w:shd w:val="clear" w:color="auto" w:fill="auto"/>
           <w:tblCellMar>
             <w:top w:w="15" w:type="dxa"/>
             <w:left w:w="15" w:type="dxa"/>
@@ -2181,6 +2149,7 @@
             <w:insideH w:val="none" w:color="auto" w:sz="0" w:space="0"/>
             <w:insideV w:val="none" w:color="auto" w:sz="0" w:space="0"/>
           </w:tblBorders>
+          <w:shd w:val="clear" w:color="auto" w:fill="auto"/>
           <w:tblCellMar>
             <w:top w:w="15" w:type="dxa"/>
             <w:left w:w="15" w:type="dxa"/>
@@ -2343,6 +2312,7 @@
             <w:insideH w:val="none" w:color="auto" w:sz="0" w:space="0"/>
             <w:insideV w:val="none" w:color="auto" w:sz="0" w:space="0"/>
           </w:tblBorders>
+          <w:shd w:val="clear" w:color="auto" w:fill="auto"/>
           <w:tblCellMar>
             <w:top w:w="15" w:type="dxa"/>
             <w:left w:w="15" w:type="dxa"/>
@@ -3070,6 +3040,7 @@
             <w:insideH w:val="none" w:color="auto" w:sz="0" w:space="0"/>
             <w:insideV w:val="none" w:color="auto" w:sz="0" w:space="0"/>
           </w:tblBorders>
+          <w:shd w:val="clear" w:color="auto" w:fill="auto"/>
           <w:tblCellMar>
             <w:top w:w="15" w:type="dxa"/>
             <w:left w:w="15" w:type="dxa"/>
@@ -3156,6 +3127,7 @@
             <w:insideH w:val="none" w:color="auto" w:sz="0" w:space="0"/>
             <w:insideV w:val="none" w:color="auto" w:sz="0" w:space="0"/>
           </w:tblBorders>
+          <w:shd w:val="clear" w:color="auto" w:fill="auto"/>
           <w:tblCellMar>
             <w:top w:w="15" w:type="dxa"/>
             <w:left w:w="15" w:type="dxa"/>
@@ -3229,6 +3201,7 @@
             <w:insideH w:val="none" w:color="auto" w:sz="0" w:space="0"/>
             <w:insideV w:val="none" w:color="auto" w:sz="0" w:space="0"/>
           </w:tblBorders>
+          <w:shd w:val="clear" w:color="auto" w:fill="auto"/>
           <w:tblCellMar>
             <w:top w:w="15" w:type="dxa"/>
             <w:left w:w="15" w:type="dxa"/>
@@ -4349,6 +4322,7 @@
             <w:insideH w:val="none" w:color="auto" w:sz="0" w:space="0"/>
             <w:insideV w:val="none" w:color="auto" w:sz="0" w:space="0"/>
           </w:tblBorders>
+          <w:shd w:val="clear" w:color="auto" w:fill="auto"/>
           <w:tblCellMar>
             <w:top w:w="15" w:type="dxa"/>
             <w:left w:w="15" w:type="dxa"/>
@@ -4422,6 +4396,7 @@
             <w:insideH w:val="none" w:color="auto" w:sz="0" w:space="0"/>
             <w:insideV w:val="none" w:color="auto" w:sz="0" w:space="0"/>
           </w:tblBorders>
+          <w:shd w:val="clear" w:color="auto" w:fill="auto"/>
           <w:tblCellMar>
             <w:top w:w="15" w:type="dxa"/>
             <w:left w:w="15" w:type="dxa"/>
@@ -5714,3364 +5689,49 @@
         <w:widowControl/>
         <w:suppressLineNumbers w:val="0"/>
         <w:rPr>
+          <w:rFonts w:hint="default"/>
+          <w:lang w:val="en-US"/>
+        </w:rPr>
+      </w:pPr>
+      <w:r>
+        <w:rPr>
           <w:sz w:val="22"/>
           <w:szCs w:val="22"/>
         </w:rPr>
-      </w:pPr>
-      <w:r>
-        <w:rPr>
+        <w:t xml:space="preserve">Time-slicing is the </w:t>
+      </w:r>
+      <w:r>
+        <w:rPr>
+          <w:rStyle w:val="8"/>
           <w:sz w:val="22"/>
           <w:szCs w:val="22"/>
         </w:rPr>
-        <w:t xml:space="preserve">Time-slicing is the </w:t>
-      </w:r>
-      <w:r>
-        <w:rPr>
-          <w:rStyle w:val="8"/>
+        <w:t>scheduling approach</w:t>
+      </w:r>
+      <w:r>
+        <w:rPr>
           <w:sz w:val="22"/>
           <w:szCs w:val="22"/>
         </w:rPr>
-        <w:t>scheduling approach</w:t>
-      </w:r>
-      <w:r>
-        <w:rPr>
+        <w:t xml:space="preserve">, while context switching is the </w:t>
+      </w:r>
+      <w:r>
+        <w:rPr>
+          <w:rStyle w:val="8"/>
           <w:sz w:val="22"/>
           <w:szCs w:val="22"/>
         </w:rPr>
-        <w:t xml:space="preserve">, while context switching is the </w:t>
-      </w:r>
-      <w:r>
-        <w:rPr>
-          <w:rStyle w:val="8"/>
+        <w:t>actual switch from one thread's execution state to another</w:t>
+      </w:r>
+      <w:r>
+        <w:rPr>
           <w:sz w:val="22"/>
           <w:szCs w:val="22"/>
         </w:rPr>
-        <w:t>actual switch from one thread's execution state to another</w:t>
-      </w:r>
-      <w:r>
-        <w:rPr>
-          <w:sz w:val="22"/>
-          <w:szCs w:val="22"/>
-        </w:rPr>
         <w:t>.</w:t>
       </w:r>
-    </w:p>
-    <w:p>
-      <w:r>
-        <w:br w:type="page"/>
-      </w:r>
-    </w:p>
-    <w:p>
-      <w:pPr>
-        <w:pStyle w:val="2"/>
-        <w:keepNext w:val="0"/>
-        <w:keepLines w:val="0"/>
-        <w:widowControl/>
-        <w:suppressLineNumbers w:val="0"/>
-        <w:rPr>
-          <w:color w:val="0000FF"/>
-          <w:sz w:val="36"/>
-          <w:szCs w:val="36"/>
-        </w:rPr>
-      </w:pPr>
-      <w:r>
-        <w:rPr>
-          <w:color w:val="0000FF"/>
-          <w:sz w:val="36"/>
-          <w:szCs w:val="36"/>
-        </w:rPr>
-        <w:t>User Thread</w:t>
-      </w:r>
-    </w:p>
-    <w:p>
-      <w:pPr>
-        <w:pStyle w:val="7"/>
-        <w:keepNext w:val="0"/>
-        <w:keepLines w:val="0"/>
-        <w:widowControl/>
-        <w:suppressLineNumbers w:val="0"/>
-      </w:pPr>
-      <w:r>
-        <w:t xml:space="preserve">A </w:t>
-      </w:r>
-      <w:r>
-        <w:rPr>
-          <w:rStyle w:val="8"/>
-        </w:rPr>
-        <w:t>User Thread</w:t>
-      </w:r>
-      <w:r>
-        <w:t xml:space="preserve"> is a normal thread that performs the application's main work.</w:t>
-      </w:r>
-    </w:p>
-    <w:p>
-      <w:pPr>
-        <w:pStyle w:val="7"/>
-        <w:keepNext w:val="0"/>
-        <w:keepLines w:val="0"/>
-        <w:widowControl/>
-        <w:suppressLineNumbers w:val="0"/>
-      </w:pPr>
-      <w:r>
-        <w:t xml:space="preserve">The JVM </w:t>
-      </w:r>
-      <w:r>
-        <w:rPr>
-          <w:rStyle w:val="8"/>
-        </w:rPr>
-        <w:t>waits for all user threads to finish</w:t>
-      </w:r>
-      <w:r>
-        <w:t xml:space="preserve"> before terminating.</w:t>
-      </w:r>
-    </w:p>
-    <w:p>
-      <w:pPr>
-        <w:pStyle w:val="2"/>
-        <w:keepNext w:val="0"/>
-        <w:keepLines w:val="0"/>
-        <w:widowControl/>
-        <w:suppressLineNumbers w:val="0"/>
-      </w:pPr>
-      <w:r>
-        <w:t xml:space="preserve">Is the </w:t>
-      </w:r>
-      <w:r>
-        <w:rPr>
-          <w:rStyle w:val="5"/>
-        </w:rPr>
-        <w:t>main</w:t>
-      </w:r>
-      <w:r>
-        <w:t xml:space="preserve"> thread a User Thread?</w:t>
-      </w:r>
-    </w:p>
-    <w:p>
-      <w:pPr>
-        <w:pStyle w:val="7"/>
-        <w:keepNext w:val="0"/>
-        <w:keepLines w:val="0"/>
-        <w:widowControl/>
-        <w:suppressLineNumbers w:val="0"/>
-      </w:pPr>
-      <w:r>
-        <w:rPr>
-          <w:rStyle w:val="8"/>
-        </w:rPr>
-        <w:t>Yes.</w:t>
-      </w:r>
-    </w:p>
-    <w:p>
-      <w:pPr>
-        <w:pStyle w:val="7"/>
-        <w:keepNext w:val="0"/>
-        <w:keepLines w:val="0"/>
-        <w:widowControl/>
-        <w:suppressLineNumbers w:val="0"/>
-      </w:pPr>
-      <w:r>
-        <w:t xml:space="preserve">When a Java application starts, the JVM creates the </w:t>
-      </w:r>
-      <w:r>
-        <w:rPr>
-          <w:rStyle w:val="8"/>
-        </w:rPr>
-        <w:t>main thread</w:t>
-      </w:r>
-      <w:r>
-        <w:t xml:space="preserve">, and it is a </w:t>
-      </w:r>
-      <w:r>
-        <w:rPr>
-          <w:rStyle w:val="8"/>
-        </w:rPr>
-        <w:t>non-daemon (user) thread</w:t>
-      </w:r>
-      <w:r>
-        <w:t xml:space="preserve"> by default.</w:t>
-      </w:r>
-    </w:p>
-    <w:p>
-      <w:pPr>
-        <w:pStyle w:val="6"/>
-        <w:keepNext w:val="0"/>
-        <w:keepLines w:val="0"/>
-        <w:widowControl/>
-        <w:suppressLineNumbers w:val="0"/>
-        <w:rPr>
-          <w:rStyle w:val="5"/>
-        </w:rPr>
-      </w:pPr>
-      <w:r>
-        <w:t>public</w:t>
-      </w:r>
-      <w:r>
-        <w:rPr>
-          <w:rStyle w:val="5"/>
-        </w:rPr>
-        <w:t xml:space="preserve"> </w:t>
-      </w:r>
-      <w:r>
-        <w:t>static</w:t>
-      </w:r>
-      <w:r>
-        <w:rPr>
-          <w:rStyle w:val="5"/>
-        </w:rPr>
-        <w:t xml:space="preserve"> </w:t>
-      </w:r>
-      <w:r>
-        <w:t>void</w:t>
-      </w:r>
-      <w:r>
-        <w:rPr>
-          <w:rStyle w:val="5"/>
-        </w:rPr>
-        <w:t xml:space="preserve"> </w:t>
-      </w:r>
-      <w:r>
-        <w:t>main</w:t>
-      </w:r>
-      <w:r>
-        <w:rPr>
-          <w:rStyle w:val="5"/>
-        </w:rPr>
-        <w:t>(</w:t>
-      </w:r>
-      <w:r>
-        <w:t>String</w:t>
-      </w:r>
-      <w:r>
-        <w:rPr>
-          <w:rStyle w:val="5"/>
-        </w:rPr>
-        <w:t xml:space="preserve">[] </w:t>
-      </w:r>
-      <w:r>
-        <w:t>args</w:t>
-      </w:r>
-      <w:r>
-        <w:rPr>
-          <w:rStyle w:val="5"/>
-        </w:rPr>
-        <w:t>) {</w:t>
-      </w:r>
-    </w:p>
-    <w:p>
-      <w:pPr>
-        <w:pStyle w:val="6"/>
-        <w:keepNext w:val="0"/>
-        <w:keepLines w:val="0"/>
-        <w:widowControl/>
-        <w:suppressLineNumbers w:val="0"/>
-        <w:rPr>
-          <w:rStyle w:val="5"/>
-        </w:rPr>
-      </w:pPr>
-      <w:r>
-        <w:rPr>
-          <w:rStyle w:val="5"/>
-        </w:rPr>
-        <w:t xml:space="preserve">    </w:t>
-      </w:r>
-      <w:r>
-        <w:t>System.out.println</w:t>
-      </w:r>
-      <w:r>
-        <w:rPr>
-          <w:rStyle w:val="5"/>
-        </w:rPr>
-        <w:t>(</w:t>
-      </w:r>
-      <w:r>
-        <w:t>"Running in main thread"</w:t>
-      </w:r>
-      <w:r>
-        <w:rPr>
-          <w:rStyle w:val="5"/>
-        </w:rPr>
-        <w:t>);</w:t>
-      </w:r>
-    </w:p>
-    <w:p>
-      <w:pPr>
-        <w:pStyle w:val="6"/>
-        <w:keepNext w:val="0"/>
-        <w:keepLines w:val="0"/>
-        <w:widowControl/>
-        <w:suppressLineNumbers w:val="0"/>
-      </w:pPr>
-      <w:r>
-        <w:rPr>
-          <w:rStyle w:val="5"/>
-        </w:rPr>
-        <w:t>}</w:t>
-      </w:r>
-    </w:p>
-    <w:p>
-      <w:pPr>
-        <w:pStyle w:val="7"/>
-        <w:keepNext w:val="0"/>
-        <w:keepLines w:val="0"/>
-        <w:widowControl/>
-        <w:suppressLineNumbers w:val="0"/>
-      </w:pPr>
-      <w:r>
-        <w:t>Conceptually:</w:t>
-      </w:r>
-    </w:p>
-    <w:p>
-      <w:pPr>
-        <w:pStyle w:val="6"/>
-        <w:keepNext w:val="0"/>
-        <w:keepLines w:val="0"/>
-        <w:widowControl/>
-        <w:suppressLineNumbers w:val="0"/>
-        <w:rPr>
-          <w:rStyle w:val="5"/>
-        </w:rPr>
-      </w:pPr>
-      <w:r>
-        <w:rPr>
-          <w:rStyle w:val="5"/>
-        </w:rPr>
-        <w:t>JVM</w:t>
-      </w:r>
-    </w:p>
-    <w:p>
-      <w:pPr>
-        <w:pStyle w:val="6"/>
-        <w:keepNext w:val="0"/>
-        <w:keepLines w:val="0"/>
-        <w:widowControl/>
-        <w:suppressLineNumbers w:val="0"/>
-        <w:rPr>
-          <w:rStyle w:val="5"/>
-        </w:rPr>
-      </w:pPr>
-      <w:r>
-        <w:rPr>
-          <w:rStyle w:val="5"/>
-        </w:rPr>
-        <w:t xml:space="preserve"> ↓</w:t>
-      </w:r>
-    </w:p>
-    <w:p>
-      <w:pPr>
-        <w:pStyle w:val="6"/>
-        <w:keepNext w:val="0"/>
-        <w:keepLines w:val="0"/>
-        <w:widowControl/>
-        <w:suppressLineNumbers w:val="0"/>
-        <w:rPr>
-          <w:rStyle w:val="5"/>
-        </w:rPr>
-      </w:pPr>
-      <w:r>
-        <w:rPr>
-          <w:rStyle w:val="5"/>
-        </w:rPr>
-        <w:t>Main Thread (User Thread)</w:t>
-      </w:r>
-    </w:p>
-    <w:p>
-      <w:pPr>
-        <w:pStyle w:val="6"/>
-        <w:keepNext w:val="0"/>
-        <w:keepLines w:val="0"/>
-        <w:widowControl/>
-        <w:suppressLineNumbers w:val="0"/>
-        <w:rPr>
-          <w:rStyle w:val="5"/>
-        </w:rPr>
-      </w:pPr>
-      <w:r>
-        <w:rPr>
-          <w:rStyle w:val="5"/>
-        </w:rPr>
-        <w:t xml:space="preserve"> ↓</w:t>
-      </w:r>
-    </w:p>
-    <w:p>
-      <w:pPr>
-        <w:pStyle w:val="6"/>
-        <w:keepNext w:val="0"/>
-        <w:keepLines w:val="0"/>
-        <w:widowControl/>
-        <w:suppressLineNumbers w:val="0"/>
-      </w:pPr>
-      <w:r>
-        <w:rPr>
-          <w:rStyle w:val="5"/>
-        </w:rPr>
-        <w:t>Your application</w:t>
-      </w:r>
-    </w:p>
-    <w:p>
-      <w:pPr>
-        <w:pStyle w:val="2"/>
-        <w:keepNext w:val="0"/>
-        <w:keepLines w:val="0"/>
-        <w:widowControl/>
-        <w:suppressLineNumbers w:val="0"/>
-      </w:pPr>
-      <w:r>
-        <w:t>Interview Point</w:t>
-      </w:r>
-      <w:r>
-        <w:br w:type="textWrapping"/>
-      </w:r>
-      <w:r>
-        <w:rPr>
-          <w:rStyle w:val="8"/>
-          <w:rFonts w:hint="eastAsia" w:ascii="SimSun" w:hAnsi="SimSun" w:eastAsia="SimSun" w:cs="SimSun"/>
-          <w:b/>
-          <w:bCs/>
-          <w:sz w:val="24"/>
-          <w:szCs w:val="24"/>
-        </w:rPr>
-        <w:t>The main thread is a user thread by default.</w:t>
-      </w:r>
-      <w:r>
-        <w:rPr>
-          <w:rFonts w:hint="eastAsia" w:ascii="SimSun" w:hAnsi="SimSun" w:eastAsia="SimSun" w:cs="SimSun"/>
-          <w:sz w:val="24"/>
-          <w:szCs w:val="24"/>
-        </w:rPr>
-        <w:t xml:space="preserve"> The JVM does not terminate while any user thread is still running, even if daemon threads are running in the background.</w:t>
-      </w:r>
-    </w:p>
-    <w:p>
-      <w:pPr>
-        <w:rPr>
-          <w:color w:val="0000FF"/>
-          <w:sz w:val="36"/>
-          <w:szCs w:val="36"/>
-        </w:rPr>
-      </w:pPr>
-      <w:r>
-        <w:rPr>
-          <w:color w:val="0000FF"/>
-          <w:sz w:val="36"/>
-          <w:szCs w:val="36"/>
-        </w:rPr>
-        <w:t>Daemon Thread</w:t>
-      </w:r>
-    </w:p>
-    <w:p>
-      <w:pPr>
-        <w:pStyle w:val="7"/>
-        <w:keepNext w:val="0"/>
-        <w:keepLines w:val="0"/>
-        <w:widowControl/>
-        <w:suppressLineNumbers w:val="0"/>
-      </w:pPr>
-      <w:r>
-        <w:t xml:space="preserve">A </w:t>
-      </w:r>
-      <w:r>
-        <w:rPr>
-          <w:rStyle w:val="8"/>
-        </w:rPr>
-        <w:t>Daemon Thread</w:t>
-      </w:r>
-      <w:r>
-        <w:t xml:space="preserve"> is a </w:t>
-      </w:r>
-      <w:r>
-        <w:rPr>
-          <w:rStyle w:val="8"/>
-        </w:rPr>
-        <w:t>background thread</w:t>
-      </w:r>
-      <w:r>
-        <w:t xml:space="preserve"> that performs supporting tasks for the application.</w:t>
-      </w:r>
-    </w:p>
-    <w:p>
-      <w:pPr>
-        <w:pStyle w:val="7"/>
-        <w:keepNext w:val="0"/>
-        <w:keepLines w:val="0"/>
-        <w:widowControl/>
-        <w:suppressLineNumbers w:val="0"/>
-      </w:pPr>
-      <w:r>
-        <w:t xml:space="preserve">The JVM </w:t>
-      </w:r>
-      <w:r>
-        <w:rPr>
-          <w:rStyle w:val="8"/>
-        </w:rPr>
-        <w:t>does not wait for daemon threads to finish</w:t>
-      </w:r>
-      <w:r>
-        <w:t>. When all user threads finish, the JVM terminates even if daemon threads are still running.</w:t>
-      </w:r>
-    </w:p>
-    <w:p>
-      <w:pPr>
-        <w:pStyle w:val="6"/>
-        <w:keepNext w:val="0"/>
-        <w:keepLines w:val="0"/>
-        <w:widowControl/>
-        <w:suppressLineNumbers w:val="0"/>
-        <w:rPr>
-          <w:rStyle w:val="5"/>
-        </w:rPr>
-      </w:pPr>
-      <w:r>
-        <w:t>Thread</w:t>
-      </w:r>
-      <w:r>
-        <w:rPr>
-          <w:rStyle w:val="5"/>
-        </w:rPr>
-        <w:t xml:space="preserve"> </w:t>
-      </w:r>
-      <w:r>
-        <w:t>t</w:t>
-      </w:r>
-      <w:r>
-        <w:rPr>
-          <w:rStyle w:val="5"/>
-        </w:rPr>
-        <w:t xml:space="preserve"> </w:t>
-      </w:r>
-      <w:r>
-        <w:t>=</w:t>
-      </w:r>
-      <w:r>
-        <w:rPr>
-          <w:rStyle w:val="5"/>
-        </w:rPr>
-        <w:t xml:space="preserve"> </w:t>
-      </w:r>
-      <w:r>
-        <w:t>new</w:t>
-      </w:r>
-      <w:r>
-        <w:rPr>
-          <w:rStyle w:val="5"/>
-        </w:rPr>
-        <w:t xml:space="preserve"> </w:t>
-      </w:r>
-      <w:r>
-        <w:t>Thread</w:t>
-      </w:r>
-      <w:r>
-        <w:rPr>
-          <w:rStyle w:val="5"/>
-        </w:rPr>
-        <w:t>(() -&gt; {</w:t>
-      </w:r>
-    </w:p>
-    <w:p>
-      <w:pPr>
-        <w:pStyle w:val="6"/>
-        <w:keepNext w:val="0"/>
-        <w:keepLines w:val="0"/>
-        <w:widowControl/>
-        <w:suppressLineNumbers w:val="0"/>
-        <w:rPr>
-          <w:rStyle w:val="5"/>
-        </w:rPr>
-      </w:pPr>
-      <w:r>
-        <w:rPr>
-          <w:rStyle w:val="5"/>
-        </w:rPr>
-        <w:t xml:space="preserve">    </w:t>
-      </w:r>
-      <w:r>
-        <w:t>// background task</w:t>
-      </w:r>
-    </w:p>
-    <w:p>
-      <w:pPr>
-        <w:pStyle w:val="6"/>
-        <w:keepNext w:val="0"/>
-        <w:keepLines w:val="0"/>
-        <w:widowControl/>
-        <w:suppressLineNumbers w:val="0"/>
-        <w:rPr>
-          <w:rStyle w:val="5"/>
-        </w:rPr>
-      </w:pPr>
-      <w:r>
-        <w:rPr>
-          <w:rStyle w:val="5"/>
-        </w:rPr>
-        <w:t>});</w:t>
-      </w:r>
-    </w:p>
-    <w:p>
-      <w:pPr>
-        <w:pStyle w:val="6"/>
-        <w:keepNext w:val="0"/>
-        <w:keepLines w:val="0"/>
-        <w:widowControl/>
-        <w:suppressLineNumbers w:val="0"/>
-      </w:pPr>
-      <w:r>
-        <w:t>t.setDaemon</w:t>
-      </w:r>
-      <w:r>
-        <w:rPr>
-          <w:rStyle w:val="5"/>
-        </w:rPr>
-        <w:t>(</w:t>
-      </w:r>
-      <w:r>
-        <w:t>true</w:t>
-      </w:r>
-      <w:r>
-        <w:rPr>
-          <w:rStyle w:val="5"/>
-        </w:rPr>
-        <w:t>);</w:t>
-      </w:r>
-      <w:r>
-        <w:t>t.start</w:t>
-      </w:r>
-      <w:r>
-        <w:rPr>
-          <w:rStyle w:val="5"/>
-        </w:rPr>
-        <w:t>();</w:t>
-      </w:r>
-    </w:p>
-    <w:p>
-      <w:pPr>
-        <w:pStyle w:val="7"/>
-        <w:keepNext w:val="0"/>
-        <w:keepLines w:val="0"/>
-        <w:widowControl/>
-        <w:suppressLineNumbers w:val="0"/>
-      </w:pPr>
-      <w:r>
-        <w:rPr>
-          <w:rStyle w:val="8"/>
-        </w:rPr>
-        <w:t>Important:</w:t>
-      </w:r>
-      <w:r>
-        <w:t xml:space="preserve"> </w:t>
-      </w:r>
-      <w:r>
-        <w:rPr>
-          <w:rStyle w:val="5"/>
-        </w:rPr>
-        <w:t>setDaemon(true)</w:t>
-      </w:r>
-      <w:r>
-        <w:t xml:space="preserve"> must be called </w:t>
-      </w:r>
-      <w:r>
-        <w:rPr>
-          <w:rStyle w:val="8"/>
-        </w:rPr>
-        <w:t xml:space="preserve">before </w:t>
-      </w:r>
-      <w:r>
-        <w:rPr>
-          <w:rStyle w:val="5"/>
-        </w:rPr>
-        <w:t>start()</w:t>
-      </w:r>
-      <w:r>
-        <w:t>.</w:t>
-      </w:r>
-    </w:p>
-    <w:p>
-      <w:pPr>
-        <w:pStyle w:val="7"/>
-        <w:keepNext w:val="0"/>
-        <w:keepLines w:val="0"/>
-        <w:widowControl/>
-        <w:suppressLineNumbers w:val="0"/>
-      </w:pPr>
-      <w:r>
-        <w:rPr>
-          <w:rStyle w:val="8"/>
-        </w:rPr>
-        <w:t>Examples:</w:t>
-      </w:r>
-    </w:p>
-    <w:p>
-      <w:pPr>
-        <w:keepNext w:val="0"/>
-        <w:keepLines w:val="0"/>
-        <w:widowControl/>
-        <w:numPr>
-          <w:ilvl w:val="0"/>
-          <w:numId w:val="5"/>
-        </w:numPr>
-        <w:suppressLineNumbers w:val="0"/>
-        <w:spacing w:before="0" w:beforeAutospacing="1" w:after="0" w:afterAutospacing="1"/>
-        <w:ind w:left="720" w:hanging="360"/>
-      </w:pPr>
-      <w:r>
-        <w:t xml:space="preserve">Garbage collection </w:t>
-      </w:r>
-    </w:p>
-    <w:p>
-      <w:pPr>
-        <w:keepNext w:val="0"/>
-        <w:keepLines w:val="0"/>
-        <w:widowControl/>
-        <w:numPr>
-          <w:ilvl w:val="0"/>
-          <w:numId w:val="5"/>
-        </w:numPr>
-        <w:suppressLineNumbers w:val="0"/>
-        <w:spacing w:before="0" w:beforeAutospacing="1" w:after="0" w:afterAutospacing="1"/>
-        <w:ind w:left="720" w:hanging="360"/>
-      </w:pPr>
-      <w:r>
-        <w:t xml:space="preserve">Background monitoring </w:t>
-      </w:r>
-    </w:p>
-    <w:p>
-      <w:pPr>
-        <w:keepNext w:val="0"/>
-        <w:keepLines w:val="0"/>
-        <w:widowControl/>
-        <w:numPr>
-          <w:ilvl w:val="0"/>
-          <w:numId w:val="5"/>
-        </w:numPr>
-        <w:suppressLineNumbers w:val="0"/>
-        <w:spacing w:before="0" w:beforeAutospacing="1" w:after="0" w:afterAutospacing="1"/>
-        <w:ind w:left="720" w:hanging="360"/>
-      </w:pPr>
-      <w:r>
-        <w:t xml:space="preserve">Cache cleanup </w:t>
-      </w:r>
-    </w:p>
-    <w:p>
-      <w:pPr>
-        <w:pStyle w:val="7"/>
-        <w:keepNext w:val="0"/>
-        <w:keepLines w:val="0"/>
-        <w:widowControl/>
-        <w:suppressLineNumbers w:val="0"/>
-        <w:rPr>
-          <w:rFonts w:hint="eastAsia" w:ascii="SimSun" w:hAnsi="SimSun" w:eastAsia="SimSun" w:cs="SimSun"/>
-          <w:sz w:val="24"/>
-          <w:szCs w:val="24"/>
-        </w:rPr>
-      </w:pPr>
-      <w:r>
-        <w:rPr>
-          <w:rStyle w:val="8"/>
-        </w:rPr>
-        <w:t>Interview point:</w:t>
-      </w:r>
-      <w:r>
-        <w:rPr>
-          <w:rStyle w:val="8"/>
-        </w:rPr>
-        <w:br w:type="textWrapping"/>
-      </w:r>
-      <w:r>
-        <w:rPr>
-          <w:rFonts w:hint="eastAsia" w:ascii="SimSun" w:hAnsi="SimSun" w:eastAsia="SimSun" w:cs="SimSun"/>
-          <w:sz w:val="24"/>
-          <w:szCs w:val="24"/>
-        </w:rPr>
-        <w:t>A daemon thread is a background thread that provides services to user threads. The JVM can terminate without waiting for daemon threads to complete.</w:t>
-      </w:r>
-    </w:p>
-    <w:p>
-      <w:pPr>
-        <w:rPr>
-          <w:rFonts w:hint="default" w:ascii="SimSun" w:hAnsi="SimSun" w:eastAsia="SimSun" w:cs="SimSun"/>
-          <w:sz w:val="24"/>
-          <w:szCs w:val="24"/>
-          <w:lang w:val="en-US"/>
-        </w:rPr>
-      </w:pPr>
-      <w:r>
-        <w:rPr>
-          <w:rFonts w:hint="eastAsia" w:ascii="SimSun" w:hAnsi="SimSun" w:eastAsia="SimSun" w:cs="SimSun"/>
-          <w:sz w:val="24"/>
-          <w:szCs w:val="24"/>
-        </w:rPr>
-        <w:br w:type="page"/>
-      </w:r>
-      <w:r>
-        <w:rPr>
-          <w:rFonts w:hint="eastAsia" w:ascii="SimSun" w:hAnsi="SimSun" w:eastAsia="SimSun" w:cs="SimSun"/>
-          <w:b/>
-          <w:bCs/>
-          <w:color w:val="0000FF"/>
-          <w:sz w:val="36"/>
-          <w:szCs w:val="36"/>
-          <w:u w:val="none"/>
-        </w:rPr>
-        <w:t>T</w:t>
-      </w:r>
-      <w:r>
-        <w:rPr>
-          <w:rFonts w:hint="default" w:ascii="SimSun" w:hAnsi="SimSun" w:eastAsia="SimSun" w:cs="SimSun"/>
-          <w:b/>
-          <w:bCs/>
-          <w:color w:val="0000FF"/>
-          <w:sz w:val="36"/>
-          <w:szCs w:val="36"/>
-          <w:u w:val="none"/>
-          <w:lang w:val="en-US"/>
-        </w:rPr>
-        <w:t>hread</w:t>
-      </w:r>
-      <w:r>
-        <w:rPr>
-          <w:rFonts w:hint="eastAsia" w:ascii="SimSun" w:hAnsi="SimSun" w:eastAsia="SimSun" w:cs="SimSun"/>
-          <w:b/>
-          <w:bCs/>
-          <w:color w:val="0000FF"/>
-          <w:sz w:val="36"/>
-          <w:szCs w:val="36"/>
-          <w:u w:val="none"/>
-        </w:rPr>
-        <w:t xml:space="preserve"> P</w:t>
-      </w:r>
-      <w:r>
-        <w:rPr>
-          <w:rFonts w:hint="default" w:ascii="SimSun" w:hAnsi="SimSun" w:eastAsia="SimSun" w:cs="SimSun"/>
-          <w:b/>
-          <w:bCs/>
-          <w:color w:val="0000FF"/>
-          <w:sz w:val="36"/>
-          <w:szCs w:val="36"/>
-          <w:u w:val="none"/>
-          <w:lang w:val="en-US"/>
-        </w:rPr>
-        <w:t>riority</w:t>
-      </w:r>
-    </w:p>
-    <w:p>
-      <w:pPr>
-        <w:rPr>
-          <w:rFonts w:hint="eastAsia" w:ascii="SimSun" w:hAnsi="SimSun" w:eastAsia="SimSun" w:cs="SimSun"/>
-          <w:sz w:val="24"/>
-          <w:szCs w:val="24"/>
-        </w:rPr>
-      </w:pPr>
-    </w:p>
-    <w:p>
-      <w:pPr>
-        <w:rPr>
-          <w:rFonts w:hint="eastAsia" w:ascii="SimSun" w:hAnsi="SimSun" w:eastAsia="SimSun" w:cs="SimSun"/>
-          <w:sz w:val="24"/>
-          <w:szCs w:val="24"/>
-          <w:u w:val="single"/>
-        </w:rPr>
-      </w:pPr>
-      <w:r>
-        <w:rPr>
-          <w:rFonts w:hint="eastAsia" w:ascii="SimSun" w:hAnsi="SimSun" w:eastAsia="SimSun" w:cs="SimSun"/>
-          <w:sz w:val="24"/>
-          <w:szCs w:val="24"/>
-          <w:u w:val="single"/>
-        </w:rPr>
-        <w:t>Definition:</w:t>
-      </w:r>
-    </w:p>
-    <w:p>
-      <w:pPr>
-        <w:rPr>
-          <w:rFonts w:hint="eastAsia" w:ascii="SimSun" w:hAnsi="SimSun" w:eastAsia="SimSun" w:cs="SimSun"/>
-          <w:sz w:val="24"/>
-          <w:szCs w:val="24"/>
-        </w:rPr>
-      </w:pPr>
-      <w:r>
-        <w:rPr>
-          <w:rFonts w:hint="eastAsia" w:ascii="SimSun" w:hAnsi="SimSun" w:eastAsia="SimSun" w:cs="SimSun"/>
-          <w:sz w:val="24"/>
-          <w:szCs w:val="24"/>
-        </w:rPr>
-        <w:t>Thread priority is a value that indicates the relative importance of a thread to the thread scheduler.</w:t>
-      </w:r>
-    </w:p>
-    <w:p>
-      <w:pPr>
-        <w:rPr>
-          <w:rFonts w:hint="eastAsia" w:ascii="SimSun" w:hAnsi="SimSun" w:eastAsia="SimSun" w:cs="SimSun"/>
-          <w:sz w:val="24"/>
-          <w:szCs w:val="24"/>
-        </w:rPr>
-      </w:pPr>
-    </w:p>
-    <w:p>
-      <w:pPr>
-        <w:rPr>
-          <w:rFonts w:hint="eastAsia" w:ascii="SimSun" w:hAnsi="SimSun" w:eastAsia="SimSun" w:cs="SimSun"/>
-          <w:sz w:val="24"/>
-          <w:szCs w:val="24"/>
-        </w:rPr>
-      </w:pPr>
-      <w:r>
-        <w:rPr>
-          <w:rFonts w:hint="eastAsia" w:ascii="SimSun" w:hAnsi="SimSun" w:eastAsia="SimSun" w:cs="SimSun"/>
-          <w:sz w:val="24"/>
-          <w:szCs w:val="24"/>
-        </w:rPr>
-        <w:t>Java provides priorities from 1 to 10:</w:t>
-      </w:r>
-    </w:p>
-    <w:p>
-      <w:pPr>
-        <w:rPr>
-          <w:rFonts w:hint="eastAsia" w:ascii="SimSun" w:hAnsi="SimSun" w:eastAsia="SimSun" w:cs="SimSun"/>
-          <w:sz w:val="24"/>
-          <w:szCs w:val="24"/>
-        </w:rPr>
-      </w:pPr>
-      <w:r>
-        <w:rPr>
-          <w:rFonts w:hint="eastAsia" w:ascii="SimSun" w:hAnsi="SimSun" w:eastAsia="SimSun" w:cs="SimSun"/>
-          <w:sz w:val="24"/>
-          <w:szCs w:val="24"/>
-        </w:rPr>
-        <w:t>MIN_PRIORITY    = 1</w:t>
-      </w:r>
-    </w:p>
-    <w:p>
-      <w:pPr>
-        <w:rPr>
-          <w:rFonts w:hint="eastAsia" w:ascii="SimSun" w:hAnsi="SimSun" w:eastAsia="SimSun" w:cs="SimSun"/>
-          <w:sz w:val="24"/>
-          <w:szCs w:val="24"/>
-        </w:rPr>
-      </w:pPr>
-      <w:r>
-        <w:rPr>
-          <w:rFonts w:hint="eastAsia" w:ascii="SimSun" w:hAnsi="SimSun" w:eastAsia="SimSun" w:cs="SimSun"/>
-          <w:sz w:val="24"/>
-          <w:szCs w:val="24"/>
-        </w:rPr>
-        <w:t>NORM_PRIORITY   = 5</w:t>
-      </w:r>
-    </w:p>
-    <w:p>
-      <w:pPr>
-        <w:rPr>
-          <w:rFonts w:hint="eastAsia" w:ascii="SimSun" w:hAnsi="SimSun" w:eastAsia="SimSun" w:cs="SimSun"/>
-          <w:sz w:val="24"/>
-          <w:szCs w:val="24"/>
-        </w:rPr>
-      </w:pPr>
-      <w:r>
-        <w:rPr>
-          <w:rFonts w:hint="eastAsia" w:ascii="SimSun" w:hAnsi="SimSun" w:eastAsia="SimSun" w:cs="SimSun"/>
-          <w:sz w:val="24"/>
-          <w:szCs w:val="24"/>
-        </w:rPr>
-        <w:t>MAX_PRIORITY    = 10</w:t>
-      </w:r>
-    </w:p>
-    <w:p>
-      <w:pPr>
-        <w:rPr>
-          <w:rFonts w:hint="eastAsia" w:ascii="SimSun" w:hAnsi="SimSun" w:eastAsia="SimSun" w:cs="SimSun"/>
-          <w:sz w:val="24"/>
-          <w:szCs w:val="24"/>
-        </w:rPr>
-      </w:pPr>
-    </w:p>
-    <w:p>
-      <w:pPr>
-        <w:rPr>
-          <w:rFonts w:hint="eastAsia" w:ascii="SimSun" w:hAnsi="SimSun" w:eastAsia="SimSun" w:cs="SimSun"/>
-          <w:sz w:val="24"/>
-          <w:szCs w:val="24"/>
-        </w:rPr>
-      </w:pPr>
-      <w:r>
-        <w:rPr>
-          <w:rFonts w:hint="eastAsia" w:ascii="SimSun" w:hAnsi="SimSun" w:eastAsia="SimSun" w:cs="SimSun"/>
-          <w:sz w:val="24"/>
-          <w:szCs w:val="24"/>
-        </w:rPr>
-        <w:t>Default priority:</w:t>
-      </w:r>
-    </w:p>
-    <w:p>
-      <w:pPr>
-        <w:rPr>
-          <w:rFonts w:hint="eastAsia" w:ascii="SimSun" w:hAnsi="SimSun" w:eastAsia="SimSun" w:cs="SimSun"/>
-          <w:sz w:val="24"/>
-          <w:szCs w:val="24"/>
-        </w:rPr>
-      </w:pPr>
-      <w:r>
-        <w:rPr>
-          <w:rFonts w:hint="eastAsia" w:ascii="SimSun" w:hAnsi="SimSun" w:eastAsia="SimSun" w:cs="SimSun"/>
-          <w:sz w:val="24"/>
-          <w:szCs w:val="24"/>
-        </w:rPr>
-        <w:t>Every new thread normally inherits the priority of the thread that created it.</w:t>
-      </w:r>
-    </w:p>
-    <w:p>
-      <w:pPr>
-        <w:rPr>
-          <w:rFonts w:hint="eastAsia" w:ascii="SimSun" w:hAnsi="SimSun" w:eastAsia="SimSun" w:cs="SimSun"/>
-          <w:sz w:val="24"/>
-          <w:szCs w:val="24"/>
-        </w:rPr>
-      </w:pPr>
-      <w:r>
-        <w:rPr>
-          <w:rFonts w:hint="eastAsia" w:ascii="SimSun" w:hAnsi="SimSun" w:eastAsia="SimSun" w:cs="SimSun"/>
-          <w:sz w:val="24"/>
-          <w:szCs w:val="24"/>
-        </w:rPr>
-        <w:t>The default priority is usually 5.</w:t>
-      </w:r>
-    </w:p>
-    <w:p>
-      <w:pPr>
-        <w:rPr>
-          <w:rFonts w:hint="eastAsia" w:ascii="SimSun" w:hAnsi="SimSun" w:eastAsia="SimSun" w:cs="SimSun"/>
-          <w:sz w:val="24"/>
-          <w:szCs w:val="24"/>
-        </w:rPr>
-      </w:pPr>
-    </w:p>
-    <w:p>
-      <w:pPr>
-        <w:rPr>
-          <w:rFonts w:hint="eastAsia" w:ascii="SimSun" w:hAnsi="SimSun" w:eastAsia="SimSun" w:cs="SimSun"/>
-          <w:sz w:val="24"/>
-          <w:szCs w:val="24"/>
-        </w:rPr>
-      </w:pPr>
-      <w:r>
-        <w:rPr>
-          <w:rFonts w:hint="eastAsia" w:ascii="SimSun" w:hAnsi="SimSun" w:eastAsia="SimSun" w:cs="SimSun"/>
-          <w:sz w:val="24"/>
-          <w:szCs w:val="24"/>
-        </w:rPr>
-        <w:t>Setting priority:</w:t>
-      </w:r>
-    </w:p>
-    <w:p>
-      <w:pPr>
-        <w:rPr>
-          <w:rFonts w:hint="eastAsia" w:ascii="SimSun" w:hAnsi="SimSun" w:eastAsia="SimSun" w:cs="SimSun"/>
-          <w:sz w:val="24"/>
-          <w:szCs w:val="24"/>
-        </w:rPr>
-      </w:pPr>
-      <w:r>
-        <w:rPr>
-          <w:rFonts w:hint="eastAsia" w:ascii="SimSun" w:hAnsi="SimSun" w:eastAsia="SimSun" w:cs="SimSun"/>
-          <w:sz w:val="24"/>
-          <w:szCs w:val="24"/>
-        </w:rPr>
-        <w:t>Thread t = new Thread(() -&gt; {</w:t>
-      </w:r>
-    </w:p>
-    <w:p>
-      <w:pPr>
-        <w:rPr>
-          <w:rFonts w:hint="eastAsia" w:ascii="SimSun" w:hAnsi="SimSun" w:eastAsia="SimSun" w:cs="SimSun"/>
-          <w:sz w:val="24"/>
-          <w:szCs w:val="24"/>
-        </w:rPr>
-      </w:pPr>
-      <w:r>
-        <w:rPr>
-          <w:rFonts w:hint="eastAsia" w:ascii="SimSun" w:hAnsi="SimSun" w:eastAsia="SimSun" w:cs="SimSun"/>
-          <w:sz w:val="24"/>
-          <w:szCs w:val="24"/>
-        </w:rPr>
-        <w:t xml:space="preserve">    // task</w:t>
-      </w:r>
-    </w:p>
-    <w:p>
-      <w:pPr>
-        <w:rPr>
-          <w:rFonts w:hint="eastAsia" w:ascii="SimSun" w:hAnsi="SimSun" w:eastAsia="SimSun" w:cs="SimSun"/>
-          <w:sz w:val="24"/>
-          <w:szCs w:val="24"/>
-        </w:rPr>
-      </w:pPr>
-      <w:r>
-        <w:rPr>
-          <w:rFonts w:hint="eastAsia" w:ascii="SimSun" w:hAnsi="SimSun" w:eastAsia="SimSun" w:cs="SimSun"/>
-          <w:sz w:val="24"/>
-          <w:szCs w:val="24"/>
-        </w:rPr>
-        <w:t>});</w:t>
-      </w:r>
-    </w:p>
-    <w:p>
-      <w:pPr>
-        <w:rPr>
-          <w:rFonts w:hint="eastAsia" w:ascii="SimSun" w:hAnsi="SimSun" w:eastAsia="SimSun" w:cs="SimSun"/>
-          <w:sz w:val="24"/>
-          <w:szCs w:val="24"/>
-        </w:rPr>
-      </w:pPr>
-      <w:r>
-        <w:rPr>
-          <w:rFonts w:hint="eastAsia" w:ascii="SimSun" w:hAnsi="SimSun" w:eastAsia="SimSun" w:cs="SimSun"/>
-          <w:sz w:val="24"/>
-          <w:szCs w:val="24"/>
-        </w:rPr>
-        <w:t>t.setPriority(Thread.MAX_PRIORITY);</w:t>
-      </w:r>
-    </w:p>
-    <w:p>
-      <w:pPr>
-        <w:rPr>
-          <w:rFonts w:hint="eastAsia" w:ascii="SimSun" w:hAnsi="SimSun" w:eastAsia="SimSun" w:cs="SimSun"/>
-          <w:sz w:val="24"/>
-          <w:szCs w:val="24"/>
-        </w:rPr>
-      </w:pPr>
-      <w:r>
-        <w:rPr>
-          <w:rFonts w:hint="eastAsia" w:ascii="SimSun" w:hAnsi="SimSun" w:eastAsia="SimSun" w:cs="SimSun"/>
-          <w:sz w:val="24"/>
-          <w:szCs w:val="24"/>
-        </w:rPr>
-        <w:t>Getting priority:</w:t>
-      </w:r>
-    </w:p>
-    <w:p>
-      <w:pPr>
-        <w:rPr>
-          <w:rFonts w:hint="eastAsia" w:ascii="SimSun" w:hAnsi="SimSun" w:eastAsia="SimSun" w:cs="SimSun"/>
-          <w:sz w:val="24"/>
-          <w:szCs w:val="24"/>
-        </w:rPr>
-      </w:pPr>
-      <w:r>
-        <w:rPr>
-          <w:rFonts w:hint="eastAsia" w:ascii="SimSun" w:hAnsi="SimSun" w:eastAsia="SimSun" w:cs="SimSun"/>
-          <w:sz w:val="24"/>
-          <w:szCs w:val="24"/>
-        </w:rPr>
-        <w:t>int p = t.getPriority();</w:t>
-      </w:r>
-    </w:p>
-    <w:p>
-      <w:pPr>
-        <w:rPr>
-          <w:rFonts w:hint="eastAsia" w:ascii="SimSun" w:hAnsi="SimSun" w:eastAsia="SimSun" w:cs="SimSun"/>
-          <w:sz w:val="24"/>
-          <w:szCs w:val="24"/>
-        </w:rPr>
-      </w:pPr>
       <w:bookmarkStart w:id="0" w:name="_GoBack"/>
       <w:bookmarkEnd w:id="0"/>
-    </w:p>
-    <w:p>
-      <w:pPr>
-        <w:rPr>
-          <w:rFonts w:hint="eastAsia" w:ascii="SimSun" w:hAnsi="SimSun" w:eastAsia="SimSun" w:cs="SimSun"/>
-          <w:sz w:val="24"/>
-          <w:szCs w:val="24"/>
-        </w:rPr>
-      </w:pPr>
-      <w:r>
-        <w:rPr>
-          <w:rFonts w:hint="eastAsia" w:ascii="SimSun" w:hAnsi="SimSun" w:eastAsia="SimSun" w:cs="SimSun"/>
-          <w:sz w:val="24"/>
-          <w:szCs w:val="24"/>
-          <w:u w:val="single"/>
-        </w:rPr>
-        <w:t>IMPORTANT:</w:t>
-      </w:r>
-    </w:p>
-    <w:p>
-      <w:pPr>
-        <w:rPr>
-          <w:rFonts w:hint="eastAsia" w:ascii="SimSun" w:hAnsi="SimSun" w:eastAsia="SimSun" w:cs="SimSun"/>
-          <w:sz w:val="24"/>
-          <w:szCs w:val="24"/>
-        </w:rPr>
-      </w:pPr>
-      <w:r>
-        <w:rPr>
-          <w:rFonts w:hint="eastAsia" w:ascii="SimSun" w:hAnsi="SimSun" w:eastAsia="SimSun" w:cs="SimSun"/>
-          <w:sz w:val="24"/>
-          <w:szCs w:val="24"/>
-        </w:rPr>
-        <w:t>Higher priority does NOT guarantee that a thread will execute first.</w:t>
-      </w:r>
-    </w:p>
-    <w:p>
-      <w:pPr>
-        <w:rPr>
-          <w:rFonts w:hint="eastAsia" w:ascii="SimSun" w:hAnsi="SimSun" w:eastAsia="SimSun" w:cs="SimSun"/>
-          <w:sz w:val="24"/>
-          <w:szCs w:val="24"/>
-        </w:rPr>
-      </w:pPr>
-      <w:r>
-        <w:rPr>
-          <w:rFonts w:hint="eastAsia" w:ascii="SimSun" w:hAnsi="SimSun" w:eastAsia="SimSun" w:cs="SimSun"/>
-          <w:sz w:val="24"/>
-          <w:szCs w:val="24"/>
-        </w:rPr>
-        <w:t>It is only a hint to the OS/JVM scheduler about which thread should get preference.</w:t>
-      </w:r>
-    </w:p>
-    <w:p>
-      <w:pPr>
-        <w:rPr>
-          <w:rFonts w:hint="eastAsia" w:ascii="SimSun" w:hAnsi="SimSun" w:eastAsia="SimSun" w:cs="SimSun"/>
-          <w:sz w:val="24"/>
-          <w:szCs w:val="24"/>
-        </w:rPr>
-      </w:pPr>
-    </w:p>
-    <w:p>
-      <w:pPr>
-        <w:rPr>
-          <w:rFonts w:hint="eastAsia" w:ascii="SimSun" w:hAnsi="SimSun" w:eastAsia="SimSun" w:cs="SimSun"/>
-          <w:sz w:val="24"/>
-          <w:szCs w:val="24"/>
-          <w:u w:val="single"/>
-        </w:rPr>
-      </w:pPr>
-      <w:r>
-        <w:rPr>
-          <w:rFonts w:hint="eastAsia" w:ascii="SimSun" w:hAnsi="SimSun" w:eastAsia="SimSun" w:cs="SimSun"/>
-          <w:sz w:val="24"/>
-          <w:szCs w:val="24"/>
-          <w:u w:val="single"/>
-        </w:rPr>
-        <w:t>Example:</w:t>
-      </w:r>
-    </w:p>
-    <w:p>
-      <w:pPr>
-        <w:rPr>
-          <w:rFonts w:hint="eastAsia" w:ascii="SimSun" w:hAnsi="SimSun" w:eastAsia="SimSun" w:cs="SimSun"/>
-          <w:sz w:val="24"/>
-          <w:szCs w:val="24"/>
-        </w:rPr>
-      </w:pPr>
-    </w:p>
-    <w:p>
-      <w:pPr>
-        <w:rPr>
-          <w:rFonts w:hint="eastAsia" w:ascii="SimSun" w:hAnsi="SimSun" w:eastAsia="SimSun" w:cs="SimSun"/>
-          <w:sz w:val="24"/>
-          <w:szCs w:val="24"/>
-        </w:rPr>
-      </w:pPr>
-      <w:r>
-        <w:rPr>
-          <w:rFonts w:hint="eastAsia" w:ascii="SimSun" w:hAnsi="SimSun" w:eastAsia="SimSun" w:cs="SimSun"/>
-          <w:sz w:val="24"/>
-          <w:szCs w:val="24"/>
-        </w:rPr>
-        <w:t>Thread t1 = new Thread(task1);</w:t>
-      </w:r>
-    </w:p>
-    <w:p>
-      <w:pPr>
-        <w:rPr>
-          <w:rFonts w:hint="eastAsia" w:ascii="SimSun" w:hAnsi="SimSun" w:eastAsia="SimSun" w:cs="SimSun"/>
-          <w:sz w:val="24"/>
-          <w:szCs w:val="24"/>
-        </w:rPr>
-      </w:pPr>
-      <w:r>
-        <w:rPr>
-          <w:rFonts w:hint="eastAsia" w:ascii="SimSun" w:hAnsi="SimSun" w:eastAsia="SimSun" w:cs="SimSun"/>
-          <w:sz w:val="24"/>
-          <w:szCs w:val="24"/>
-        </w:rPr>
-        <w:t>Thread t2 = new Thread(task2);</w:t>
-      </w:r>
-    </w:p>
-    <w:p>
-      <w:pPr>
-        <w:rPr>
-          <w:rFonts w:hint="default" w:ascii="SimSun" w:hAnsi="SimSun" w:eastAsia="SimSun" w:cs="SimSun"/>
-          <w:sz w:val="24"/>
-          <w:szCs w:val="24"/>
-          <w:lang w:val="en-US"/>
-        </w:rPr>
-      </w:pPr>
-      <w:r>
-        <w:rPr>
-          <w:rFonts w:hint="eastAsia" w:ascii="SimSun" w:hAnsi="SimSun" w:eastAsia="SimSun" w:cs="SimSun"/>
-          <w:sz w:val="24"/>
-          <w:szCs w:val="24"/>
-        </w:rPr>
-        <w:t>t1.setPriority(10);</w:t>
-      </w:r>
-      <w:r>
-        <w:rPr>
-          <w:rFonts w:hint="default" w:ascii="SimSun" w:hAnsi="SimSun" w:eastAsia="SimSun" w:cs="SimSun"/>
-          <w:sz w:val="24"/>
-          <w:szCs w:val="24"/>
-          <w:lang w:val="en-US"/>
-        </w:rPr>
-        <w:t xml:space="preserve"> //setting priority value</w:t>
-      </w:r>
-    </w:p>
-    <w:p>
-      <w:pPr>
-        <w:rPr>
-          <w:rFonts w:hint="default" w:ascii="SimSun" w:hAnsi="SimSun" w:eastAsia="SimSun" w:cs="SimSun"/>
-          <w:sz w:val="24"/>
-          <w:szCs w:val="24"/>
-          <w:lang w:val="en-US"/>
-        </w:rPr>
-      </w:pPr>
-      <w:r>
-        <w:rPr>
-          <w:rFonts w:hint="eastAsia" w:ascii="SimSun" w:hAnsi="SimSun" w:eastAsia="SimSun" w:cs="SimSun"/>
-          <w:sz w:val="24"/>
-          <w:szCs w:val="24"/>
-        </w:rPr>
-        <w:t>t2.setPriority(1);</w:t>
-      </w:r>
-      <w:r>
-        <w:rPr>
-          <w:rFonts w:hint="default" w:ascii="SimSun" w:hAnsi="SimSun" w:eastAsia="SimSun" w:cs="SimSun"/>
-          <w:sz w:val="24"/>
-          <w:szCs w:val="24"/>
-          <w:lang w:val="en-US"/>
-        </w:rPr>
-        <w:t xml:space="preserve"> //setting priority value</w:t>
-      </w:r>
-    </w:p>
-    <w:p>
-      <w:pPr>
-        <w:rPr>
-          <w:rFonts w:hint="default" w:ascii="SimSun" w:hAnsi="SimSun" w:eastAsia="SimSun" w:cs="SimSun"/>
-          <w:sz w:val="24"/>
-          <w:szCs w:val="24"/>
-          <w:lang w:val="en-US"/>
-        </w:rPr>
-      </w:pPr>
-      <w:r>
-        <w:rPr>
-          <w:rFonts w:hint="eastAsia" w:ascii="SimSun" w:hAnsi="SimSun" w:eastAsia="SimSun" w:cs="SimSun"/>
-          <w:sz w:val="24"/>
-          <w:szCs w:val="24"/>
-        </w:rPr>
-        <w:t>t1.start();</w:t>
-      </w:r>
-      <w:r>
-        <w:rPr>
-          <w:rFonts w:hint="default" w:ascii="SimSun" w:hAnsi="SimSun" w:eastAsia="SimSun" w:cs="SimSun"/>
-          <w:sz w:val="24"/>
-          <w:szCs w:val="24"/>
-          <w:lang w:val="en-US"/>
-        </w:rPr>
-        <w:t xml:space="preserve">  //start t1 task</w:t>
-      </w:r>
-    </w:p>
-    <w:p>
-      <w:pPr>
-        <w:rPr>
-          <w:rFonts w:hint="default" w:ascii="SimSun" w:hAnsi="SimSun" w:eastAsia="SimSun" w:cs="SimSun"/>
-          <w:sz w:val="24"/>
-          <w:szCs w:val="24"/>
-          <w:lang w:val="en-US"/>
-        </w:rPr>
-      </w:pPr>
-      <w:r>
-        <w:rPr>
-          <w:rFonts w:hint="eastAsia" w:ascii="SimSun" w:hAnsi="SimSun" w:eastAsia="SimSun" w:cs="SimSun"/>
-          <w:sz w:val="24"/>
-          <w:szCs w:val="24"/>
-        </w:rPr>
-        <w:t>t2.start();</w:t>
-      </w:r>
-      <w:r>
-        <w:rPr>
-          <w:rFonts w:hint="default" w:ascii="SimSun" w:hAnsi="SimSun" w:eastAsia="SimSun" w:cs="SimSun"/>
-          <w:sz w:val="24"/>
-          <w:szCs w:val="24"/>
-          <w:lang w:val="en-US"/>
-        </w:rPr>
-        <w:t xml:space="preserve">  //start t2 task</w:t>
-      </w:r>
-    </w:p>
-    <w:p>
-      <w:pPr>
-        <w:rPr>
-          <w:rFonts w:hint="eastAsia" w:ascii="SimSun" w:hAnsi="SimSun" w:eastAsia="SimSun" w:cs="SimSun"/>
-          <w:sz w:val="24"/>
-          <w:szCs w:val="24"/>
-        </w:rPr>
-      </w:pPr>
-    </w:p>
-    <w:p>
-      <w:pPr>
-        <w:rPr>
-          <w:rFonts w:hint="eastAsia" w:ascii="SimSun" w:hAnsi="SimSun" w:eastAsia="SimSun" w:cs="SimSun"/>
-          <w:sz w:val="24"/>
-          <w:szCs w:val="24"/>
-        </w:rPr>
-      </w:pPr>
-      <w:r>
-        <w:rPr>
-          <w:rFonts w:hint="eastAsia" w:ascii="SimSun" w:hAnsi="SimSun" w:eastAsia="SimSun" w:cs="SimSun"/>
-          <w:sz w:val="24"/>
-          <w:szCs w:val="24"/>
-        </w:rPr>
-        <w:t>You CANNOT assume that t1 will definitely execute before t2.</w:t>
-      </w:r>
-    </w:p>
-    <w:p>
-      <w:pPr>
-        <w:rPr>
-          <w:rFonts w:hint="eastAsia" w:ascii="SimSun" w:hAnsi="SimSun" w:eastAsia="SimSun" w:cs="SimSun"/>
-          <w:sz w:val="24"/>
-          <w:szCs w:val="24"/>
-        </w:rPr>
-      </w:pPr>
-    </w:p>
-    <w:p>
-      <w:pPr>
-        <w:rPr>
-          <w:rFonts w:hint="eastAsia" w:ascii="SimSun" w:hAnsi="SimSun" w:eastAsia="SimSun" w:cs="SimSun"/>
-          <w:sz w:val="24"/>
-          <w:szCs w:val="24"/>
-        </w:rPr>
-      </w:pPr>
-    </w:p>
-    <w:p>
-      <w:pPr>
-        <w:rPr>
-          <w:rFonts w:hint="eastAsia" w:ascii="SimSun" w:hAnsi="SimSun" w:eastAsia="SimSun" w:cs="SimSun"/>
-          <w:sz w:val="24"/>
-          <w:szCs w:val="24"/>
-        </w:rPr>
-      </w:pPr>
-      <w:r>
-        <w:rPr>
-          <w:rFonts w:hint="eastAsia" w:ascii="SimSun" w:hAnsi="SimSun" w:eastAsia="SimSun" w:cs="SimSun"/>
-          <w:sz w:val="24"/>
-          <w:szCs w:val="24"/>
-          <w:u w:val="single"/>
-        </w:rPr>
-        <w:t>WHY DO WE USE IT?</w:t>
-      </w:r>
-    </w:p>
-    <w:p>
-      <w:pPr>
-        <w:rPr>
-          <w:rFonts w:hint="eastAsia" w:ascii="SimSun" w:hAnsi="SimSun" w:eastAsia="SimSun" w:cs="SimSun"/>
-          <w:sz w:val="24"/>
-          <w:szCs w:val="24"/>
-        </w:rPr>
-      </w:pPr>
-      <w:r>
-        <w:rPr>
-          <w:rFonts w:hint="eastAsia" w:ascii="SimSun" w:hAnsi="SimSun" w:eastAsia="SimSun" w:cs="SimSun"/>
-          <w:sz w:val="24"/>
-          <w:szCs w:val="24"/>
-        </w:rPr>
-        <w:t>To indicate relative importance between threads when scheduling CPU time.</w:t>
-      </w:r>
-    </w:p>
-    <w:p>
-      <w:pPr>
-        <w:rPr>
-          <w:rFonts w:hint="eastAsia" w:ascii="SimSun" w:hAnsi="SimSun" w:eastAsia="SimSun" w:cs="SimSun"/>
-          <w:sz w:val="24"/>
-          <w:szCs w:val="24"/>
-        </w:rPr>
-      </w:pPr>
-      <w:r>
-        <w:rPr>
-          <w:rFonts w:hint="eastAsia" w:ascii="SimSun" w:hAnsi="SimSun" w:eastAsia="SimSun" w:cs="SimSun"/>
-          <w:sz w:val="24"/>
-          <w:szCs w:val="24"/>
-        </w:rPr>
-        <w:t>However, in modern production applications, thread priority is rarely relied upon because its actual behavior depends on the JVM and operating system.</w:t>
-      </w:r>
-    </w:p>
-    <w:p>
-      <w:pPr>
-        <w:rPr>
-          <w:rFonts w:hint="eastAsia" w:ascii="SimSun" w:hAnsi="SimSun" w:eastAsia="SimSun" w:cs="SimSun"/>
-          <w:sz w:val="24"/>
-          <w:szCs w:val="24"/>
-        </w:rPr>
-      </w:pPr>
-    </w:p>
-    <w:p>
-      <w:pPr>
-        <w:rPr>
-          <w:rFonts w:hint="eastAsia" w:ascii="SimSun" w:hAnsi="SimSun" w:eastAsia="SimSun" w:cs="SimSun"/>
-          <w:sz w:val="24"/>
-          <w:szCs w:val="24"/>
-        </w:rPr>
-      </w:pPr>
-    </w:p>
-    <w:p>
-      <w:pPr>
-        <w:rPr>
-          <w:rFonts w:hint="eastAsia" w:ascii="SimSun" w:hAnsi="SimSun" w:eastAsia="SimSun" w:cs="SimSun"/>
-          <w:sz w:val="24"/>
-          <w:szCs w:val="24"/>
-        </w:rPr>
-      </w:pPr>
-      <w:r>
-        <w:rPr>
-          <w:rFonts w:hint="eastAsia" w:ascii="SimSun" w:hAnsi="SimSun" w:eastAsia="SimSun" w:cs="SimSun"/>
-          <w:sz w:val="24"/>
-          <w:szCs w:val="24"/>
-          <w:u w:val="single"/>
-        </w:rPr>
-        <w:t>INTERVIEW POINT:</w:t>
-      </w:r>
-    </w:p>
-    <w:p>
-      <w:pPr>
-        <w:rPr>
-          <w:rFonts w:hint="eastAsia" w:ascii="SimSun" w:hAnsi="SimSun" w:eastAsia="SimSun" w:cs="SimSun"/>
-          <w:sz w:val="24"/>
-          <w:szCs w:val="24"/>
-        </w:rPr>
-      </w:pPr>
-      <w:r>
-        <w:rPr>
-          <w:rFonts w:hint="eastAsia" w:ascii="SimSun" w:hAnsi="SimSun" w:eastAsia="SimSun" w:cs="SimSun"/>
-          <w:sz w:val="24"/>
-          <w:szCs w:val="24"/>
-        </w:rPr>
-        <w:t>Thread priority ranges from 1 to 10, with 5 as the default.</w:t>
-      </w:r>
-    </w:p>
-    <w:p>
-      <w:pPr>
-        <w:rPr>
-          <w:rFonts w:hint="eastAsia" w:ascii="SimSun" w:hAnsi="SimSun" w:eastAsia="SimSun" w:cs="SimSun"/>
-          <w:sz w:val="24"/>
-          <w:szCs w:val="24"/>
-        </w:rPr>
-      </w:pPr>
-      <w:r>
-        <w:rPr>
-          <w:rFonts w:hint="eastAsia" w:ascii="SimSun" w:hAnsi="SimSun" w:eastAsia="SimSun" w:cs="SimSun"/>
-          <w:sz w:val="24"/>
-          <w:szCs w:val="24"/>
-        </w:rPr>
-        <w:t>Higher priority is only a scheduling hint and does NOT guarantee execution order.</w:t>
-      </w:r>
-      <w:r>
-        <w:rPr>
-          <w:rFonts w:hint="eastAsia" w:ascii="SimSun" w:hAnsi="SimSun" w:eastAsia="SimSun" w:cs="SimSun"/>
-          <w:sz w:val="24"/>
-          <w:szCs w:val="24"/>
-        </w:rPr>
-        <w:br w:type="page"/>
-      </w:r>
-    </w:p>
-    <w:p>
-      <w:pPr>
-        <w:rPr>
-          <w:rFonts w:hint="eastAsia" w:ascii="SimSun" w:hAnsi="SimSun" w:eastAsia="SimSun" w:cs="SimSun"/>
-          <w:sz w:val="24"/>
-          <w:szCs w:val="24"/>
-        </w:rPr>
-      </w:pPr>
-    </w:p>
-    <w:p>
-      <w:pPr>
-        <w:pStyle w:val="7"/>
-        <w:keepNext w:val="0"/>
-        <w:keepLines w:val="0"/>
-        <w:widowControl/>
-        <w:suppressLineNumbers w:val="0"/>
-        <w:rPr>
-          <w:rFonts w:hint="default"/>
-        </w:rPr>
-      </w:pPr>
-      <w:r>
-        <w:rPr>
-          <w:rFonts w:hint="default"/>
-          <w:color w:val="0000FF"/>
-          <w:sz w:val="32"/>
-          <w:szCs w:val="32"/>
-        </w:rPr>
-        <w:t>THREAD LIFECYCLE</w:t>
-      </w:r>
-    </w:p>
-    <w:p>
-      <w:pPr>
-        <w:pStyle w:val="7"/>
-        <w:keepNext w:val="0"/>
-        <w:keepLines w:val="0"/>
-        <w:widowControl/>
-        <w:suppressLineNumbers w:val="0"/>
-        <w:rPr>
-          <w:rFonts w:hint="default"/>
-        </w:rPr>
-      </w:pPr>
-      <w:r>
-        <w:rPr>
-          <w:rFonts w:hint="default"/>
-        </w:rPr>
-        <w:t>A Java thread goes through different states during its lifetime.</w:t>
-      </w:r>
-    </w:p>
-    <w:p>
-      <w:pPr>
-        <w:pStyle w:val="7"/>
-        <w:keepNext w:val="0"/>
-        <w:keepLines w:val="0"/>
-        <w:widowControl/>
-        <w:suppressLineNumbers w:val="0"/>
-        <w:rPr>
-          <w:rFonts w:hint="default"/>
-        </w:rPr>
-      </w:pPr>
-      <w:r>
-        <w:rPr>
-          <w:rFonts w:hint="default"/>
-        </w:rPr>
-        <w:t>Java officially defines 6 thread states:</w:t>
-      </w:r>
-    </w:p>
-    <w:p>
-      <w:pPr>
-        <w:pStyle w:val="7"/>
-        <w:keepNext w:val="0"/>
-        <w:keepLines w:val="0"/>
-        <w:widowControl/>
-        <w:suppressLineNumbers w:val="0"/>
-        <w:rPr>
-          <w:rFonts w:hint="default"/>
-        </w:rPr>
-      </w:pPr>
-    </w:p>
-    <w:p>
-      <w:pPr>
-        <w:pStyle w:val="7"/>
-        <w:keepNext w:val="0"/>
-        <w:keepLines w:val="0"/>
-        <w:widowControl/>
-        <w:suppressLineNumbers w:val="0"/>
-        <w:rPr>
-          <w:rFonts w:hint="default"/>
-          <w:b/>
-          <w:bCs/>
-        </w:rPr>
-      </w:pPr>
-      <w:r>
-        <w:rPr>
-          <w:rFonts w:hint="default"/>
-          <w:b/>
-          <w:bCs/>
-        </w:rPr>
-        <w:t>1. NEW</w:t>
-      </w:r>
-    </w:p>
-    <w:p>
-      <w:pPr>
-        <w:pStyle w:val="7"/>
-        <w:keepNext w:val="0"/>
-        <w:keepLines w:val="0"/>
-        <w:widowControl/>
-        <w:suppressLineNumbers w:val="0"/>
-        <w:rPr>
-          <w:rFonts w:hint="default"/>
-        </w:rPr>
-      </w:pPr>
-      <w:r>
-        <w:rPr>
-          <w:rFonts w:hint="default"/>
-        </w:rPr>
-        <w:t xml:space="preserve">   - Thread object is created but start() has not been called.</w:t>
-      </w:r>
-      <w:r>
-        <w:rPr>
-          <w:rFonts w:hint="default"/>
-        </w:rPr>
-        <w:br w:type="textWrapping"/>
-      </w:r>
-    </w:p>
-    <w:p>
-      <w:pPr>
-        <w:pStyle w:val="7"/>
-        <w:keepNext w:val="0"/>
-        <w:keepLines w:val="0"/>
-        <w:widowControl/>
-        <w:suppressLineNumbers w:val="0"/>
-        <w:rPr>
-          <w:rFonts w:hint="default"/>
-        </w:rPr>
-      </w:pPr>
-      <w:r>
-        <w:rPr>
-          <w:rFonts w:hint="default"/>
-        </w:rPr>
-        <w:t xml:space="preserve">   Example:</w:t>
-      </w:r>
-    </w:p>
-    <w:p>
-      <w:pPr>
-        <w:pStyle w:val="7"/>
-        <w:keepNext w:val="0"/>
-        <w:keepLines w:val="0"/>
-        <w:widowControl/>
-        <w:suppressLineNumbers w:val="0"/>
-        <w:rPr>
-          <w:rFonts w:hint="default"/>
-        </w:rPr>
-      </w:pPr>
-      <w:r>
-        <w:rPr>
-          <w:rFonts w:hint="default"/>
-        </w:rPr>
-        <w:t xml:space="preserve">   Thread t = new Thread();</w:t>
-      </w:r>
-    </w:p>
-    <w:p>
-      <w:pPr>
-        <w:pStyle w:val="7"/>
-        <w:keepNext w:val="0"/>
-        <w:keepLines w:val="0"/>
-        <w:widowControl/>
-        <w:suppressLineNumbers w:val="0"/>
-        <w:rPr>
-          <w:rFonts w:hint="default"/>
-        </w:rPr>
-      </w:pPr>
-    </w:p>
-    <w:p>
-      <w:pPr>
-        <w:pStyle w:val="7"/>
-        <w:keepNext w:val="0"/>
-        <w:keepLines w:val="0"/>
-        <w:widowControl/>
-        <w:suppressLineNumbers w:val="0"/>
-        <w:rPr>
-          <w:rFonts w:hint="default"/>
-          <w:b/>
-          <w:bCs/>
-        </w:rPr>
-      </w:pPr>
-      <w:r>
-        <w:rPr>
-          <w:rFonts w:hint="default"/>
-          <w:b/>
-          <w:bCs/>
-        </w:rPr>
-        <w:t>2. RUNNABLE</w:t>
-      </w:r>
-    </w:p>
-    <w:p>
-      <w:pPr>
-        <w:pStyle w:val="7"/>
-        <w:keepNext w:val="0"/>
-        <w:keepLines w:val="0"/>
-        <w:widowControl/>
-        <w:suppressLineNumbers w:val="0"/>
-        <w:rPr>
-          <w:rFonts w:hint="default"/>
-        </w:rPr>
-      </w:pPr>
-      <w:r>
-        <w:rPr>
-          <w:rFonts w:hint="default"/>
-        </w:rPr>
-        <w:t xml:space="preserve">   - start() is called.</w:t>
-      </w:r>
-    </w:p>
-    <w:p>
-      <w:pPr>
-        <w:pStyle w:val="7"/>
-        <w:keepNext w:val="0"/>
-        <w:keepLines w:val="0"/>
-        <w:widowControl/>
-        <w:suppressLineNumbers w:val="0"/>
-        <w:rPr>
-          <w:rFonts w:hint="default"/>
-        </w:rPr>
-      </w:pPr>
-      <w:r>
-        <w:rPr>
-          <w:rFonts w:hint="default"/>
-        </w:rPr>
-        <w:t xml:space="preserve">   - Thread is ready to run or is currently running.</w:t>
-      </w:r>
-      <w:r>
-        <w:rPr>
-          <w:rFonts w:hint="default"/>
-        </w:rPr>
-        <w:br w:type="textWrapping"/>
-      </w:r>
-    </w:p>
-    <w:p>
-      <w:pPr>
-        <w:pStyle w:val="7"/>
-        <w:keepNext w:val="0"/>
-        <w:keepLines w:val="0"/>
-        <w:widowControl/>
-        <w:suppressLineNumbers w:val="0"/>
-        <w:rPr>
-          <w:rFonts w:hint="default"/>
-        </w:rPr>
-      </w:pPr>
-      <w:r>
-        <w:rPr>
-          <w:rFonts w:hint="default"/>
-        </w:rPr>
-        <w:t xml:space="preserve">   Example:</w:t>
-      </w:r>
-    </w:p>
-    <w:p>
-      <w:pPr>
-        <w:pStyle w:val="7"/>
-        <w:keepNext w:val="0"/>
-        <w:keepLines w:val="0"/>
-        <w:widowControl/>
-        <w:suppressLineNumbers w:val="0"/>
-        <w:rPr>
-          <w:rFonts w:hint="default"/>
-        </w:rPr>
-      </w:pPr>
-      <w:r>
-        <w:rPr>
-          <w:rFonts w:hint="default"/>
-        </w:rPr>
-        <w:t xml:space="preserve">   t.start();</w:t>
-      </w:r>
-    </w:p>
-    <w:p>
-      <w:pPr>
-        <w:pStyle w:val="7"/>
-        <w:keepNext w:val="0"/>
-        <w:keepLines w:val="0"/>
-        <w:widowControl/>
-        <w:suppressLineNumbers w:val="0"/>
-        <w:rPr>
-          <w:rFonts w:hint="default"/>
-        </w:rPr>
-      </w:pPr>
-    </w:p>
-    <w:p>
-      <w:pPr>
-        <w:pStyle w:val="7"/>
-        <w:keepNext w:val="0"/>
-        <w:keepLines w:val="0"/>
-        <w:widowControl/>
-        <w:suppressLineNumbers w:val="0"/>
-        <w:rPr>
-          <w:rFonts w:hint="default"/>
-          <w:b/>
-          <w:bCs/>
-        </w:rPr>
-      </w:pPr>
-      <w:r>
-        <w:rPr>
-          <w:rFonts w:hint="default"/>
-          <w:b/>
-          <w:bCs/>
-        </w:rPr>
-        <w:t>3. BLOCKED</w:t>
-      </w:r>
-    </w:p>
-    <w:p>
-      <w:pPr>
-        <w:pStyle w:val="7"/>
-        <w:keepNext w:val="0"/>
-        <w:keepLines w:val="0"/>
-        <w:widowControl/>
-        <w:suppressLineNumbers w:val="0"/>
-        <w:rPr>
-          <w:rFonts w:hint="default"/>
-        </w:rPr>
-      </w:pPr>
-      <w:r>
-        <w:rPr>
-          <w:rFonts w:hint="default"/>
-        </w:rPr>
-        <w:t xml:space="preserve">   - Thread is waiting to acquire a monitor lock.</w:t>
-      </w:r>
-    </w:p>
-    <w:p>
-      <w:pPr>
-        <w:pStyle w:val="7"/>
-        <w:keepNext w:val="0"/>
-        <w:keepLines w:val="0"/>
-        <w:widowControl/>
-        <w:suppressLineNumbers w:val="0"/>
-        <w:rPr>
-          <w:rFonts w:hint="default"/>
-        </w:rPr>
-      </w:pPr>
-      <w:r>
-        <w:rPr>
-          <w:rFonts w:hint="default"/>
-        </w:rPr>
-        <w:t xml:space="preserve">   - Usually occurs when another thread holds a synchronized lock.</w:t>
-      </w:r>
-    </w:p>
-    <w:p>
-      <w:pPr>
-        <w:pStyle w:val="7"/>
-        <w:keepNext w:val="0"/>
-        <w:keepLines w:val="0"/>
-        <w:widowControl/>
-        <w:suppressLineNumbers w:val="0"/>
-        <w:rPr>
-          <w:rFonts w:hint="default"/>
-        </w:rPr>
-      </w:pPr>
-    </w:p>
-    <w:p>
-      <w:pPr>
-        <w:pStyle w:val="7"/>
-        <w:keepNext w:val="0"/>
-        <w:keepLines w:val="0"/>
-        <w:widowControl/>
-        <w:suppressLineNumbers w:val="0"/>
-        <w:rPr>
-          <w:rFonts w:hint="default"/>
-          <w:b/>
-          <w:bCs/>
-        </w:rPr>
-      </w:pPr>
-      <w:r>
-        <w:rPr>
-          <w:rFonts w:hint="default"/>
-          <w:b/>
-          <w:bCs/>
-        </w:rPr>
-        <w:t>4. WAITING</w:t>
-      </w:r>
-    </w:p>
-    <w:p>
-      <w:pPr>
-        <w:pStyle w:val="7"/>
-        <w:keepNext w:val="0"/>
-        <w:keepLines w:val="0"/>
-        <w:widowControl/>
-        <w:suppressLineNumbers w:val="0"/>
-        <w:rPr>
-          <w:rFonts w:hint="default"/>
-        </w:rPr>
-      </w:pPr>
-      <w:r>
-        <w:rPr>
-          <w:rFonts w:hint="default"/>
-        </w:rPr>
-        <w:t xml:space="preserve">   - Thread waits indefinitely for another thread to perform an action.</w:t>
-      </w:r>
-    </w:p>
-    <w:p>
-      <w:pPr>
-        <w:pStyle w:val="7"/>
-        <w:keepNext w:val="0"/>
-        <w:keepLines w:val="0"/>
-        <w:widowControl/>
-        <w:suppressLineNumbers w:val="0"/>
-        <w:rPr>
-          <w:rFonts w:hint="default"/>
-        </w:rPr>
-      </w:pPr>
-    </w:p>
-    <w:p>
-      <w:pPr>
-        <w:pStyle w:val="7"/>
-        <w:keepNext w:val="0"/>
-        <w:keepLines w:val="0"/>
-        <w:widowControl/>
-        <w:suppressLineNumbers w:val="0"/>
-        <w:rPr>
-          <w:rFonts w:hint="default"/>
-        </w:rPr>
-      </w:pPr>
-      <w:r>
-        <w:rPr>
-          <w:rFonts w:hint="default"/>
-        </w:rPr>
-        <w:t xml:space="preserve">   Examples:</w:t>
-      </w:r>
-    </w:p>
-    <w:p>
-      <w:pPr>
-        <w:pStyle w:val="7"/>
-        <w:keepNext w:val="0"/>
-        <w:keepLines w:val="0"/>
-        <w:widowControl/>
-        <w:suppressLineNumbers w:val="0"/>
-        <w:rPr>
-          <w:rFonts w:hint="default"/>
-        </w:rPr>
-      </w:pPr>
-      <w:r>
-        <w:rPr>
-          <w:rFonts w:hint="default"/>
-        </w:rPr>
-        <w:t xml:space="preserve">   wait();</w:t>
-      </w:r>
-    </w:p>
-    <w:p>
-      <w:pPr>
-        <w:pStyle w:val="7"/>
-        <w:keepNext w:val="0"/>
-        <w:keepLines w:val="0"/>
-        <w:widowControl/>
-        <w:suppressLineNumbers w:val="0"/>
-        <w:rPr>
-          <w:rFonts w:hint="default"/>
-        </w:rPr>
-      </w:pPr>
-      <w:r>
-        <w:rPr>
-          <w:rFonts w:hint="default"/>
-        </w:rPr>
-        <w:t xml:space="preserve">   join();</w:t>
-      </w:r>
-    </w:p>
-    <w:p>
-      <w:pPr>
-        <w:pStyle w:val="7"/>
-        <w:keepNext w:val="0"/>
-        <w:keepLines w:val="0"/>
-        <w:widowControl/>
-        <w:suppressLineNumbers w:val="0"/>
-        <w:rPr>
-          <w:rFonts w:hint="default"/>
-        </w:rPr>
-      </w:pPr>
-    </w:p>
-    <w:p>
-      <w:pPr>
-        <w:pStyle w:val="7"/>
-        <w:keepNext w:val="0"/>
-        <w:keepLines w:val="0"/>
-        <w:widowControl/>
-        <w:suppressLineNumbers w:val="0"/>
-        <w:rPr>
-          <w:rFonts w:hint="default"/>
-          <w:b/>
-          <w:bCs/>
-        </w:rPr>
-      </w:pPr>
-      <w:r>
-        <w:rPr>
-          <w:rFonts w:hint="default"/>
-          <w:b/>
-          <w:bCs/>
-        </w:rPr>
-        <w:t>5. TIMED_WAITING</w:t>
-      </w:r>
-    </w:p>
-    <w:p>
-      <w:pPr>
-        <w:pStyle w:val="7"/>
-        <w:keepNext w:val="0"/>
-        <w:keepLines w:val="0"/>
-        <w:widowControl/>
-        <w:suppressLineNumbers w:val="0"/>
-        <w:rPr>
-          <w:rFonts w:hint="default"/>
-        </w:rPr>
-      </w:pPr>
-      <w:r>
-        <w:rPr>
-          <w:rFonts w:hint="default"/>
-        </w:rPr>
-        <w:t xml:space="preserve">   - Thread waits for a specified amount of time.</w:t>
-      </w:r>
-      <w:r>
-        <w:rPr>
-          <w:rFonts w:hint="default"/>
-        </w:rPr>
-        <w:br w:type="textWrapping"/>
-      </w:r>
-    </w:p>
-    <w:p>
-      <w:pPr>
-        <w:pStyle w:val="7"/>
-        <w:keepNext w:val="0"/>
-        <w:keepLines w:val="0"/>
-        <w:widowControl/>
-        <w:suppressLineNumbers w:val="0"/>
-        <w:rPr>
-          <w:rFonts w:hint="default"/>
-        </w:rPr>
-      </w:pPr>
-      <w:r>
-        <w:rPr>
-          <w:rFonts w:hint="default"/>
-        </w:rPr>
-        <w:t xml:space="preserve">   Examples:</w:t>
-      </w:r>
-    </w:p>
-    <w:p>
-      <w:pPr>
-        <w:pStyle w:val="7"/>
-        <w:keepNext w:val="0"/>
-        <w:keepLines w:val="0"/>
-        <w:widowControl/>
-        <w:suppressLineNumbers w:val="0"/>
-        <w:rPr>
-          <w:rFonts w:hint="default"/>
-        </w:rPr>
-      </w:pPr>
-      <w:r>
-        <w:rPr>
-          <w:rFonts w:hint="default"/>
-        </w:rPr>
-        <w:t xml:space="preserve">   sleep(1000);</w:t>
-      </w:r>
-    </w:p>
-    <w:p>
-      <w:pPr>
-        <w:pStyle w:val="7"/>
-        <w:keepNext w:val="0"/>
-        <w:keepLines w:val="0"/>
-        <w:widowControl/>
-        <w:suppressLineNumbers w:val="0"/>
-        <w:rPr>
-          <w:rFonts w:hint="default"/>
-        </w:rPr>
-      </w:pPr>
-      <w:r>
-        <w:rPr>
-          <w:rFonts w:hint="default"/>
-        </w:rPr>
-        <w:t xml:space="preserve">   wait(1000);</w:t>
-      </w:r>
-    </w:p>
-    <w:p>
-      <w:pPr>
-        <w:pStyle w:val="7"/>
-        <w:keepNext w:val="0"/>
-        <w:keepLines w:val="0"/>
-        <w:widowControl/>
-        <w:suppressLineNumbers w:val="0"/>
-        <w:rPr>
-          <w:rFonts w:hint="default"/>
-        </w:rPr>
-      </w:pPr>
-      <w:r>
-        <w:rPr>
-          <w:rFonts w:hint="default"/>
-        </w:rPr>
-        <w:t xml:space="preserve">   join(1000);</w:t>
-      </w:r>
-    </w:p>
-    <w:p>
-      <w:pPr>
-        <w:pStyle w:val="7"/>
-        <w:keepNext w:val="0"/>
-        <w:keepLines w:val="0"/>
-        <w:widowControl/>
-        <w:suppressLineNumbers w:val="0"/>
-        <w:rPr>
-          <w:rFonts w:hint="default"/>
-        </w:rPr>
-      </w:pPr>
-    </w:p>
-    <w:p>
-      <w:pPr>
-        <w:pStyle w:val="7"/>
-        <w:keepNext w:val="0"/>
-        <w:keepLines w:val="0"/>
-        <w:widowControl/>
-        <w:suppressLineNumbers w:val="0"/>
-        <w:rPr>
-          <w:rFonts w:hint="default"/>
-          <w:b/>
-          <w:bCs/>
-        </w:rPr>
-      </w:pPr>
-      <w:r>
-        <w:rPr>
-          <w:rFonts w:hint="default"/>
-          <w:b/>
-          <w:bCs/>
-        </w:rPr>
-        <w:t>6. TERMINATED</w:t>
-      </w:r>
-    </w:p>
-    <w:p>
-      <w:pPr>
-        <w:pStyle w:val="7"/>
-        <w:keepNext w:val="0"/>
-        <w:keepLines w:val="0"/>
-        <w:widowControl/>
-        <w:suppressLineNumbers w:val="0"/>
-        <w:rPr>
-          <w:rFonts w:hint="default"/>
-        </w:rPr>
-      </w:pPr>
-      <w:r>
-        <w:rPr>
-          <w:rFonts w:hint="default"/>
-        </w:rPr>
-        <w:t xml:space="preserve">   - Thread has finished execution.</w:t>
-      </w:r>
-    </w:p>
-    <w:p>
-      <w:pPr>
-        <w:pStyle w:val="7"/>
-        <w:keepNext w:val="0"/>
-        <w:keepLines w:val="0"/>
-        <w:widowControl/>
-        <w:suppressLineNumbers w:val="0"/>
-        <w:rPr>
-          <w:rFonts w:hint="default"/>
-        </w:rPr>
-      </w:pPr>
-      <w:r>
-        <w:rPr>
-          <w:rFonts w:hint="default"/>
-        </w:rPr>
-        <w:t xml:space="preserve">   - Happens when run() completes or an uncaught exception terminates the thread.</w:t>
-      </w:r>
-    </w:p>
-    <w:p>
-      <w:pPr>
-        <w:pStyle w:val="7"/>
-        <w:keepNext w:val="0"/>
-        <w:keepLines w:val="0"/>
-        <w:widowControl/>
-        <w:suppressLineNumbers w:val="0"/>
-        <w:rPr>
-          <w:rFonts w:hint="default"/>
-        </w:rPr>
-      </w:pPr>
-    </w:p>
-    <w:p>
-      <w:pPr>
-        <w:pStyle w:val="7"/>
-        <w:keepNext w:val="0"/>
-        <w:keepLines w:val="0"/>
-        <w:widowControl/>
-        <w:suppressLineNumbers w:val="0"/>
-        <w:rPr>
-          <w:rFonts w:hint="default"/>
-          <w:b/>
-          <w:bCs/>
-        </w:rPr>
-      </w:pPr>
-    </w:p>
-    <w:p>
-      <w:pPr>
-        <w:pStyle w:val="7"/>
-        <w:keepNext w:val="0"/>
-        <w:keepLines w:val="0"/>
-        <w:widowControl/>
-        <w:suppressLineNumbers w:val="0"/>
-        <w:rPr>
-          <w:rFonts w:hint="default"/>
-          <w:b/>
-          <w:bCs/>
-        </w:rPr>
-      </w:pPr>
-      <w:r>
-        <w:rPr>
-          <w:rFonts w:hint="default"/>
-          <w:b/>
-          <w:bCs/>
-        </w:rPr>
-        <w:t>THREAD LIFECYCLE:</w:t>
-      </w:r>
-    </w:p>
-    <w:p>
-      <w:pPr>
-        <w:pStyle w:val="7"/>
-        <w:keepNext w:val="0"/>
-        <w:keepLines w:val="0"/>
-        <w:widowControl/>
-        <w:suppressLineNumbers w:val="0"/>
-        <w:rPr>
-          <w:rFonts w:hint="default"/>
-        </w:rPr>
-      </w:pPr>
-      <w:r>
-        <w:rPr>
-          <w:rFonts w:hint="default"/>
-        </w:rPr>
-        <w:t>NEW</w:t>
-      </w:r>
-    </w:p>
-    <w:p>
-      <w:pPr>
-        <w:pStyle w:val="7"/>
-        <w:keepNext w:val="0"/>
-        <w:keepLines w:val="0"/>
-        <w:widowControl/>
-        <w:suppressLineNumbers w:val="0"/>
-        <w:rPr>
-          <w:rFonts w:hint="default"/>
-        </w:rPr>
-      </w:pPr>
-      <w:r>
-        <w:rPr>
-          <w:rFonts w:hint="default"/>
-        </w:rPr>
-        <w:t xml:space="preserve">  ↓ start()</w:t>
-      </w:r>
-    </w:p>
-    <w:p>
-      <w:pPr>
-        <w:pStyle w:val="7"/>
-        <w:keepNext w:val="0"/>
-        <w:keepLines w:val="0"/>
-        <w:widowControl/>
-        <w:suppressLineNumbers w:val="0"/>
-        <w:rPr>
-          <w:rFonts w:hint="default"/>
-        </w:rPr>
-      </w:pPr>
-      <w:r>
-        <w:rPr>
-          <w:rFonts w:hint="default"/>
-        </w:rPr>
-        <w:t>RUNNABLE</w:t>
-      </w:r>
-    </w:p>
-    <w:p>
-      <w:pPr>
-        <w:pStyle w:val="7"/>
-        <w:keepNext w:val="0"/>
-        <w:keepLines w:val="0"/>
-        <w:widowControl/>
-        <w:suppressLineNumbers w:val="0"/>
-        <w:rPr>
-          <w:rFonts w:hint="default"/>
-        </w:rPr>
-      </w:pPr>
-      <w:r>
-        <w:rPr>
-          <w:rFonts w:hint="default"/>
-        </w:rPr>
-        <w:t xml:space="preserve">  ↓</w:t>
-      </w:r>
-    </w:p>
-    <w:p>
-      <w:pPr>
-        <w:pStyle w:val="7"/>
-        <w:keepNext w:val="0"/>
-        <w:keepLines w:val="0"/>
-        <w:widowControl/>
-        <w:suppressLineNumbers w:val="0"/>
-        <w:rPr>
-          <w:rFonts w:hint="default"/>
-        </w:rPr>
-      </w:pPr>
-      <w:r>
-        <w:rPr>
-          <w:rFonts w:hint="default"/>
-        </w:rPr>
-        <w:t>BLOCKED / WAITING / TIMED_WAITING</w:t>
-      </w:r>
-    </w:p>
-    <w:p>
-      <w:pPr>
-        <w:pStyle w:val="7"/>
-        <w:keepNext w:val="0"/>
-        <w:keepLines w:val="0"/>
-        <w:widowControl/>
-        <w:suppressLineNumbers w:val="0"/>
-        <w:rPr>
-          <w:rFonts w:hint="default"/>
-        </w:rPr>
-      </w:pPr>
-      <w:r>
-        <w:rPr>
-          <w:rFonts w:hint="default"/>
-        </w:rPr>
-        <w:t xml:space="preserve">  ↓</w:t>
-      </w:r>
-    </w:p>
-    <w:p>
-      <w:pPr>
-        <w:pStyle w:val="7"/>
-        <w:keepNext w:val="0"/>
-        <w:keepLines w:val="0"/>
-        <w:widowControl/>
-        <w:suppressLineNumbers w:val="0"/>
-        <w:rPr>
-          <w:rFonts w:hint="default"/>
-        </w:rPr>
-      </w:pPr>
-      <w:r>
-        <w:rPr>
-          <w:rFonts w:hint="default"/>
-        </w:rPr>
-        <w:t>RUNNABLE</w:t>
-      </w:r>
-    </w:p>
-    <w:p>
-      <w:pPr>
-        <w:pStyle w:val="7"/>
-        <w:keepNext w:val="0"/>
-        <w:keepLines w:val="0"/>
-        <w:widowControl/>
-        <w:suppressLineNumbers w:val="0"/>
-        <w:rPr>
-          <w:rFonts w:hint="default"/>
-        </w:rPr>
-      </w:pPr>
-      <w:r>
-        <w:rPr>
-          <w:rFonts w:hint="default"/>
-        </w:rPr>
-        <w:t xml:space="preserve">  ↓</w:t>
-      </w:r>
-    </w:p>
-    <w:p>
-      <w:pPr>
-        <w:pStyle w:val="7"/>
-        <w:keepNext w:val="0"/>
-        <w:keepLines w:val="0"/>
-        <w:widowControl/>
-        <w:suppressLineNumbers w:val="0"/>
-        <w:rPr>
-          <w:rFonts w:hint="default"/>
-        </w:rPr>
-      </w:pPr>
-      <w:r>
-        <w:rPr>
-          <w:rFonts w:hint="default"/>
-        </w:rPr>
-        <w:t>TERMINATED</w:t>
-      </w:r>
-    </w:p>
-    <w:p>
-      <w:pPr>
-        <w:pStyle w:val="7"/>
-        <w:keepNext w:val="0"/>
-        <w:keepLines w:val="0"/>
-        <w:widowControl/>
-        <w:suppressLineNumbers w:val="0"/>
-        <w:rPr>
-          <w:rFonts w:hint="default"/>
-        </w:rPr>
-      </w:pPr>
-    </w:p>
-    <w:p>
-      <w:pPr>
-        <w:pStyle w:val="7"/>
-        <w:keepNext w:val="0"/>
-        <w:keepLines w:val="0"/>
-        <w:widowControl/>
-        <w:suppressLineNumbers w:val="0"/>
-        <w:rPr>
-          <w:rFonts w:hint="default"/>
-        </w:rPr>
-      </w:pPr>
-    </w:p>
-    <w:p>
-      <w:pPr>
-        <w:pStyle w:val="7"/>
-        <w:keepNext w:val="0"/>
-        <w:keepLines w:val="0"/>
-        <w:widowControl/>
-        <w:suppressLineNumbers w:val="0"/>
-        <w:rPr>
-          <w:rFonts w:hint="default"/>
-        </w:rPr>
-      </w:pPr>
-      <w:r>
-        <w:rPr>
-          <w:rFonts w:hint="default"/>
-        </w:rPr>
-        <w:t>Note:</w:t>
-      </w:r>
-    </w:p>
-    <w:p>
-      <w:pPr>
-        <w:pStyle w:val="7"/>
-        <w:keepNext w:val="0"/>
-        <w:keepLines w:val="0"/>
-        <w:widowControl/>
-        <w:suppressLineNumbers w:val="0"/>
-        <w:rPr>
-          <w:rFonts w:hint="default"/>
-        </w:rPr>
-      </w:pPr>
-      <w:r>
-        <w:rPr>
-          <w:rFonts w:hint="default"/>
-        </w:rPr>
-        <w:t>RUNNING is NOT a separate state in Java's Thread.State.</w:t>
-      </w:r>
-    </w:p>
-    <w:p>
-      <w:pPr>
-        <w:pStyle w:val="7"/>
-        <w:keepNext w:val="0"/>
-        <w:keepLines w:val="0"/>
-        <w:widowControl/>
-        <w:suppressLineNumbers w:val="0"/>
-        <w:rPr>
-          <w:rFonts w:hint="default"/>
-        </w:rPr>
-      </w:pPr>
-      <w:r>
-        <w:rPr>
-          <w:rFonts w:hint="default"/>
-        </w:rPr>
-        <w:t>A running thread is considered part of the RUNNABLE state.</w:t>
-      </w:r>
-    </w:p>
-    <w:p>
-      <w:pPr>
-        <w:rPr>
-          <w:rFonts w:hint="default"/>
-        </w:rPr>
-      </w:pPr>
-      <w:r>
-        <w:rPr>
-          <w:rFonts w:hint="default"/>
-        </w:rPr>
-        <w:br w:type="page"/>
-      </w:r>
-    </w:p>
-    <w:p>
-      <w:pPr>
-        <w:pStyle w:val="7"/>
-        <w:keepNext w:val="0"/>
-        <w:keepLines w:val="0"/>
-        <w:widowControl/>
-        <w:suppressLineNumbers w:val="0"/>
-        <w:rPr>
-          <w:rFonts w:hint="default"/>
-        </w:rPr>
-      </w:pPr>
-      <w:r>
-        <w:rPr>
-          <w:rFonts w:hint="default"/>
-        </w:rPr>
-        <w:br w:type="textWrapping"/>
-      </w:r>
-      <w:r>
-        <w:rPr>
-          <w:rFonts w:hint="default"/>
-          <w:color w:val="0000FF"/>
-          <w:sz w:val="36"/>
-          <w:szCs w:val="36"/>
-        </w:rPr>
-        <w:t>JOIN()</w:t>
-      </w:r>
-    </w:p>
-    <w:p>
-      <w:pPr>
-        <w:pStyle w:val="7"/>
-        <w:keepNext w:val="0"/>
-        <w:keepLines w:val="0"/>
-        <w:widowControl/>
-        <w:suppressLineNumbers w:val="0"/>
-        <w:rPr>
-          <w:rFonts w:hint="default"/>
-          <w:u w:val="single"/>
-        </w:rPr>
-      </w:pPr>
-      <w:r>
-        <w:rPr>
-          <w:rFonts w:hint="default"/>
-          <w:u w:val="single"/>
-        </w:rPr>
-        <w:t>Definition:</w:t>
-      </w:r>
-    </w:p>
-    <w:p>
-      <w:pPr>
-        <w:pStyle w:val="7"/>
-        <w:keepNext w:val="0"/>
-        <w:keepLines w:val="0"/>
-        <w:widowControl/>
-        <w:suppressLineNumbers w:val="0"/>
-        <w:rPr>
-          <w:rFonts w:hint="default"/>
-        </w:rPr>
-      </w:pPr>
-      <w:r>
-        <w:rPr>
-          <w:rFonts w:hint="default"/>
-        </w:rPr>
-        <w:t>join() is used when one thread needs to WAIT for another thread to finish its execution.</w:t>
-      </w:r>
-    </w:p>
-    <w:p>
-      <w:pPr>
-        <w:pStyle w:val="7"/>
-        <w:keepNext w:val="0"/>
-        <w:keepLines w:val="0"/>
-        <w:widowControl/>
-        <w:suppressLineNumbers w:val="0"/>
-        <w:rPr>
-          <w:rFonts w:hint="default"/>
-        </w:rPr>
-      </w:pPr>
-    </w:p>
-    <w:p>
-      <w:pPr>
-        <w:pStyle w:val="7"/>
-        <w:keepNext w:val="0"/>
-        <w:keepLines w:val="0"/>
-        <w:widowControl/>
-        <w:suppressLineNumbers w:val="0"/>
-        <w:rPr>
-          <w:rFonts w:hint="default"/>
-          <w:u w:val="single"/>
-        </w:rPr>
-      </w:pPr>
-      <w:r>
-        <w:rPr>
-          <w:rFonts w:hint="default"/>
-          <w:u w:val="single"/>
-        </w:rPr>
-        <w:t>Syntax:</w:t>
-      </w:r>
-    </w:p>
-    <w:p>
-      <w:pPr>
-        <w:pStyle w:val="7"/>
-        <w:keepNext w:val="0"/>
-        <w:keepLines w:val="0"/>
-        <w:widowControl/>
-        <w:suppressLineNumbers w:val="0"/>
-        <w:rPr>
-          <w:rFonts w:hint="default"/>
-        </w:rPr>
-      </w:pPr>
-      <w:r>
-        <w:rPr>
-          <w:rFonts w:hint="default"/>
-        </w:rPr>
-        <w:t>thread.join();</w:t>
-      </w:r>
-    </w:p>
-    <w:p>
-      <w:pPr>
-        <w:pStyle w:val="7"/>
-        <w:keepNext w:val="0"/>
-        <w:keepLines w:val="0"/>
-        <w:widowControl/>
-        <w:suppressLineNumbers w:val="0"/>
-        <w:rPr>
-          <w:rFonts w:hint="default"/>
-        </w:rPr>
-      </w:pPr>
-    </w:p>
-    <w:p>
-      <w:pPr>
-        <w:pStyle w:val="7"/>
-        <w:keepNext w:val="0"/>
-        <w:keepLines w:val="0"/>
-        <w:widowControl/>
-        <w:suppressLineNumbers w:val="0"/>
-        <w:rPr>
-          <w:rFonts w:hint="default"/>
-          <w:u w:val="single"/>
-        </w:rPr>
-      </w:pPr>
-      <w:r>
-        <w:rPr>
-          <w:rFonts w:hint="default"/>
-          <w:u w:val="single"/>
-        </w:rPr>
-        <w:t>Example:</w:t>
-      </w:r>
-    </w:p>
-    <w:p>
-      <w:pPr>
-        <w:pStyle w:val="7"/>
-        <w:keepNext w:val="0"/>
-        <w:keepLines w:val="0"/>
-        <w:widowControl/>
-        <w:suppressLineNumbers w:val="0"/>
-        <w:rPr>
-          <w:rFonts w:hint="default"/>
-        </w:rPr>
-      </w:pPr>
-      <w:r>
-        <w:rPr>
-          <w:rFonts w:hint="default"/>
-        </w:rPr>
-        <w:t>Thread t1 = new Thread(() -&gt; {</w:t>
-      </w:r>
-    </w:p>
-    <w:p>
-      <w:pPr>
-        <w:pStyle w:val="7"/>
-        <w:keepNext w:val="0"/>
-        <w:keepLines w:val="0"/>
-        <w:widowControl/>
-        <w:suppressLineNumbers w:val="0"/>
-        <w:rPr>
-          <w:rFonts w:hint="default"/>
-        </w:rPr>
-      </w:pPr>
-      <w:r>
-        <w:rPr>
-          <w:rFonts w:hint="default"/>
-        </w:rPr>
-        <w:t xml:space="preserve">    // some task</w:t>
-      </w:r>
-    </w:p>
-    <w:p>
-      <w:pPr>
-        <w:pStyle w:val="7"/>
-        <w:keepNext w:val="0"/>
-        <w:keepLines w:val="0"/>
-        <w:widowControl/>
-        <w:suppressLineNumbers w:val="0"/>
-        <w:rPr>
-          <w:rFonts w:hint="default"/>
-        </w:rPr>
-      </w:pPr>
-      <w:r>
-        <w:rPr>
-          <w:rFonts w:hint="default"/>
-        </w:rPr>
-        <w:t>});</w:t>
-      </w:r>
-    </w:p>
-    <w:p>
-      <w:pPr>
-        <w:pStyle w:val="7"/>
-        <w:keepNext w:val="0"/>
-        <w:keepLines w:val="0"/>
-        <w:widowControl/>
-        <w:suppressLineNumbers w:val="0"/>
-        <w:rPr>
-          <w:rFonts w:hint="default"/>
-        </w:rPr>
-      </w:pPr>
-      <w:r>
-        <w:rPr>
-          <w:rFonts w:hint="default"/>
-        </w:rPr>
-        <w:t>t1.start();</w:t>
-      </w:r>
-    </w:p>
-    <w:p>
-      <w:pPr>
-        <w:pStyle w:val="7"/>
-        <w:keepNext w:val="0"/>
-        <w:keepLines w:val="0"/>
-        <w:widowControl/>
-        <w:suppressLineNumbers w:val="0"/>
-        <w:rPr>
-          <w:rFonts w:hint="default"/>
-        </w:rPr>
-      </w:pPr>
-      <w:r>
-        <w:rPr>
-          <w:rFonts w:hint="default"/>
-        </w:rPr>
-        <w:t>t1.join();</w:t>
-      </w:r>
-    </w:p>
-    <w:p>
-      <w:pPr>
-        <w:pStyle w:val="7"/>
-        <w:keepNext w:val="0"/>
-        <w:keepLines w:val="0"/>
-        <w:widowControl/>
-        <w:suppressLineNumbers w:val="0"/>
-        <w:rPr>
-          <w:rFonts w:hint="default"/>
-        </w:rPr>
-      </w:pPr>
-      <w:r>
-        <w:rPr>
-          <w:rFonts w:hint="default"/>
-        </w:rPr>
-        <w:t>// This code executes only after t1 finishes.</w:t>
-      </w:r>
-    </w:p>
-    <w:p>
-      <w:pPr>
-        <w:pStyle w:val="7"/>
-        <w:keepNext w:val="0"/>
-        <w:keepLines w:val="0"/>
-        <w:widowControl/>
-        <w:suppressLineNumbers w:val="0"/>
-        <w:rPr>
-          <w:rFonts w:hint="default"/>
-          <w:u w:val="single"/>
-        </w:rPr>
-      </w:pPr>
-    </w:p>
-    <w:p>
-      <w:pPr>
-        <w:pStyle w:val="7"/>
-        <w:keepNext w:val="0"/>
-        <w:keepLines w:val="0"/>
-        <w:widowControl/>
-        <w:suppressLineNumbers w:val="0"/>
-        <w:rPr>
-          <w:rFonts w:hint="default"/>
-          <w:u w:val="single"/>
-        </w:rPr>
-      </w:pPr>
-      <w:r>
-        <w:rPr>
-          <w:rFonts w:hint="default"/>
-          <w:u w:val="single"/>
-        </w:rPr>
-        <w:t>WHY DO WE USE join()?</w:t>
-      </w:r>
-    </w:p>
-    <w:p>
-      <w:pPr>
-        <w:pStyle w:val="7"/>
-        <w:keepNext w:val="0"/>
-        <w:keepLines w:val="0"/>
-        <w:widowControl/>
-        <w:suppressLineNumbers w:val="0"/>
-        <w:rPr>
-          <w:rFonts w:hint="default"/>
-          <w:u w:val="single"/>
-        </w:rPr>
-      </w:pPr>
-      <w:r>
-        <w:rPr>
-          <w:rFonts w:hint="default"/>
-          <w:u w:val="single"/>
-        </w:rPr>
-        <w:t>Without join():</w:t>
-      </w:r>
-    </w:p>
-    <w:p>
-      <w:pPr>
-        <w:pStyle w:val="7"/>
-        <w:keepNext w:val="0"/>
-        <w:keepLines w:val="0"/>
-        <w:widowControl/>
-        <w:suppressLineNumbers w:val="0"/>
-        <w:rPr>
-          <w:rFonts w:hint="default"/>
-        </w:rPr>
-      </w:pPr>
-      <w:r>
-        <w:rPr>
-          <w:rFonts w:hint="default"/>
-        </w:rPr>
-        <w:t xml:space="preserve">    Main Thread → starts t1</w:t>
-      </w:r>
-    </w:p>
-    <w:p>
-      <w:pPr>
-        <w:pStyle w:val="7"/>
-        <w:keepNext w:val="0"/>
-        <w:keepLines w:val="0"/>
-        <w:widowControl/>
-        <w:suppressLineNumbers w:val="0"/>
-        <w:rPr>
-          <w:rFonts w:hint="default"/>
-        </w:rPr>
-      </w:pPr>
-      <w:r>
-        <w:rPr>
-          <w:rFonts w:hint="default"/>
-        </w:rPr>
-        <w:t xml:space="preserve">    Main Thread → continues immediately</w:t>
-      </w:r>
-    </w:p>
-    <w:p>
-      <w:pPr>
-        <w:pStyle w:val="7"/>
-        <w:keepNext w:val="0"/>
-        <w:keepLines w:val="0"/>
-        <w:widowControl/>
-        <w:suppressLineNumbers w:val="0"/>
-        <w:rPr>
-          <w:rFonts w:hint="default"/>
-        </w:rPr>
-      </w:pPr>
-      <w:r>
-        <w:rPr>
-          <w:rFonts w:hint="default"/>
-        </w:rPr>
-        <w:t xml:space="preserve">    t1 → runs independently</w:t>
-      </w:r>
-    </w:p>
-    <w:p>
-      <w:pPr>
-        <w:pStyle w:val="7"/>
-        <w:keepNext w:val="0"/>
-        <w:keepLines w:val="0"/>
-        <w:widowControl/>
-        <w:suppressLineNumbers w:val="0"/>
-        <w:rPr>
-          <w:rFonts w:hint="default"/>
-          <w:u w:val="single"/>
-        </w:rPr>
-      </w:pPr>
-    </w:p>
-    <w:p>
-      <w:pPr>
-        <w:pStyle w:val="7"/>
-        <w:keepNext w:val="0"/>
-        <w:keepLines w:val="0"/>
-        <w:widowControl/>
-        <w:suppressLineNumbers w:val="0"/>
-        <w:rPr>
-          <w:rFonts w:hint="default"/>
-          <w:u w:val="single"/>
-        </w:rPr>
-      </w:pPr>
-      <w:r>
-        <w:rPr>
-          <w:rFonts w:hint="default"/>
-          <w:u w:val="single"/>
-        </w:rPr>
-        <w:t>With join():</w:t>
-      </w:r>
-    </w:p>
-    <w:p>
-      <w:pPr>
-        <w:pStyle w:val="7"/>
-        <w:keepNext w:val="0"/>
-        <w:keepLines w:val="0"/>
-        <w:widowControl/>
-        <w:suppressLineNumbers w:val="0"/>
-        <w:rPr>
-          <w:rFonts w:hint="default"/>
-        </w:rPr>
-      </w:pPr>
-      <w:r>
-        <w:rPr>
-          <w:rFonts w:hint="default"/>
-        </w:rPr>
-        <w:t xml:space="preserve">    Main Thread → starts t1</w:t>
-      </w:r>
-    </w:p>
-    <w:p>
-      <w:pPr>
-        <w:pStyle w:val="7"/>
-        <w:keepNext w:val="0"/>
-        <w:keepLines w:val="0"/>
-        <w:widowControl/>
-        <w:suppressLineNumbers w:val="0"/>
-        <w:rPr>
-          <w:rFonts w:hint="default"/>
-        </w:rPr>
-      </w:pPr>
-      <w:r>
-        <w:rPr>
-          <w:rFonts w:hint="default"/>
-        </w:rPr>
-        <w:t xml:space="preserve">    Main Thread → WAITS</w:t>
-      </w:r>
-    </w:p>
-    <w:p>
-      <w:pPr>
-        <w:pStyle w:val="7"/>
-        <w:keepNext w:val="0"/>
-        <w:keepLines w:val="0"/>
-        <w:widowControl/>
-        <w:suppressLineNumbers w:val="0"/>
-        <w:rPr>
-          <w:rFonts w:hint="default"/>
-        </w:rPr>
-      </w:pPr>
-      <w:r>
-        <w:rPr>
-          <w:rFonts w:hint="default"/>
-        </w:rPr>
-        <w:t xml:space="preserve">    t1 → finishes</w:t>
-      </w:r>
-    </w:p>
-    <w:p>
-      <w:pPr>
-        <w:pStyle w:val="7"/>
-        <w:keepNext w:val="0"/>
-        <w:keepLines w:val="0"/>
-        <w:widowControl/>
-        <w:suppressLineNumbers w:val="0"/>
-        <w:rPr>
-          <w:rFonts w:hint="default"/>
-        </w:rPr>
-      </w:pPr>
-      <w:r>
-        <w:rPr>
-          <w:rFonts w:hint="default"/>
-        </w:rPr>
-        <w:t xml:space="preserve">    Main Thread → continues</w:t>
-      </w:r>
-    </w:p>
-    <w:p>
-      <w:pPr>
-        <w:pStyle w:val="7"/>
-        <w:keepNext w:val="0"/>
-        <w:keepLines w:val="0"/>
-        <w:widowControl/>
-        <w:suppressLineNumbers w:val="0"/>
-        <w:rPr>
-          <w:rFonts w:hint="default"/>
-        </w:rPr>
-      </w:pPr>
-    </w:p>
-    <w:p>
-      <w:pPr>
-        <w:pStyle w:val="7"/>
-        <w:keepNext w:val="0"/>
-        <w:keepLines w:val="0"/>
-        <w:widowControl/>
-        <w:suppressLineNumbers w:val="0"/>
-        <w:rPr>
-          <w:rFonts w:hint="default"/>
-        </w:rPr>
-      </w:pPr>
-    </w:p>
-    <w:p>
-      <w:pPr>
-        <w:pStyle w:val="7"/>
-        <w:keepNext w:val="0"/>
-        <w:keepLines w:val="0"/>
-        <w:widowControl/>
-        <w:suppressLineNumbers w:val="0"/>
-        <w:rPr>
-          <w:rFonts w:hint="default"/>
-          <w:u w:val="single"/>
-        </w:rPr>
-      </w:pPr>
-      <w:r>
-        <w:rPr>
-          <w:rFonts w:hint="default"/>
-          <w:u w:val="single"/>
-        </w:rPr>
-        <w:t>IMPORTANT:</w:t>
-      </w:r>
-    </w:p>
-    <w:p>
-      <w:pPr>
-        <w:pStyle w:val="7"/>
-        <w:keepNext w:val="0"/>
-        <w:keepLines w:val="0"/>
-        <w:widowControl/>
-        <w:suppressLineNumbers w:val="0"/>
-        <w:rPr>
-          <w:rFonts w:hint="default"/>
-        </w:rPr>
-      </w:pPr>
-      <w:r>
-        <w:rPr>
-          <w:rFonts w:hint="default"/>
-        </w:rPr>
-        <w:t>join() makes the CURRENT thread wait.</w:t>
-      </w:r>
-    </w:p>
-    <w:p>
-      <w:pPr>
-        <w:pStyle w:val="7"/>
-        <w:keepNext w:val="0"/>
-        <w:keepLines w:val="0"/>
-        <w:widowControl/>
-        <w:suppressLineNumbers w:val="0"/>
-        <w:rPr>
-          <w:rFonts w:hint="default"/>
-        </w:rPr>
-      </w:pPr>
-      <w:r>
-        <w:rPr>
-          <w:rFonts w:hint="default"/>
-        </w:rPr>
-        <w:t>If main() calls:</w:t>
-      </w:r>
-    </w:p>
-    <w:p>
-      <w:pPr>
-        <w:pStyle w:val="7"/>
-        <w:keepNext w:val="0"/>
-        <w:keepLines w:val="0"/>
-        <w:widowControl/>
-        <w:suppressLineNumbers w:val="0"/>
-        <w:rPr>
-          <w:rFonts w:hint="default"/>
-        </w:rPr>
-      </w:pPr>
-      <w:r>
-        <w:rPr>
-          <w:rFonts w:hint="default"/>
-        </w:rPr>
-        <w:t>t1.join();</w:t>
-      </w:r>
-    </w:p>
-    <w:p>
-      <w:pPr>
-        <w:pStyle w:val="7"/>
-        <w:keepNext w:val="0"/>
-        <w:keepLines w:val="0"/>
-        <w:widowControl/>
-        <w:suppressLineNumbers w:val="0"/>
-        <w:rPr>
-          <w:rFonts w:hint="default"/>
-        </w:rPr>
-      </w:pPr>
-      <w:r>
-        <w:rPr>
-          <w:rFonts w:hint="default"/>
-        </w:rPr>
-        <w:t>then the main thread waits for t1 to finish.</w:t>
-      </w:r>
-    </w:p>
-    <w:p>
-      <w:pPr>
-        <w:pStyle w:val="7"/>
-        <w:keepNext w:val="0"/>
-        <w:keepLines w:val="0"/>
-        <w:widowControl/>
-        <w:suppressLineNumbers w:val="0"/>
-        <w:rPr>
-          <w:rFonts w:hint="default"/>
-        </w:rPr>
-      </w:pPr>
-    </w:p>
-    <w:p>
-      <w:pPr>
-        <w:pStyle w:val="7"/>
-        <w:keepNext w:val="0"/>
-        <w:keepLines w:val="0"/>
-        <w:widowControl/>
-        <w:suppressLineNumbers w:val="0"/>
-        <w:rPr>
-          <w:rFonts w:hint="default"/>
-        </w:rPr>
-      </w:pPr>
-      <w:r>
-        <w:rPr>
-          <w:rFonts w:hint="default"/>
-        </w:rPr>
-        <w:t>WHERE IS IT USED IN DEVELOPMENT?</w:t>
-      </w:r>
-    </w:p>
-    <w:p>
-      <w:pPr>
-        <w:pStyle w:val="7"/>
-        <w:keepNext w:val="0"/>
-        <w:keepLines w:val="0"/>
-        <w:widowControl/>
-        <w:suppressLineNumbers w:val="0"/>
-        <w:rPr>
-          <w:rFonts w:hint="default"/>
-        </w:rPr>
-      </w:pPr>
-      <w:r>
-        <w:rPr>
-          <w:rFonts w:hint="default"/>
-        </w:rPr>
-        <w:t>Used when one task depends on another thread completing first.</w:t>
-      </w:r>
-    </w:p>
-    <w:p>
-      <w:pPr>
-        <w:pStyle w:val="7"/>
-        <w:keepNext w:val="0"/>
-        <w:keepLines w:val="0"/>
-        <w:widowControl/>
-        <w:suppressLineNumbers w:val="0"/>
-        <w:rPr>
-          <w:rFonts w:hint="default"/>
-        </w:rPr>
-      </w:pPr>
-    </w:p>
-    <w:p>
-      <w:pPr>
-        <w:pStyle w:val="7"/>
-        <w:keepNext w:val="0"/>
-        <w:keepLines w:val="0"/>
-        <w:widowControl/>
-        <w:suppressLineNumbers w:val="0"/>
-        <w:rPr>
-          <w:rFonts w:hint="default"/>
-        </w:rPr>
-      </w:pPr>
-      <w:r>
-        <w:rPr>
-          <w:rFonts w:hint="default"/>
-        </w:rPr>
-        <w:t>Example:</w:t>
-      </w:r>
-    </w:p>
-    <w:p>
-      <w:pPr>
-        <w:pStyle w:val="7"/>
-        <w:keepNext w:val="0"/>
-        <w:keepLines w:val="0"/>
-        <w:widowControl/>
-        <w:suppressLineNumbers w:val="0"/>
-        <w:rPr>
-          <w:rFonts w:hint="default"/>
-        </w:rPr>
-      </w:pPr>
-      <w:r>
-        <w:rPr>
-          <w:rFonts w:hint="default"/>
-        </w:rPr>
-        <w:t>- Start a background calculation</w:t>
-      </w:r>
-    </w:p>
-    <w:p>
-      <w:pPr>
-        <w:pStyle w:val="7"/>
-        <w:keepNext w:val="0"/>
-        <w:keepLines w:val="0"/>
-        <w:widowControl/>
-        <w:suppressLineNumbers w:val="0"/>
-        <w:rPr>
-          <w:rFonts w:hint="default"/>
-        </w:rPr>
-      </w:pPr>
-      <w:r>
-        <w:rPr>
-          <w:rFonts w:hint="default"/>
-        </w:rPr>
-        <w:t>- Wait for it to finish</w:t>
-      </w:r>
-    </w:p>
-    <w:p>
-      <w:pPr>
-        <w:pStyle w:val="7"/>
-        <w:keepNext w:val="0"/>
-        <w:keepLines w:val="0"/>
-        <w:widowControl/>
-        <w:suppressLineNumbers w:val="0"/>
-        <w:rPr>
-          <w:rFonts w:hint="default"/>
-        </w:rPr>
-      </w:pPr>
-      <w:r>
-        <w:rPr>
-          <w:rFonts w:hint="default"/>
-        </w:rPr>
-        <w:t>- Use its result in the next step</w:t>
-      </w:r>
-    </w:p>
-    <w:p>
-      <w:pPr>
-        <w:pStyle w:val="7"/>
-        <w:keepNext w:val="0"/>
-        <w:keepLines w:val="0"/>
-        <w:widowControl/>
-        <w:suppressLineNumbers w:val="0"/>
-        <w:rPr>
-          <w:rFonts w:hint="default"/>
-        </w:rPr>
-      </w:pPr>
-    </w:p>
-    <w:p>
-      <w:pPr>
-        <w:pStyle w:val="7"/>
-        <w:keepNext w:val="0"/>
-        <w:keepLines w:val="0"/>
-        <w:widowControl/>
-        <w:suppressLineNumbers w:val="0"/>
-        <w:rPr>
-          <w:rFonts w:hint="default"/>
-        </w:rPr>
-      </w:pPr>
-      <w:r>
-        <w:rPr>
-          <w:rFonts w:hint="default"/>
-        </w:rPr>
-        <w:t>It is useful when you need a specific execution order between threads.</w:t>
-      </w:r>
-    </w:p>
-    <w:p>
-      <w:pPr>
-        <w:pStyle w:val="7"/>
-        <w:keepNext w:val="0"/>
-        <w:keepLines w:val="0"/>
-        <w:widowControl/>
-        <w:suppressLineNumbers w:val="0"/>
-        <w:rPr>
-          <w:rFonts w:hint="default"/>
-          <w:u w:val="single"/>
-        </w:rPr>
-      </w:pPr>
-      <w:r>
-        <w:rPr>
-          <w:rFonts w:hint="default"/>
-          <w:u w:val="single"/>
-        </w:rPr>
-        <w:t>In modern production code, ExecutorService, Future, and CompletableFuture are often preferred for coordinating tasks, but join() is still important for basic thread coordination and interviews.</w:t>
-      </w:r>
-    </w:p>
-    <w:p>
-      <w:pPr>
-        <w:pStyle w:val="7"/>
-        <w:keepNext w:val="0"/>
-        <w:keepLines w:val="0"/>
-        <w:widowControl/>
-        <w:suppressLineNumbers w:val="0"/>
-        <w:rPr>
-          <w:rFonts w:hint="default"/>
-        </w:rPr>
-      </w:pPr>
-    </w:p>
-    <w:p>
-      <w:pPr>
-        <w:pStyle w:val="7"/>
-        <w:keepNext w:val="0"/>
-        <w:keepLines w:val="0"/>
-        <w:widowControl/>
-        <w:suppressLineNumbers w:val="0"/>
-        <w:rPr>
-          <w:rFonts w:hint="default"/>
-        </w:rPr>
-      </w:pPr>
-    </w:p>
-    <w:p>
-      <w:pPr>
-        <w:pStyle w:val="7"/>
-        <w:keepNext w:val="0"/>
-        <w:keepLines w:val="0"/>
-        <w:widowControl/>
-        <w:suppressLineNumbers w:val="0"/>
-        <w:rPr>
-          <w:rFonts w:hint="default"/>
-          <w:u w:val="single"/>
-        </w:rPr>
-      </w:pPr>
-      <w:r>
-        <w:rPr>
-          <w:rFonts w:hint="default"/>
-          <w:u w:val="single"/>
-        </w:rPr>
-        <w:t>INTERVIEW POINT:</w:t>
-      </w:r>
-    </w:p>
-    <w:p>
-      <w:pPr>
-        <w:pStyle w:val="7"/>
-        <w:keepNext w:val="0"/>
-        <w:keepLines w:val="0"/>
-        <w:widowControl/>
-        <w:suppressLineNumbers w:val="0"/>
-        <w:rPr>
-          <w:rFonts w:hint="default"/>
-        </w:rPr>
-      </w:pPr>
-      <w:r>
-        <w:rPr>
-          <w:rFonts w:hint="default"/>
-        </w:rPr>
-        <w:t>join() causes the calling thread to wait until the specified thread terminates.</w:t>
-      </w:r>
-    </w:p>
-    <w:p>
-      <w:pPr>
-        <w:rPr>
-          <w:rFonts w:hint="default"/>
-          <w:lang w:val="en-US"/>
-        </w:rPr>
-      </w:pPr>
     </w:p>
     <w:sectPr>
       <w:pgSz w:w="11906" w:h="16838"/>
@@ -9534,155 +6194,6 @@
     </w:lvl>
   </w:abstractNum>
   <w:abstractNum w:abstractNumId="3">
-    <w:nsid w:val="56A41AB7"/>
-    <w:multiLevelType w:val="multilevel"/>
-    <w:tmpl w:val="56A41AB7"/>
-    <w:lvl w:ilvl="0" w:tentative="0">
-      <w:start w:val="1"/>
-      <w:numFmt w:val="bullet"/>
-      <w:lvlText w:val=""/>
-      <w:lvlJc w:val="left"/>
-      <w:pPr>
-        <w:tabs>
-          <w:tab w:val="left" w:pos="720"/>
-        </w:tabs>
-        <w:ind w:left="720" w:hanging="360"/>
-      </w:pPr>
-      <w:rPr>
-        <w:rFonts w:ascii="Symbol" w:hAnsi="Symbol" w:cs="Symbol"/>
-        <w:sz w:val="20"/>
-      </w:rPr>
-    </w:lvl>
-    <w:lvl w:ilvl="1" w:tentative="0">
-      <w:start w:val="1"/>
-      <w:numFmt w:val="bullet"/>
-      <w:lvlText w:val="o"/>
-      <w:lvlJc w:val="left"/>
-      <w:pPr>
-        <w:tabs>
-          <w:tab w:val="left" w:pos="1440"/>
-        </w:tabs>
-        <w:ind w:left="1440" w:hanging="360"/>
-      </w:pPr>
-      <w:rPr>
-        <w:rFonts w:ascii="Courier New" w:hAnsi="Courier New" w:cs="Courier New"/>
-        <w:sz w:val="20"/>
-      </w:rPr>
-    </w:lvl>
-    <w:lvl w:ilvl="2" w:tentative="0">
-      <w:start w:val="1"/>
-      <w:numFmt w:val="bullet"/>
-      <w:lvlText w:val=""/>
-      <w:lvlJc w:val="left"/>
-      <w:pPr>
-        <w:tabs>
-          <w:tab w:val="left" w:pos="2160"/>
-        </w:tabs>
-        <w:ind w:left="2160" w:hanging="360"/>
-      </w:pPr>
-      <w:rPr>
-        <w:rFonts w:ascii="Wingdings" w:hAnsi="Wingdings" w:cs="Wingdings"/>
-        <w:sz w:val="20"/>
-      </w:rPr>
-    </w:lvl>
-    <w:lvl w:ilvl="3" w:tentative="0">
-      <w:start w:val="1"/>
-      <w:numFmt w:val="bullet"/>
-      <w:lvlText w:val=""/>
-      <w:lvlJc w:val="left"/>
-      <w:pPr>
-        <w:tabs>
-          <w:tab w:val="left" w:pos="2880"/>
-        </w:tabs>
-        <w:ind w:left="2880" w:hanging="360"/>
-      </w:pPr>
-      <w:rPr>
-        <w:rFonts w:hint="default" w:ascii="Wingdings" w:hAnsi="Wingdings" w:cs="Wingdings"/>
-        <w:sz w:val="20"/>
-      </w:rPr>
-    </w:lvl>
-    <w:lvl w:ilvl="4" w:tentative="0">
-      <w:start w:val="1"/>
-      <w:numFmt w:val="bullet"/>
-      <w:lvlText w:val=""/>
-      <w:lvlJc w:val="left"/>
-      <w:pPr>
-        <w:tabs>
-          <w:tab w:val="left" w:pos="3600"/>
-        </w:tabs>
-        <w:ind w:left="3600" w:hanging="360"/>
-      </w:pPr>
-      <w:rPr>
-        <w:rFonts w:hint="default" w:ascii="Wingdings" w:hAnsi="Wingdings" w:cs="Wingdings"/>
-        <w:sz w:val="20"/>
-      </w:rPr>
-    </w:lvl>
-    <w:lvl w:ilvl="5" w:tentative="0">
-      <w:start w:val="1"/>
-      <w:numFmt w:val="bullet"/>
-      <w:lvlText w:val=""/>
-      <w:lvlJc w:val="left"/>
-      <w:pPr>
-        <w:tabs>
-          <w:tab w:val="left" w:pos="4320"/>
-        </w:tabs>
-        <w:ind w:left="4320" w:hanging="360"/>
-      </w:pPr>
-      <w:rPr>
-        <w:rFonts w:hint="default" w:ascii="Wingdings" w:hAnsi="Wingdings" w:cs="Wingdings"/>
-        <w:sz w:val="20"/>
-      </w:rPr>
-    </w:lvl>
-    <w:lvl w:ilvl="6" w:tentative="0">
-      <w:start w:val="1"/>
-      <w:numFmt w:val="bullet"/>
-      <w:lvlText w:val=""/>
-      <w:lvlJc w:val="left"/>
-      <w:pPr>
-        <w:tabs>
-          <w:tab w:val="left" w:pos="5040"/>
-        </w:tabs>
-        <w:ind w:left="5040" w:hanging="360"/>
-      </w:pPr>
-      <w:rPr>
-        <w:rFonts w:hint="default" w:ascii="Wingdings" w:hAnsi="Wingdings" w:cs="Wingdings"/>
-        <w:sz w:val="20"/>
-      </w:rPr>
-    </w:lvl>
-    <w:lvl w:ilvl="7" w:tentative="0">
-      <w:start w:val="1"/>
-      <w:numFmt w:val="bullet"/>
-      <w:lvlText w:val=""/>
-      <w:lvlJc w:val="left"/>
-      <w:pPr>
-        <w:tabs>
-          <w:tab w:val="left" w:pos="5760"/>
-        </w:tabs>
-        <w:ind w:left="5760" w:hanging="360"/>
-      </w:pPr>
-      <w:rPr>
-        <w:rFonts w:hint="default" w:ascii="Wingdings" w:hAnsi="Wingdings" w:cs="Wingdings"/>
-        <w:sz w:val="20"/>
-      </w:rPr>
-    </w:lvl>
-    <w:lvl w:ilvl="8" w:tentative="0">
-      <w:start w:val="1"/>
-      <w:numFmt w:val="bullet"/>
-      <w:lvlText w:val=""/>
-      <w:lvlJc w:val="left"/>
-      <w:pPr>
-        <w:tabs>
-          <w:tab w:val="left" w:pos="6480"/>
-        </w:tabs>
-        <w:ind w:left="6480" w:hanging="360"/>
-      </w:pPr>
-      <w:rPr>
-        <w:rFonts w:hint="default" w:ascii="Wingdings" w:hAnsi="Wingdings" w:cs="Wingdings"/>
-        <w:sz w:val="20"/>
-      </w:rPr>
-    </w:lvl>
-  </w:abstractNum>
-  <w:abstractNum w:abstractNumId="4">
     <w:nsid w:val="6F606939"/>
     <w:multiLevelType w:val="multilevel"/>
     <w:tmpl w:val="6F606939"/>
@@ -9841,9 +6352,6 @@
     <w:abstractNumId w:val="1"/>
   </w:num>
   <w:num w:numId="4">
-    <w:abstractNumId w:val="4"/>
-  </w:num>
-  <w:num w:numId="5">
     <w:abstractNumId w:val="3"/>
   </w:num>
 </w:numbering>
